--- a/PP-salygos/templates/sutartys/PASLAUGOS_LTEN_SS.docx
+++ b/PP-salygos/templates/sutartys/PASLAUGOS_LTEN_SS.docx
@@ -264,7 +264,7 @@
                 <w:szCs w:val="24"/>
                 <w:lang w:val="en-GB"/>
               </w:rPr>
-              <w:t xml:space="preserve">Special Terms and Conditions of the Contract for the Purchase and Sale of Services</w:t>
+              <w:t xml:space="preserve">Special Terms and Conditions of the Contract for the Purchase of Services</w:t>
             </w:r>
           </w:p>
         </w:tc>
@@ -704,7 +704,7 @@
                 <w:szCs w:val="24"/>
                 <w:lang w:val="en-GB"/>
               </w:rPr>
-              <w:t xml:space="preserve">1.1.2. Legal entity code</w:t>
+              <w:t xml:space="preserve">1.1.2. Legal entity registration number</w:t>
             </w:r>
           </w:p>
           <w:p>
@@ -880,7 +880,7 @@
                 <w:szCs w:val="24"/>
                 <w:lang w:val="en-GB"/>
               </w:rPr>
-              <w:t xml:space="preserve">1.1.4. VAT registration number</w:t>
+              <w:t xml:space="preserve">1.1.4. VAT identification number</w:t>
             </w:r>
           </w:p>
           <w:p>
@@ -954,7 +954,7 @@
                 <w:szCs w:val="24"/>
                 <w:lang w:val="en-GB"/>
               </w:rPr>
-              <w:t xml:space="preserve">1.1.5. Settlement account</w:t>
+              <w:t xml:space="preserve">1.1.5. Current account</w:t>
             </w:r>
           </w:p>
           <w:p>
@@ -1190,7 +1190,7 @@
                 <w:szCs w:val="24"/>
                 <w:lang w:val="en-GB"/>
               </w:rPr>
-              <w:t xml:space="preserve">1.1.8. Email</w:t>
+              <w:t xml:space="preserve">1.1.8. E-mail</w:t>
             </w:r>
           </w:p>
           <w:p>
@@ -1257,7 +1257,7 @@
                 <w:szCs w:val="24"/>
                 <w:lang w:val="en-GB"/>
               </w:rPr>
-              <w:t xml:space="preserve">1.1.9. Party Representative</w:t>
+              <w:t xml:space="preserve">1.1.9. Representative of the Party</w:t>
             </w:r>
           </w:p>
           <w:p>
@@ -1486,7 +1486,7 @@
                 <w:szCs w:val="24"/>
                 <w:lang w:val="en-GB"/>
               </w:rPr>
-              <w:t xml:space="preserve">(if the Supplier is a natural person, the sections are amended accordingly.</w:t>
+              <w:t xml:space="preserve">(if the Supplier is a natural person, the sections shall be adjusted accordingly;</w:t>
             </w:r>
           </w:p>
           <w:p>
@@ -1504,7 +1504,7 @@
                 <w:szCs w:val="24"/>
                 <w:lang w:val="en-GB"/>
               </w:rPr>
-              <w:t xml:space="preserve">If the Supplier is a group of suppliers, the sections shall be completed by including the details of each member of the group)</w:t>
+              <w:t xml:space="preserve">if the Supplier is a group of suppliers, the sections shall be completed by inserting the information of each member of the group)</w:t>
             </w:r>
           </w:p>
           <w:p>
@@ -1564,7 +1564,7 @@
                 <w:szCs w:val="24"/>
                 <w:lang w:val="en-GB"/>
               </w:rPr>
-              <w:t xml:space="preserve">1.2.1. Name</w:t>
+              <w:t xml:space="preserve">1.1.1. Name</w:t>
             </w:r>
           </w:p>
           <w:p>
@@ -1623,7 +1623,7 @@
                 <w:szCs w:val="24"/>
                 <w:lang w:val="en-GB"/>
               </w:rPr>
-              <w:t xml:space="preserve">1.2.2. Legal entity code</w:t>
+              <w:t xml:space="preserve">1.2.2. Legal entity registration number</w:t>
             </w:r>
           </w:p>
           <w:p>
@@ -1682,7 +1682,7 @@
                 <w:szCs w:val="24"/>
                 <w:lang w:val="en-GB"/>
               </w:rPr>
-              <w:t xml:space="preserve">1.2.3. Address</w:t>
+              <w:t xml:space="preserve">1.1.3. Address</w:t>
             </w:r>
           </w:p>
           <w:p>
@@ -1741,7 +1741,7 @@
                 <w:szCs w:val="24"/>
                 <w:lang w:val="en-GB"/>
               </w:rPr>
-              <w:t xml:space="preserve">1.2.4. VAT registration number</w:t>
+              <w:t xml:space="preserve">1.2.4. VAT identification number</w:t>
             </w:r>
           </w:p>
           <w:p>
@@ -1800,7 +1800,7 @@
                 <w:szCs w:val="24"/>
                 <w:lang w:val="en-GB"/>
               </w:rPr>
-              <w:t xml:space="preserve">1.2.5. Settlement account</w:t>
+              <w:t xml:space="preserve">1.2.5. Current account</w:t>
             </w:r>
           </w:p>
           <w:p>
@@ -1859,7 +1859,7 @@
                 <w:szCs w:val="24"/>
                 <w:lang w:val="en-GB"/>
               </w:rPr>
-              <w:t xml:space="preserve">1.2.6. Bank, bank code</w:t>
+              <w:t xml:space="preserve">1.1.6. Bank, bank code</w:t>
             </w:r>
           </w:p>
           <w:p>
@@ -1918,7 +1918,7 @@
                 <w:szCs w:val="24"/>
                 <w:lang w:val="en-GB"/>
               </w:rPr>
-              <w:t xml:space="preserve">1.2.7. Telephone</w:t>
+              <w:t xml:space="preserve">1.1.7. Telephone</w:t>
             </w:r>
           </w:p>
           <w:p>
@@ -1977,7 +1977,7 @@
                 <w:szCs w:val="24"/>
                 <w:lang w:val="en-GB"/>
               </w:rPr>
-              <w:t xml:space="preserve">1.2.8. Email</w:t>
+              <w:t xml:space="preserve">1.2.8. E-mail</w:t>
             </w:r>
           </w:p>
           <w:p>
@@ -2036,7 +2036,7 @@
                 <w:szCs w:val="24"/>
                 <w:lang w:val="en-GB"/>
               </w:rPr>
-              <w:t xml:space="preserve">1.2.9. Party Representative</w:t>
+              <w:t xml:space="preserve">1.2.9. Representative of the Party</w:t>
             </w:r>
           </w:p>
           <w:p>
@@ -2095,7 +2095,7 @@
                 <w:szCs w:val="24"/>
                 <w:lang w:val="en-GB"/>
               </w:rPr>
-              <w:t xml:space="preserve">1.2.10. Grounds for representation</w:t>
+              <w:t xml:space="preserve">1.1.10. Grounds for representation</w:t>
             </w:r>
           </w:p>
           <w:p>
@@ -2214,7 +2214,7 @@
                 <w:szCs w:val="24"/>
                 <w:lang w:val="en-GB"/>
               </w:rPr>
-              <w:t xml:space="preserve">2.1. The Buyer’s contact persons responsible for the performance of the Contract, the acceptance of Services and the acceptance of invoices via the SABIS information system</w:t>
+              <w:t xml:space="preserve">2.1. The Buyer’s contact person(s) responsible for the performance of the Contract, the acceptance of the Services and the acceptance of Invoices through the information system SABIS</w:t>
             </w:r>
           </w:p>
         </w:tc>
@@ -2261,7 +2261,7 @@
                 <w:szCs w:val="24"/>
                 <w:lang w:val="en-GB"/>
               </w:rPr>
-              <w:t xml:space="preserve">(specify unit/department, title, name, tel., email)</w:t>
+              <w:t xml:space="preserve">(specify the unit/division, position, name and surname, telephone number and e-mail address)</w:t>
             </w:r>
           </w:p>
         </w:tc>
@@ -2308,7 +2308,7 @@
                 <w:szCs w:val="24"/>
                 <w:lang w:val="en-GB"/>
               </w:rPr>
-              <w:t xml:space="preserve">2.2. The Supplier’s contact persons responsible for the performance of the Contract</w:t>
+              <w:t xml:space="preserve">2.2. The Supplier’s contact person(s) responsible for the performance of the Contract</w:t>
             </w:r>
           </w:p>
         </w:tc>
@@ -2355,7 +2355,7 @@
                 <w:szCs w:val="24"/>
                 <w:lang w:val="en-GB"/>
               </w:rPr>
-              <w:t xml:space="preserve">(specify unit/department, title, name, tel., email)</w:t>
+              <w:t xml:space="preserve">(specify the unit/division, position, name and surname, telephone number and e-mail address)</w:t>
             </w:r>
           </w:p>
         </w:tc>
@@ -2405,7 +2405,7 @@
                 <w:szCs w:val="24"/>
                 <w:lang w:val="en-GB"/>
               </w:rPr>
-              <w:t xml:space="preserve">3. SUBJECT MATTER OF THE CONTRACT</w:t>
+              <w:t xml:space="preserve">3. SUBJECT-MATTER OF THE CONTRACT</w:t>
             </w:r>
           </w:p>
         </w:tc>
@@ -2452,7 +2452,7 @@
                 <w:szCs w:val="24"/>
                 <w:lang w:val="en-GB"/>
               </w:rPr>
-              <w:t xml:space="preserve">3.1. Subject matter of the Contract</w:t>
+              <w:t xml:space="preserve">3.1. Subject-matter of the Contract</w:t>
             </w:r>
           </w:p>
         </w:tc>
@@ -2605,24 +2605,7 @@
                 <w:szCs w:val="24"/>
                 <w:lang w:val="en-GB"/>
               </w:rPr>
-              <w:t xml:space="preserve">3.1.1. The Supplier undertakes to </w:t>
-            </w:r>
-            <w:r>
-              <w:rPr>
-                <w:kern w:val="2"/>
-                <w:szCs w:val="24"/>
-                <w:highlight w:val="yellow"/>
-                <w:lang w:val="en-GB"/>
-              </w:rPr>
-              <w:t xml:space="preserve">provide</w:t>
-            </w:r>
-            <w:r>
-              <w:rPr>
-                <w:kern w:val="2"/>
-                <w:szCs w:val="24"/>
-                <w:lang w:val="en-GB"/>
-              </w:rPr>
-              <w:t xml:space="preserve"> the Services and the goods related to them to the Buyer on the terms and conditions set out in the Contract (hereinafter referred to as the Services).</w:t>
+              <w:t xml:space="preserve">3.1.1. The Supplier undertakes to provide to the Buyer, on the terms and conditions set out in the Contract, the Services and the goods related to them (hereinafter referred to as the “Services”).</w:t>
             </w:r>
           </w:p>
           <w:p>
@@ -2640,7 +2623,7 @@
                 <w:szCs w:val="24"/>
                 <w:lang w:val="en-GB"/>
               </w:rPr>
-              <w:t xml:space="preserve">3.1.2. The detailed description of the Services and other requirements for the Services to be provided are set out in Annex 1 “Technical Specification” (hereinafter referred to as the Technical Specification) and in Annex 3 “Tender” to the Contract.</w:t>
+              <w:t xml:space="preserve">3.1.2. The detailed description of the Services and other requirements for the Services to be provided are set out in Annex 1 “Technical Specification” to the Contract (hereinafter referred to as the “Technical Specification”) and in Annex 3 “Tender” to the Contract.</w:t>
             </w:r>
           </w:p>
         </w:tc>
@@ -2832,7 +2815,7 @@
                 <w:comboBox>
                   <w:listItem w:value="Choose an item."/>
                   <w:listItem w:displayText="The clause does not apply." w:value="The clause does not apply."/>
-                  <w:listItem w:displayText="European Union co-financed project No [_], title [_]." w:value="European Union co-financed project No [_], title [_]."/>
+                  <w:listItem w:displayText="Project No [_] co-financed from European Union funds, title [_]." w:value="Project No [_] co-financed from European Union funds, title [_]."/>
                 </w:comboBox>
               </w:sdtPr>
               <w:sdtContent>
@@ -2918,7 +2901,7 @@
                 <w:szCs w:val="24"/>
                 <w:lang w:val="en-GB"/>
               </w:rPr>
-              <w:t xml:space="preserve">4. TERMS FOR THE PROVISION OF SERVICES AND THE PROCEDURE FOR THE HANDOVER AND ACCEPTANCE OF SERVICES</w:t>
+              <w:t xml:space="preserve">4. TIME LIMITS FOR THE PROVISION OF THE SERVICES AND PROCEDURE FOR HANDOVER AND ACCEPTANCE OF THE SERVICES</w:t>
             </w:r>
           </w:p>
         </w:tc>
@@ -3015,7 +2998,7 @@
                 <w:szCs w:val="24"/>
                 <w:lang w:val="en-GB"/>
               </w:rPr>
-              <w:t xml:space="preserve">4.1. Services provision term </w:t>
+              <w:t xml:space="preserve">4.1. Time limit for the provision of the Services</w:t>
             </w:r>
           </w:p>
           <w:p>
@@ -3260,9 +3243,9 @@
                 <w:showingPlcHdr/>
                 <w:dropDownList>
                   <w:listItem w:value="Choose an item."/>
-                  <w:listItem w:displayText="The Supplier undertakes to provide the Services, from the date of entry into force of the Contract, no later than within " w:value="The Supplier undertakes to provide the Services, from the date of entry into force of the Contract, no later than within "/>
-                  <w:listItem w:displayText="The Supplier undertakes to provide the Services, from the date of submission of the order, no later than within " w:value="The Supplier undertakes to provide the Services, from the date of submission of the order, no later than within "/>
-                  <w:listItem w:displayText="The Supplier undertakes to provide the Services within the time limits and under the conditions set out in the Technical Specification." w:value="The Supplier undertakes to provide the Services within the time limits and under the conditions set out in the Technical Specification."/>
+                  <w:listItem w:displayText="The Supplier undertakes to provide the Services within the following period from the date of entry into force of the Contract:" w:value="The Supplier undertakes to provide the Services within the following period from the date of entry into force of the Contract:"/>
+                  <w:listItem w:displayText="The Supplier undertakes to provide the Services within the following period from the date of placement of the Order:" w:value="The Supplier undertakes to provide the Services within the following period from the date of placement of the Order:"/>
+                  <w:listItem w:displayText="The Supplier undertakes to provide the Services within the time limits and on the terms and conditions set out in the Technical Specification." w:value="The Supplier undertakes to provide the Services within the time limits and on the terms and conditions set out in the Technical Specification."/>
                 </w:dropDownList>
               </w:sdtPr>
               <w:sdtContent>
@@ -3277,14 +3260,6 @@
                 </w:r>
               </w:sdtContent>
             </w:sdt>
-            <w:r>
-              <w:rPr>
-                <w:kern w:val="2"/>
-                <w:szCs w:val="24"/>
-                <w:lang w:val="en-GB"/>
-              </w:rPr>
-              <w:t xml:space="preserve"> </w:t>
-            </w:r>
             <w:r>
               <w:rPr>
                 <w:color w:val="4472C4"/>
@@ -3352,7 +3327,7 @@
                 <w:szCs w:val="24"/>
                 <w:lang w:val="en-GB"/>
               </w:rPr>
-              <w:t xml:space="preserve">Total term for provision of Services: </w:t>
+              <w:t xml:space="preserve">Total period for the provision of the Services: </w:t>
             </w:r>
             <w:r>
               <w:rPr>
@@ -3451,7 +3426,7 @@
                 <w:szCs w:val="24"/>
                 <w:lang w:val="en-GB"/>
               </w:rPr>
-              <w:t xml:space="preserve">4.2. Extension of the deadline for the provision of the Services / part thereof / stage / period</w:t>
+              <w:t xml:space="preserve">4.2. Extension of the time limit for the provision of the Services / part / stage / period thereof</w:t>
             </w:r>
           </w:p>
         </w:tc>
@@ -3936,142 +3911,142 @@
                 <w:szCs w:val="24"/>
                 <w:lang w:val="en-GB"/>
               </w:rPr>
-              <w:t xml:space="preserve">4.2.1. The provision term of the Services (or part thereof) may be extended under the following circumstances:</w:t>
-            </w:r>
-          </w:p>
-          <w:p>
-            <w:pPr>
-              <w:jc w:val="both"/>
-              <w:rPr>
-                <w:kern w:val="2"/>
-                <w:szCs w:val="24"/>
-              </w:rPr>
-            </w:pPr>
-            <w:r>
-              <w:rPr>
-                <w:kern w:val="2"/>
-                <w:szCs w:val="24"/>
-                <w:lang w:val="en-GB"/>
-              </w:rPr>
-              <w:t xml:space="preserve">4.2.1.1. Adverse weather conditions that make it impossible to provide the Services or the goods related to them, such as heavy rainfall, floods, dense fog, squalls, heavy snow, blizzards, or similar. This provision applies only to the part of the Services of which quality, provision, and/or delivery of related goods are dependent on natural conditions.</w:t>
-            </w:r>
-          </w:p>
-          <w:p>
-            <w:pPr>
-              <w:jc w:val="both"/>
-              <w:rPr>
-                <w:kern w:val="2"/>
-                <w:szCs w:val="24"/>
-              </w:rPr>
-            </w:pPr>
-            <w:r>
-              <w:rPr>
-                <w:kern w:val="2"/>
-                <w:szCs w:val="24"/>
-                <w:lang w:val="en-GB"/>
-              </w:rPr>
-              <w:t xml:space="preserve">4.2.1.2. Actions or omissions by the Buyer that prevent the Supplier from properly and timely fulfilling its obligations under the Contract, including the Buyer's delay in appointing specialists responsible for fulfilling the obligations stipulated in the Contract, or failure to perform or improper performance of other obligations assumed by the Buyer under the Contract.</w:t>
-            </w:r>
-          </w:p>
-          <w:p>
-            <w:pPr>
-              <w:jc w:val="both"/>
-              <w:rPr>
-                <w:kern w:val="2"/>
-                <w:szCs w:val="24"/>
-              </w:rPr>
-            </w:pPr>
-            <w:r>
-              <w:rPr>
-                <w:kern w:val="2"/>
-                <w:szCs w:val="24"/>
-                <w:lang w:val="en-GB"/>
-              </w:rPr>
-              <w:t xml:space="preserve">4.2.1.3. Failure by any state or municipal institution, agency, or organization, or any other entity entrusted with functions by law, to perform within the specified (or reasonable) timeframe.</w:t>
-            </w:r>
-          </w:p>
-          <w:p>
-            <w:pPr>
-              <w:jc w:val="both"/>
-              <w:rPr>
-                <w:kern w:val="2"/>
-                <w:szCs w:val="24"/>
-              </w:rPr>
-            </w:pPr>
-            <w:r>
-              <w:rPr>
-                <w:kern w:val="2"/>
-                <w:szCs w:val="24"/>
-                <w:lang w:val="en-GB"/>
-              </w:rPr>
-              <w:t xml:space="preserve">4.2.1.4. Prolonged procurement procedures, due to which it becomes impossible or overly difficult to start and/or complete the provision of Services within the specified timeframe.</w:t>
-            </w:r>
-          </w:p>
-          <w:p>
-            <w:pPr>
-              <w:jc w:val="both"/>
-              <w:rPr>
-                <w:kern w:val="2"/>
-                <w:szCs w:val="24"/>
-              </w:rPr>
-            </w:pPr>
-            <w:r>
-              <w:rPr>
-                <w:kern w:val="2"/>
-                <w:szCs w:val="24"/>
-                <w:lang w:val="en-GB"/>
-              </w:rPr>
-              <w:t xml:space="preserve">4.2.1.5. Delays, obstacles, or disruptions that are beyond the Supplier’s control, for which the Supplier is not responsible, and that are caused by or attributed to third parties (e.g., improper performance of another contract by the Buyer, which directly affects the Supplier's execution of the Contract).</w:t>
-            </w:r>
-          </w:p>
-          <w:p>
-            <w:pPr>
-              <w:jc w:val="both"/>
-              <w:rPr>
-                <w:kern w:val="2"/>
-                <w:szCs w:val="24"/>
-              </w:rPr>
-            </w:pPr>
-            <w:r>
-              <w:rPr>
-                <w:kern w:val="2"/>
-                <w:szCs w:val="24"/>
-                <w:lang w:val="en-GB"/>
-              </w:rPr>
-              <w:t xml:space="preserve">4.2.1.6. Instructions given by the Buyer to the Supplier that are outside the scope of the Contract, affecting the deadlines for the Supplier's contractual obligations.</w:t>
-            </w:r>
-          </w:p>
-          <w:p>
-            <w:pPr>
-              <w:jc w:val="both"/>
-              <w:rPr>
-                <w:kern w:val="2"/>
-                <w:szCs w:val="24"/>
-              </w:rPr>
-            </w:pPr>
-            <w:r>
-              <w:rPr>
-                <w:kern w:val="2"/>
-                <w:szCs w:val="24"/>
-                <w:lang w:val="en-GB"/>
-              </w:rPr>
-              <w:t xml:space="preserve">4.2.2. The Party seeking to extend the provision term of the Services (or part thereof) must submit a written request to the other Party, providing evidence of the existence of the aforementioned circumstances.</w:t>
-            </w:r>
-          </w:p>
-          <w:p>
-            <w:pPr>
-              <w:jc w:val="both"/>
-              <w:rPr>
-                <w:szCs w:val="24"/>
-              </w:rPr>
-            </w:pPr>
-            <w:r>
-              <w:rPr>
-                <w:kern w:val="2"/>
-                <w:szCs w:val="24"/>
-                <w:lang w:val="en-GB"/>
-              </w:rPr>
-              <w:t xml:space="preserve">4.2.3. If both Parties agree that the provided evidence is sufficient and valid, the provision term of the Services (or part thereof) may be extended only for the duration of the mentioned circumstances.</w:t>
+              <w:t xml:space="preserve">4.2.1. The time limit for the provision of the Services (or part thereof) may be extended in the following circumstances:</w:t>
+            </w:r>
+          </w:p>
+          <w:p>
+            <w:pPr>
+              <w:jc w:val="both"/>
+              <w:rPr>
+                <w:kern w:val="2"/>
+                <w:szCs w:val="24"/>
+              </w:rPr>
+            </w:pPr>
+            <w:r>
+              <w:rPr>
+                <w:kern w:val="2"/>
+                <w:szCs w:val="24"/>
+                <w:lang w:val="en-GB"/>
+              </w:rPr>
+              <w:t xml:space="preserve">4.2.1.1. adverse weather conditions which make it impossible to provide the Services or the related goods, such as heavy rain, floods, dense fog, squalls, heavy snowfall, blizzards or similar. This option shall apply only to the part of the Services whose quality, provision and/or delivery of the related goods depends on natural conditions;</w:t>
+            </w:r>
+          </w:p>
+          <w:p>
+            <w:pPr>
+              <w:jc w:val="both"/>
+              <w:rPr>
+                <w:kern w:val="2"/>
+                <w:szCs w:val="24"/>
+              </w:rPr>
+            </w:pPr>
+            <w:r>
+              <w:rPr>
+                <w:kern w:val="2"/>
+                <w:szCs w:val="24"/>
+                <w:lang w:val="en-GB"/>
+              </w:rPr>
+              <w:t xml:space="preserve">4.2.1.2. acts or omissions of the Buyer which prevent the Supplier from performing its obligations under the Contract properly and on time, including the Buyer’s delay in appointing the specialists responsible for the performance of the obligations provided for in the Contract and the non-performance or improper performance of other obligations assumed by the Buyer under the Contract;</w:t>
+            </w:r>
+          </w:p>
+          <w:p>
+            <w:pPr>
+              <w:jc w:val="both"/>
+              <w:rPr>
+                <w:kern w:val="2"/>
+                <w:szCs w:val="24"/>
+              </w:rPr>
+            </w:pPr>
+            <w:r>
+              <w:rPr>
+                <w:kern w:val="2"/>
+                <w:szCs w:val="24"/>
+                <w:lang w:val="en-GB"/>
+              </w:rPr>
+              <w:t xml:space="preserve">4.2.1.3. failure by any state or municipal institution, body or organisation, or any other entity, to perform within the set (or a reasonable) time limit the functions assigned to it by legal acts;</w:t>
+            </w:r>
+          </w:p>
+          <w:p>
+            <w:pPr>
+              <w:jc w:val="both"/>
+              <w:rPr>
+                <w:kern w:val="2"/>
+                <w:szCs w:val="24"/>
+              </w:rPr>
+            </w:pPr>
+            <w:r>
+              <w:rPr>
+                <w:kern w:val="2"/>
+                <w:szCs w:val="24"/>
+                <w:lang w:val="en-GB"/>
+              </w:rPr>
+              <w:t xml:space="preserve">4.2.1.4. protracted procurement procedures as a result of which it has become impossible or excessively difficult to start and/or complete the provision of the Services within the set time limit;</w:t>
+            </w:r>
+          </w:p>
+          <w:p>
+            <w:pPr>
+              <w:jc w:val="both"/>
+              <w:rPr>
+                <w:kern w:val="2"/>
+                <w:szCs w:val="24"/>
+              </w:rPr>
+            </w:pPr>
+            <w:r>
+              <w:rPr>
+                <w:kern w:val="2"/>
+                <w:szCs w:val="24"/>
+                <w:lang w:val="en-GB"/>
+              </w:rPr>
+              <w:t xml:space="preserve">4.2.1.5. delays, obstacles or hindrances which are beyond the Supplier’s control, for which the Supplier is not responsible and which are caused by and attributable to third parties (e.g. improper performance of another contract of the Buyer the performance of which has a direct impact on the Contract being performed by the Supplier);</w:t>
+            </w:r>
+          </w:p>
+          <w:p>
+            <w:pPr>
+              <w:jc w:val="both"/>
+              <w:rPr>
+                <w:kern w:val="2"/>
+                <w:szCs w:val="24"/>
+              </w:rPr>
+            </w:pPr>
+            <w:r>
+              <w:rPr>
+                <w:kern w:val="2"/>
+                <w:szCs w:val="24"/>
+                <w:lang w:val="en-GB"/>
+              </w:rPr>
+              <w:t xml:space="preserve">4.2.1.6. instructions given by the Buyer to the Supplier which fall outside the subject-matter of the Contract and affect the time limits for the performance of the Supplier’s contractual obligations.</w:t>
+            </w:r>
+          </w:p>
+          <w:p>
+            <w:pPr>
+              <w:jc w:val="both"/>
+              <w:rPr>
+                <w:kern w:val="2"/>
+                <w:szCs w:val="24"/>
+              </w:rPr>
+            </w:pPr>
+            <w:r>
+              <w:rPr>
+                <w:kern w:val="2"/>
+                <w:szCs w:val="24"/>
+                <w:lang w:val="en-GB"/>
+              </w:rPr>
+              <w:t xml:space="preserve">4.2.2. The Party seeking an extension of the time limit for the provision of the Services (or part thereof) shall apply to the other Party in writing and provide evidence of the existence of the above circumstances.</w:t>
+            </w:r>
+          </w:p>
+          <w:p>
+            <w:pPr>
+              <w:jc w:val="both"/>
+              <w:rPr>
+                <w:szCs w:val="24"/>
+              </w:rPr>
+            </w:pPr>
+            <w:r>
+              <w:rPr>
+                <w:kern w:val="2"/>
+                <w:szCs w:val="24"/>
+                <w:lang w:val="en-GB"/>
+              </w:rPr>
+              <w:t xml:space="preserve">4.2.3. Where the Parties agree that the evidence of the above circumstances is sufficient and justified, the time limit for the provision of the Services (or part thereof) may be extended only for the period during which such circumstances exist.</w:t>
             </w:r>
           </w:p>
         </w:tc>
@@ -4119,7 +4094,7 @@
                 <w:szCs w:val="24"/>
                 <w:lang w:val="en-GB"/>
               </w:rPr>
-              <w:t xml:space="preserve">4.3. Ordering procedures</w:t>
+              <w:t xml:space="preserve">4.3. Order placement procedure</w:t>
             </w:r>
           </w:p>
         </w:tc>
@@ -4160,7 +4135,7 @@
                 <w:szCs w:val="24"/>
                 <w:lang w:val="en-GB"/>
               </w:rPr>
-              <w:t xml:space="preserve">Orders shall be placed via the electronic ordering system if the Supplier has such a system, or by e-mail specified by the Supplier, and shall be deemed to have been received next business day after the placing of the order in the manner specified above.</w:t>
+              <w:t xml:space="preserve">Orders shall be placed through the Supplier’s electronic ordering system, where the Supplier has one, or by e-mail to the address specified by the Supplier, and shall be deemed to have been received on the working day following the day on which the Order was placed in the manner specified.</w:t>
             </w:r>
           </w:p>
         </w:tc>
@@ -4309,7 +4284,7 @@
                 <w:szCs w:val="24"/>
                 <w:lang w:val="en-GB"/>
               </w:rPr>
-              <w:t xml:space="preserve">4.5. Documents provided</w:t>
+              <w:t xml:space="preserve">4.5. Documents to be submitted</w:t>
             </w:r>
           </w:p>
         </w:tc>
@@ -4350,7 +4325,7 @@
                 <w:szCs w:val="24"/>
                 <w:lang w:val="en-GB"/>
               </w:rPr>
-              <w:t xml:space="preserve">If it is specified in the Technical Specification that the Supplier must provide the relevant documents along with the Services, and the Supplier fails to provide such documents, the Services shall be considered not to conform to the requirements set out in the Contract.</w:t>
+              <w:t xml:space="preserve">Where the Technical Specification provides that the Supplier shall submit the relevant documents together with the Services and the Supplier fails to submit such documents, the Services shall be deemed not to comply with the requirements of the Contract.</w:t>
             </w:r>
           </w:p>
         </w:tc>
@@ -4399,7 +4374,7 @@
                 <w:szCs w:val="24"/>
                 <w:lang w:val="en-GB"/>
               </w:rPr>
-              <w:t xml:space="preserve">5. CONTRACT PRICE AND PAYMENT ARRANGEMENTS</w:t>
+              <w:t xml:space="preserve">5. CONTRACT PRICE AND PAYMENT PROCEDURE</w:t>
             </w:r>
           </w:p>
         </w:tc>
@@ -4446,7 +4421,7 @@
                 <w:szCs w:val="24"/>
                 <w:lang w:val="en-GB"/>
               </w:rPr>
-              <w:t xml:space="preserve">5.1. The method of calculating the price applicable to the Contract</w:t>
+              <w:t xml:space="preserve">5.1. Method of calculation of the price applicable to the Contract</w:t>
             </w:r>
           </w:p>
         </w:tc>
@@ -4531,10 +4506,10 @@
                 <w15:color w:val="000000"/>
                 <w:dropDownList>
                   <w:listItem w:value="Choose an item."/>
-                  <w:listItem w:displayText="Fixed price pricing." w:value="Fixed price pricing."/>
+                  <w:listItem w:displayText="Fixed-price pricing." w:value="Fixed-price pricing."/>
                   <w:listItem w:displayText="Fixed-rate pricing." w:value="Fixed-rate pricing."/>
-                  <w:listItem w:displayText="Variable rate pricing." w:value="Variable rate pricing."/>
-                  <w:listItem w:displayText="Pricing for reimbursement of contract performance costs." w:value="Pricing for reimbursement of contract performance costs."/>
+                  <w:listItem w:displayText="Variable-rate pricing." w:value="Variable-rate pricing."/>
+                  <w:listItem w:displayText="Cost-reimbursement pricing." w:value="Cost-reimbursement pricing."/>
                   <w:listItem w:displayText="Mixed pricing." w:value="Mixed pricing."/>
                 </w:dropDownList>
               </w:sdtPr>
@@ -4600,7 +4575,7 @@
                 <w:szCs w:val="24"/>
                 <w:lang w:val="en-GB"/>
               </w:rPr>
-              <w:t xml:space="preserve">5.2. Initial Contract Value </w:t>
+              <w:t xml:space="preserve">5.2. Initial Contract Value</w:t>
             </w:r>
           </w:p>
         </w:tc>
@@ -4753,18 +4728,9 @@
               <w:rPr>
                 <w:kern w:val="2"/>
                 <w:szCs w:val="24"/>
-                <w:highlight w:val="yellow"/>
-                <w:lang w:val="en-GB"/>
-              </w:rPr>
-              <w:t xml:space="preserve">Initial Contract Value in EUR excluding VAT:</w:t>
-            </w:r>
-            <w:r>
-              <w:rPr>
-                <w:kern w:val="2"/>
-                <w:szCs w:val="24"/>
-                <w:lang w:val="en-GB"/>
-              </w:rPr>
-              <w:t xml:space="preserve"> </w:t>
+                <w:lang w:val="en-GB"/>
+              </w:rPr>
+              <w:t xml:space="preserve">Initial Contract Value in EUR excluding VAT: </w:t>
             </w:r>
             <w:r>
               <w:rPr>
@@ -4788,18 +4754,9 @@
               <w:rPr>
                 <w:kern w:val="2"/>
                 <w:szCs w:val="24"/>
-                <w:highlight w:val="yellow"/>
-                <w:lang w:val="en-GB"/>
-              </w:rPr>
-              <w:t xml:space="preserve">VAT:</w:t>
-            </w:r>
-            <w:r>
-              <w:rPr>
-                <w:kern w:val="2"/>
-                <w:szCs w:val="24"/>
-                <w:lang w:val="en-GB"/>
-              </w:rPr>
-              <w:t xml:space="preserve"> </w:t>
+                <w:lang w:val="en-GB"/>
+              </w:rPr>
+              <w:t xml:space="preserve">VAT: </w:t>
             </w:r>
             <w:r>
               <w:rPr>
@@ -4823,18 +4780,9 @@
               <w:rPr>
                 <w:kern w:val="2"/>
                 <w:szCs w:val="24"/>
-                <w:highlight w:val="yellow"/>
-                <w:lang w:val="en-GB"/>
-              </w:rPr>
-              <w:t xml:space="preserve">Contract Price in EUR including VAT:</w:t>
-            </w:r>
-            <w:r>
-              <w:rPr>
-                <w:kern w:val="2"/>
-                <w:szCs w:val="24"/>
-                <w:lang w:val="en-GB"/>
-              </w:rPr>
-              <w:t xml:space="preserve"> </w:t>
+                <w:lang w:val="en-GB"/>
+              </w:rPr>
+              <w:t xml:space="preserve">Contract Price in EUR including VAT: </w:t>
             </w:r>
             <w:r>
               <w:rPr>
@@ -4874,13 +4822,13 @@
                 <w:showingPlcHdr/>
                 <w:dropDownList>
                   <w:listItem w:value="Choose an item."/>
-                  <w:listItem w:displayText="Fixed price. The Initial Contract Value shall be equal to the Supplier’s tender price, exclusive of VAT, for the total quantity of the Services specified in the Contract." w:value="Fixed price. The Initial Contract Value shall be equal to the Supplier’s tender price, exclusive of VAT, for the total quantity of the Services specified in the Contract."/>
-                  <w:listItem w:displayText="Fixed rate. The Initial Contract Value equals the Supplier’s tender price, excl. VAT. The Buyer shall purchase the Services as needed at the rates set out in the Contract, up to the maximum quantity of the Services specified therein." w:value="Fixed rate. The Initial Contract Value equals the Supplier’s tender price, excl. VAT. The Buyer shall purchase the Services as needed at the rates set out in the Contract, up to the maximum quantity of the Services specified therein."/>
-                  <w:listItem w:displayText="Fixed rate. The Initial Contract Value equals the maximum amount of funds allocated for the purchase, excl. VAT. The Buyer shall purchase the Services as needed. The Buyer is not obliged to purchase the preliminary quantity of the Services." w:value="Fixed rate. The Initial Contract Value equals the maximum amount of funds allocated for the purchase, excl. VAT. The Buyer shall purchase the Services as needed. The Buyer is not obliged to purchase the preliminary quantity of the Services."/>
-                  <w:listItem w:displayText="Variable rate. The Initial Contract Value equals the Supplier’s tender price, excl. VAT, calculated by multiplying the maximum quantity of the Services by the Supplier’s tender rate, excl. VAT, including the Supplier’s proposed discount (markup)." w:value="Variable rate. The Initial Contract Value equals the Supplier’s tender price, excl. VAT, calculated by multiplying the maximum quantity of the Services by the Supplier’s tender rate, excl. VAT, including the Supplier’s proposed discount (markup)."/>
-                  <w:listItem w:displayText="Variable rate. The Initial Contract Value equals the maximum funds allocated, excl. VAT, for the purchase of the Services specified in the Contract at the rates in the Supplier’s tender, excl. VAT, including the Supplier’s proposed discount (markup)." w:value="Variable rate. The Initial Contract Value equals the maximum funds allocated, excl. VAT, for the purchase of the Services specified in the Contract at the rates in the Supplier’s tender, excl. VAT, including the Supplier’s proposed discount (markup)."/>
-                  <w:listItem w:displayText="Reimbursement of costs. The Initial Contract Value equals the maximum funds allocated for the purchase (excl. VAT). The costs exclude the Supplier’s profit (included in the prices of the Services); the Supplier shall evidence the costs with invoices." w:value="Reimbursement of costs. The Initial Contract Value equals the maximum funds allocated for the purchase (excl. VAT). The costs exclude the Supplier’s profit (included in the prices of the Services); the Supplier shall evidence the costs with invoices."/>
-                  <w:listItem w:displayText="Mixed pricing. The Initial Contract Value shall be equal to the maximum amount of funds allocated (exclusive of VAT) for the purchase of the Services specified in the Contract." w:value="Mixed pricing. The Initial Contract Value shall be equal to the maximum amount of funds allocated (exclusive of VAT) for the purchase of the Services specified in the Contract."/>
+                  <w:listItem w:displayText="Fixed price. The Initial Contract Value shall be equal to the Supplier’s tender price excluding VAT for the total quantity of the Services specified in the Contract." w:value="Fixed price. The Initial Contract Value shall be equal to the Supplier’s tender price excluding VAT for the total quantity of the Services specified in the Contract."/>
+                  <w:listItem w:displayText="Fixed rate. The Initial Contract Value shall be equal to the Supplier’s tender price excluding VAT. The Buyer shall purchase the Services as needed at the rates set out in the Contract, up to the maximum quantity of the Services specified therein." w:value="Fixed rate. The Initial Contract Value shall be equal to the Supplier’s tender price excluding VAT. The Buyer shall purchase the Services as needed at the rates set out in the Contract, up to the maximum quantity of the Services specified therein."/>
+                  <w:listItem w:displayText="Fixed rate. The Initial Contract Value shall be equal to the maximum amount of funds allocated for the purchase excluding VAT. The Buyer shall purchase the Services as needed. The Buyer is not obliged to purchase the estimated quantity of the Services." w:value="Fixed rate. The Initial Contract Value shall be equal to the maximum amount of funds allocated for the purchase excluding VAT. The Buyer shall purchase the Services as needed. The Buyer is not obliged to purchase the estimated quantity of the Services."/>
+                  <w:listItem w:displayText="Variable rate. The Initial Contract Value equals the Supplier’s tender price excluding VAT, calculated by multiplying the maximum quantity of the Services by the Supplier’s tender rate excluding VAT, taking into account the Supplier’s discount (mark-up)." w:value="Variable rate. The Initial Contract Value equals the Supplier’s tender price excluding VAT, calculated by multiplying the maximum quantity of the Services by the Supplier’s tender rate excluding VAT, taking into account the Supplier’s discount (mark-up)."/>
+                  <w:listItem w:displayText="Variable rate. The Initial Contract Value equals the maximum funds allocated, excl. VAT, for the purchase of the Services specified in the Contract at the rates in the Supplier’s tender excl. VAT, taking into account the Supplier’s discount (mark-up)." w:value="Variable rate. The Initial Contract Value equals the maximum funds allocated, excl. VAT, for the purchase of the Services specified in the Contract at the rates in the Supplier’s tender excl. VAT, taking into account the Supplier’s discount (mark-up)."/>
+                  <w:listItem w:displayText="Cost reimbursement. The Initial Contract Value equals the maximum funds allocated for the purchase (excl. VAT). The costs exclude the Supplier’s profit (included in the prices of the Services); the Supplier shall support the costs by invoices." w:value="Cost reimbursement. The Initial Contract Value equals the maximum funds allocated for the purchase (excl. VAT). The costs exclude the Supplier’s profit (included in the prices of the Services); the Supplier shall support the costs by invoices."/>
+                  <w:listItem w:displayText="Mixed pricing. The Initial Contract Value shall be equal to the maximum amount of funds allocated (excluding VAT) for the purchase of the Services specified in the Contract." w:value="Mixed pricing. The Initial Contract Value shall be equal to the maximum amount of funds allocated (excluding VAT) for the purchase of the Services specified in the Contract."/>
                 </w:dropDownList>
               </w:sdtPr>
               <w:sdtContent>
@@ -4973,26 +4921,7 @@
                 <w:szCs w:val="24"/>
                 <w:lang w:val="en-GB"/>
               </w:rPr>
-              <w:t xml:space="preserve">5.3. Recalculation of the Contract Price/fees under the </w:t>
-            </w:r>
-            <w:r>
-              <w:rPr>
-                <w:b/>
-                <w:kern w:val="2"/>
-                <w:szCs w:val="24"/>
-                <w:u w:val="single"/>
-                <w:lang w:val="en-GB"/>
-              </w:rPr>
-              <w:t xml:space="preserve">review</w:t>
-            </w:r>
-            <w:r>
-              <w:rPr>
-                <w:b/>
-                <w:kern w:val="2"/>
-                <w:szCs w:val="24"/>
-                <w:lang w:val="en-GB"/>
-              </w:rPr>
-              <w:t xml:space="preserve"> rules</w:t>
+              <w:t xml:space="preserve">5.3. Recalculation of the Contract Price/rates under the revision rules</w:t>
             </w:r>
           </w:p>
           <w:p>
@@ -5375,19 +5304,19 @@
               <w:rPr>
                 <w:szCs w:val="24"/>
               </w:rPr>
-              <w:t xml:space="preserve">peržiūra atliekama ne rečiau kaip kas </w:t>
-            </w:r>
-            <w:r>
-              <w:rPr>
-                <w:szCs w:val="24"/>
-              </w:rPr>
-              <w:t xml:space="preserve">6 (šeši) </w:t>
-            </w:r>
-            <w:r>
-              <w:rPr>
-                <w:szCs w:val="24"/>
-              </w:rPr>
-              <w:t>mėnesiai.</w:t>
+              <w:t xml:space="preserve">peržiūra atliekama ne rečiau kaip kas 6 (šešis) mėnesius.</w:t>
+            </w:r>
+            <w:r>
+              <w:rPr>
+                <w:szCs w:val="24"/>
+              </w:rPr>
+              <w:t xml:space="preserve"/>
+            </w:r>
+            <w:r>
+              <w:rPr>
+                <w:szCs w:val="24"/>
+              </w:rPr>
+              <w:t/>
             </w:r>
           </w:p>
           <w:p>
@@ -6914,24 +6843,24 @@
                 <w:szCs w:val="24"/>
                 <w:lang w:val="en-GB"/>
               </w:rPr>
-              <w:t xml:space="preserve">5.3.1. The contract price/fees will be recalculated:</w:t>
-            </w:r>
-          </w:p>
-          <w:p>
-            <w:pPr>
-              <w:jc w:val="both"/>
-              <w:rPr>
-                <w:kern w:val="2"/>
-                <w:szCs w:val="24"/>
-              </w:rPr>
-            </w:pPr>
-            <w:r>
-              <w:rPr>
-                <w:kern w:val="2"/>
-                <w:szCs w:val="24"/>
-                <w:lang w:val="en-GB"/>
-              </w:rPr>
-              <w:t xml:space="preserve">5.3.1.1. due to changes in the VAT rate. The parties agree that VAT is calculated according to the rates in effect at the time of invoicing. This provision applies if the VAT rate changes (increases or decreases) due to changes in legislation and does not apply when the VAT rate increases or the obligation to pay it arises due to circumstances that depend on the Supplier, for example, changes in his activity, becoming a VAT payer and the like.</w:t>
+              <w:t xml:space="preserve">5.3.1. The Contract Price/rates shall be recalculated:</w:t>
+            </w:r>
+          </w:p>
+          <w:p>
+            <w:pPr>
+              <w:jc w:val="both"/>
+              <w:rPr>
+                <w:kern w:val="2"/>
+                <w:szCs w:val="24"/>
+              </w:rPr>
+            </w:pPr>
+            <w:r>
+              <w:rPr>
+                <w:kern w:val="2"/>
+                <w:szCs w:val="24"/>
+                <w:lang w:val="en-GB"/>
+              </w:rPr>
+              <w:t xml:space="preserve">5.3.1.1. in the event of a change in the VAT rate. The Parties agree that VAT shall be calculated at the rates applicable at the time the invoice is issued. This provision shall apply where the VAT rate changes (increases or decreases) as a result of changes in legislation and shall not apply where the VAT rate increases or the obligation to pay VAT arises as a result of circumstances attributable to the Supplier, for example, a change in its activities, its registration as a VAT payer, etc..</w:t>
             </w:r>
           </w:p>
           <w:p>
@@ -6954,8 +6883,8 @@
               <w:showingPlcHdr/>
               <w:dropDownList>
                 <w:listItem w:value="Choose an item."/>
-                <w:listItem w:displayText="5.3.1.2. due to changes in the price level: not applicable." w:value="5.3.1.2. due to changes in the price level: not applicable."/>
-                <w:listItem w:displayText="5.3.1.2. due to changes in the price level:" w:value="5.3.1.2. due to changes in the price level:"/>
+                <w:listItem w:displayText="5.3.1.2. in the event of a change in the price level: not applicable." w:value="5.3.1.2. in the event of a change in the price level: not applicable."/>
+                <w:listItem w:displayText="5.3.1.2. in the event of a change in the price level:" w:value="5.3.1.2. in the event of a change in the price level:"/>
               </w:dropDownList>
             </w:sdtPr>
             <w:sdtContent>
@@ -7035,23 +6964,23 @@
                 <w:szCs w:val="24"/>
                 <w:lang w:val="en-GB"/>
               </w:rPr>
-              <w:t xml:space="preserve">5.3.1.2. due to changes in the price level:</w:t>
-            </w:r>
-          </w:p>
-          <w:p>
-            <w:pPr>
-              <w:jc w:val="both"/>
-              <w:rPr>
-                <w:szCs w:val="24"/>
-              </w:rPr>
-            </w:pPr>
-            <w:r>
-              <w:rPr>
-                <w:kern w:val="2"/>
-                <w:szCs w:val="24"/>
-                <w:lang w:val="en-GB"/>
-              </w:rPr>
-              <w:t xml:space="preserve">5.3.1.2.1. During the term of the Contract, either Party to the Contract shall have the right to initiate a review/amendment of the Contract Price/rates not earlier than 6 (six) months after the date of entry into force of the Contract (if the review has already been carried out, after the date of entry into force of the Agreement on the last recalculation pursuant to this clause of these Special Terms and Conditions), if the change in Consumer Goods and Services Prices (k), calculated as specified in clause 5.3.1.2.6, exceeds </w:t>
+              <w:t xml:space="preserve">5.3.1.2. in the event of a change in the price level:</w:t>
+            </w:r>
+          </w:p>
+          <w:p>
+            <w:pPr>
+              <w:jc w:val="both"/>
+              <w:rPr>
+                <w:szCs w:val="24"/>
+              </w:rPr>
+            </w:pPr>
+            <w:r>
+              <w:rPr>
+                <w:kern w:val="2"/>
+                <w:szCs w:val="24"/>
+                <w:lang w:val="en-GB"/>
+              </w:rPr>
+              <w:t xml:space="preserve">5.3.1.2.1. During the term of the Contract, either Party shall have the right to initiate a review (adjustment) of the Contract Price/rates no earlier than 6 (six) months from the date of entry into force of the Contract (if a review has already been carried out, from the date of entry into force of the Agreement on the last recalculation under this paragraph of the Special Terms and Conditions), provided that the change in consumer goods and services prices (k), calculated in accordance with paragraph 5.3.1.2.6, exceeds </w:t>
             </w:r>
             <w:r>
               <w:rPr>
@@ -7059,15 +6988,15 @@
                 <w:szCs w:val="24"/>
                 <w:lang w:val="en-GB"/>
               </w:rPr>
-              <w:t xml:space="preserve">5 </w:t>
-            </w:r>
-            <w:r>
-              <w:rPr>
-                <w:kern w:val="2"/>
-                <w:szCs w:val="24"/>
-                <w:lang w:val="en-GB"/>
-              </w:rPr>
-              <w:t xml:space="preserve">percent. In the event that more than 6 (six) months have passed from the submission of the (final) tender to the date of conclusion of the Contract, the recalculation (change) of the price/rates provided for in the Contract may be performed on the date of conclusion of the Contract. The review of the Contract prices/rates is carried out at least once every six (6) months.</w:t>
+              <w:t xml:space="preserve">5</w:t>
+            </w:r>
+            <w:r>
+              <w:rPr>
+                <w:kern w:val="2"/>
+                <w:szCs w:val="24"/>
+                <w:lang w:val="en-GB"/>
+              </w:rPr>
+              <w:t xml:space="preserve"> per cent. Where more than 6 (six) months have elapsed between the submission of the (final) tender and the date of conclusion of the Contract, the recalculation (adjustment) of the price/rates provided for in the Contract may be carried out on the date of conclusion of the Contract. The Contract Price/rates shall be reviewed at least once every 6 (six) months.</w:t>
             </w:r>
           </w:p>
           <w:p>
@@ -7086,7 +7015,7 @@
                 <w:szCs w:val="24"/>
                 <w:lang w:val="en-GB"/>
               </w:rPr>
-              <w:t xml:space="preserve">5.3.1.2.2. The contract price/rates shall be reviewed only for that part of the Contract which has not been settled, i.e. for Services that have not been accepted and paid for. A subsequent review of the contract price/rates may not cover a period for which a review has already been carried out.</w:t>
+              <w:t xml:space="preserve">5.3.1.2.2. The Contract Price/rates shall be reviewed only in respect of the part of the Contract that has not been purchased, i.e. Services that have not been accepted and paid for. A subsequent review of the Contract Price/rates may not cover a period for which a review has already been carried out.</w:t>
             </w:r>
           </w:p>
           <w:p>
@@ -7106,7 +7035,7 @@
                 <w:szCs w:val="24"/>
                 <w:lang w:val="en-GB"/>
               </w:rPr>
-              <w:t xml:space="preserve">5.3.1.2.3. If the provision of the Services is delayed due to the Supplier’s fault, the price/rates for the delayed Services shall not be recalculated to reflect an increase in price levels (they may be reduced, but shall not be increased).</w:t>
+              <w:t xml:space="preserve">5.3.1.2.3. If the provision of the Services is delayed due to the fault of the Supplier, the price/rates of the delayed Services shall not be recalculated due to an increase in the price level (they may be reduced but may not be increased).</w:t>
             </w:r>
           </w:p>
           <w:p>
@@ -7126,7 +7055,7 @@
                 <w:szCs w:val="24"/>
                 <w:lang w:val="en-GB"/>
               </w:rPr>
-              <w:t xml:space="preserve">5.3.1.2.4. For the purpose of reviewing the Contract Price/fees, the Parties shall be guided by the data of the Indicators Database published by the State Data Agency on the Official Statistics Portal The other Party is not required to provide an official document or certification issued by the State Data Agency.</w:t>
+              <w:t xml:space="preserve">5.3.1.2.4. In reviewing the Contract Price/rates, the Parties shall rely on the data of the Indicators Database publicly published by the State Data Agency on the Official Statistics Portal. The other Party shall not be required to submit an official document or confirmation issued by the State Data Agency.</w:t>
             </w:r>
           </w:p>
           <w:p>
@@ -7147,7 +7076,7 @@
                 <w:shd w:val="clear" w:color="auto" w:fill="FFFFFF"/>
                 <w:lang w:val="en-GB"/>
               </w:rPr>
-              <w:t xml:space="preserve">5.3.1.2.5. The Parties must specify in the Agreement the value of the consumer goods and services index at the start of the period and the date on which it was determined, the index value at the end of the period and the date on which it was determined, the price change (k), the adjusted price/rates under the Contract, and the adjusted Initial Contract Value.</w:t>
+              <w:t xml:space="preserve">5.3.1.2.5. In the Agreement, the Parties shall indicate the value of the consumer goods and services index at the beginning of the period and the date of its determination, the value of the index at the end of the period and the date of its determination, the price change (k), the recalculated Contract Price/rates and the recalculated Initial Contract Value.</w:t>
             </w:r>
           </w:p>
           <w:p>
@@ -7166,7 +7095,7 @@
                 <w:shd w:val="clear" w:color="auto" w:fill="FFFFFF"/>
                 <w:lang w:val="en-GB"/>
               </w:rPr>
-              <w:t xml:space="preserve">5.3.1.2.6. The new Contract Price/fees shall be calculated in accordance with the formula set out below:</w:t>
+              <w:t xml:space="preserve">5.3.1.2.6. The new Contract Price/rates shall be calculated according to the formula below:</w:t>
             </w:r>
           </w:p>
           <w:p>
@@ -7187,13 +7116,125 @@
                 <w:szCs w:val="24"/>
               </w:rPr>
             </w:pPr>
-            <w:r>
-              <w:rPr>
-                <w:kern w:val="2"/>
-                <w:szCs w:val="24"/>
-                <w:lang w:val="en-GB"/>
-              </w:rPr>
-              <w:t xml:space="preserve">, where a is the price/fee (EUR excluding VAT) (if the revision has already been carried out, after the last revision) </w:t>
+            <m:oMath>
+              <m:sSub>
+                <m:sSubPr>
+                  <m:ctrlPr>
+                    <w:rPr>
+                      <w:rFonts w:ascii="Cambria Math" w:hAnsi="Cambria Math"/>
+                      <w:szCs w:val="24"/>
+                    </w:rPr>
+                  </m:ctrlPr>
+                </m:sSubPr>
+                <m:e>
+                  <m:r>
+                    <m:rPr>
+                      <m:sty m:val="p"/>
+                    </m:rPr>
+                    <w:rPr>
+                      <w:rFonts w:ascii="Cambria Math" w:hAnsi="Cambria Math"/>
+                      <w:szCs w:val="24"/>
+                    </w:rPr>
+                    <m:t>a</m:t>
+                  </m:r>
+                </m:e>
+                <m:sub>
+                  <m:r>
+                    <m:rPr>
+                      <m:sty m:val="p"/>
+                    </m:rPr>
+                    <w:rPr>
+                      <w:rFonts w:ascii="Cambria Math" w:hAnsi="Cambria Math"/>
+                      <w:szCs w:val="24"/>
+                    </w:rPr>
+                    <m:t>1</m:t>
+                  </m:r>
+                </m:sub>
+              </m:sSub>
+              <m:r>
+                <m:rPr>
+                  <m:sty m:val="p"/>
+                </m:rPr>
+                <w:rPr>
+                  <w:rFonts w:ascii="Cambria Math" w:hAnsi="Cambria Math"/>
+                  <w:szCs w:val="24"/>
+                </w:rPr>
+                <m:t>=</m:t>
+              </m:r>
+              <m:r>
+                <m:rPr>
+                  <m:sty m:val="p"/>
+                </m:rPr>
+                <w:rPr>
+                  <w:rFonts w:ascii="Cambria Math" w:eastAsiaTheme="minorEastAsia" w:hAnsi="Cambria Math"/>
+                  <w:szCs w:val="24"/>
+                </w:rPr>
+                <m:t>a+</m:t>
+              </m:r>
+              <m:d>
+                <m:dPr>
+                  <m:ctrlPr>
+                    <w:rPr>
+                      <w:rFonts w:ascii="Cambria Math" w:eastAsiaTheme="minorEastAsia" w:hAnsi="Cambria Math"/>
+                      <w:szCs w:val="24"/>
+                    </w:rPr>
+                  </m:ctrlPr>
+                </m:dPr>
+                <m:e>
+                  <m:f>
+                    <m:fPr>
+                      <m:ctrlPr>
+                        <w:rPr>
+                          <w:rFonts w:ascii="Cambria Math" w:eastAsiaTheme="minorEastAsia" w:hAnsi="Cambria Math"/>
+                          <w:szCs w:val="24"/>
+                        </w:rPr>
+                      </m:ctrlPr>
+                    </m:fPr>
+                    <m:num>
+                      <m:r>
+                        <m:rPr>
+                          <m:sty m:val="p"/>
+                        </m:rPr>
+                        <w:rPr>
+                          <w:rFonts w:ascii="Cambria Math" w:eastAsiaTheme="minorEastAsia" w:hAnsi="Cambria Math"/>
+                          <w:szCs w:val="24"/>
+                        </w:rPr>
+                        <m:t>k</m:t>
+                      </m:r>
+                    </m:num>
+                    <m:den>
+                      <m:r>
+                        <m:rPr>
+                          <m:sty m:val="p"/>
+                        </m:rPr>
+                        <w:rPr>
+                          <w:rFonts w:ascii="Cambria Math" w:eastAsiaTheme="minorEastAsia" w:hAnsi="Cambria Math"/>
+                          <w:szCs w:val="24"/>
+                        </w:rPr>
+                        <m:t>100</m:t>
+                      </m:r>
+                    </m:den>
+                  </m:f>
+                  <m:r>
+                    <m:rPr>
+                      <m:sty m:val="p"/>
+                    </m:rPr>
+                    <w:rPr>
+                      <w:rFonts w:ascii="Cambria Math" w:eastAsiaTheme="minorEastAsia" w:hAnsi="Cambria Math"/>
+                      <w:szCs w:val="24"/>
+                    </w:rPr>
+                    <m:t>×a</m:t>
+                  </m:r>
+                </m:e>
+              </m:d>
+            </m:oMath>
+            <w:r>
+              <w:rPr>
+                <w:kern w:val="2"/>
+                <w:szCs w:val="24"/>
+                <w:lang w:val="en-GB"/>
+              </w:rPr>
+              <w:t xml:space="preserve">, where a - price/rate (EUR excluding VAT) (if a review has already been carried out, after the last recalculation)</w:t>
             </w:r>
           </w:p>
           <w:p>
@@ -7227,7 +7268,7 @@
                 <w:szCs w:val="24"/>
                 <w:lang w:val="en-GB"/>
               </w:rPr>
-              <w:t xml:space="preserve"> - recalculated (changed) price/fee (EUR excl. VAT)</w:t>
+              <w:t xml:space="preserve"> - recalculated (adjusted) price/rate (EUR excluding VAT)</w:t>
             </w:r>
           </w:p>
           <w:p>
@@ -7244,16 +7285,7 @@
                 <w:szCs w:val="24"/>
                 <w:lang w:val="en-GB"/>
               </w:rPr>
-              <w:t xml:space="preserve">k - the change (increase or decrease) in the prices of consumer goods and services (%) calculated from the Consumer Price Index (Index: “Consumer Goods and Services”).</w:t>
-            </w:r>
-            <w:r>
-              <w:rPr>
-                <w:kern w:val="2"/>
-                <w:szCs w:val="24"/>
-                <w:highlight w:val="yellow"/>
-                <w:lang w:val="en-GB"/>
-              </w:rPr>
-              <w:t xml:space="preserve"> The value of “k” shall be calculated using the following formula:</w:t>
+              <w:t xml:space="preserve">k - the change (increase or decrease) in consumer goods and services prices (%) calculated on the basis of the consumer price index (index: “Consumer Goods and Services”). The value of “k” shall be calculated according to the following formula:</w:t>
             </w:r>
           </w:p>
           <w:p>
@@ -7265,6 +7297,110 @@
                 <w:szCs w:val="24"/>
               </w:rPr>
             </w:pPr>
+            <m:oMath>
+              <m:r>
+                <m:rPr>
+                  <m:sty m:val="p"/>
+                </m:rPr>
+                <w:rPr>
+                  <w:rFonts w:ascii="Cambria Math" w:hAnsi="Cambria Math"/>
+                  <w:szCs w:val="24"/>
+                </w:rPr>
+                <m:t>k =</m:t>
+              </m:r>
+              <m:f>
+                <m:fPr>
+                  <m:ctrlPr>
+                    <w:rPr>
+                      <w:rFonts w:ascii="Cambria Math" w:eastAsiaTheme="minorEastAsia" w:hAnsi="Cambria Math"/>
+                      <w:szCs w:val="24"/>
+                    </w:rPr>
+                  </m:ctrlPr>
+                </m:fPr>
+                <m:num>
+                  <m:sSub>
+                    <m:sSubPr>
+                      <m:ctrlPr>
+                        <w:rPr>
+                          <w:rFonts w:ascii="Cambria Math" w:eastAsiaTheme="minorEastAsia" w:hAnsi="Cambria Math"/>
+                          <w:szCs w:val="24"/>
+                        </w:rPr>
+                      </m:ctrlPr>
+                    </m:sSubPr>
+                    <m:e>
+                      <m:r>
+                        <m:rPr>
+                          <m:sty m:val="p"/>
+                        </m:rPr>
+                        <w:rPr>
+                          <w:rFonts w:ascii="Cambria Math" w:eastAsiaTheme="minorEastAsia" w:hAnsi="Cambria Math"/>
+                          <w:szCs w:val="24"/>
+                        </w:rPr>
+                        <m:t>Ind</m:t>
+                      </m:r>
+                    </m:e>
+                    <m:sub>
+                      <m:r>
+                        <m:rPr>
+                          <m:sty m:val="p"/>
+                        </m:rPr>
+                        <w:rPr>
+                          <w:rFonts w:ascii="Cambria Math" w:eastAsiaTheme="minorEastAsia" w:hAnsi="Cambria Math"/>
+                          <w:szCs w:val="24"/>
+                        </w:rPr>
+                        <m:t>latest</m:t>
+                      </m:r>
+                    </m:sub>
+                  </m:sSub>
+                </m:num>
+                <m:den>
+                  <m:sSub>
+                    <m:sSubPr>
+                      <m:ctrlPr>
+                        <w:rPr>
+                          <w:rFonts w:ascii="Cambria Math" w:eastAsiaTheme="minorEastAsia" w:hAnsi="Cambria Math"/>
+                          <w:szCs w:val="24"/>
+                        </w:rPr>
+                      </m:ctrlPr>
+                    </m:sSubPr>
+                    <m:e>
+                      <m:r>
+                        <m:rPr>
+                          <m:sty m:val="p"/>
+                        </m:rPr>
+                        <w:rPr>
+                          <w:rFonts w:ascii="Cambria Math" w:eastAsiaTheme="minorEastAsia" w:hAnsi="Cambria Math"/>
+                          <w:szCs w:val="24"/>
+                        </w:rPr>
+                        <m:t>Ind</m:t>
+                      </m:r>
+                    </m:e>
+                    <m:sub>
+                      <m:r>
+                        <m:rPr>
+                          <m:sty m:val="p"/>
+                        </m:rPr>
+                        <w:rPr>
+                          <w:rFonts w:ascii="Cambria Math" w:eastAsiaTheme="minorEastAsia" w:hAnsi="Cambria Math"/>
+                          <w:szCs w:val="24"/>
+                        </w:rPr>
+                        <m:t>start</m:t>
+                      </m:r>
+                    </m:sub>
+                  </m:sSub>
+                </m:den>
+              </m:f>
+              <m:r>
+                <m:rPr>
+                  <m:sty m:val="p"/>
+                </m:rPr>
+                <w:rPr>
+                  <w:rFonts w:ascii="Cambria Math" w:eastAsiaTheme="minorEastAsia" w:hAnsi="Cambria Math"/>
+                  <w:szCs w:val="24"/>
+                </w:rPr>
+                <m:t>×100-100</m:t>
+              </m:r>
+            </m:oMath>
             <w:r>
               <w:rPr>
                 <w:kern w:val="2"/>
@@ -7305,7 +7441,7 @@
                 <w:szCs w:val="24"/>
                 <w:lang w:val="en-GB"/>
               </w:rPr>
-              <w:t xml:space="preserve"> - the latest index of “Consumer goods and services” published on the date of sending the request for price/rate review to the other Party.</w:t>
+              <w:t xml:space="preserve"> - the latest “Consumer Goods and Services” index published on the date on which the request for review of the price/rates is sent to the other Party.</w:t>
             </w:r>
           </w:p>
           <w:p>
@@ -7330,15 +7466,15 @@
                 <w:vertAlign w:val="subscript"/>
                 <w:lang w:val="en-GB"/>
               </w:rPr>
-              <w:t xml:space="preserve">beginning</w:t>
-            </w:r>
-            <w:r>
-              <w:rPr>
-                <w:kern w:val="2"/>
-                <w:szCs w:val="24"/>
-                <w:lang w:val="en-GB"/>
-              </w:rPr>
-              <w:t xml:space="preserve"> - index of “Consumer goods and services” for the start date (month) of the period. In the case of the first recalculation, the beginning of the period (month) shall be the month of the last day of deadline for submitting tenders for the procurement on which the Contract is based (applicable if the recalculation is carried out due to the circumstance that more than six (6) months have passed from the (final) tender submission to the date of the Contract signing) / the month of the Contract’s effective date. In the case of the second and subsequent recalculations, the beginning of the period (month) shall be the month of the published value of the relevant index used at the time of the last recalculation.</w:t>
+              <w:t xml:space="preserve">start</w:t>
+            </w:r>
+            <w:r>
+              <w:rPr>
+                <w:kern w:val="2"/>
+                <w:szCs w:val="24"/>
+                <w:lang w:val="en-GB"/>
+              </w:rPr>
+              <w:t xml:space="preserve"> - the “Consumer Goods and Services” index for the start date (month) of the period. For the first recalculation, the start of the period (month) shall be the month of the last day of the time limit for submission of tenders in the procurement on the basis of which the Contract was concluded (applicable where the recalculation is carried out because more than 6 (six) months have elapsed between the submission of the (final) tender and the date of conclusion of the Contract) / the month of the date of entry into force of the Contract. For the second and subsequent recalculations, the start of the period (month) shall be the month of the published value of the relevant index used for the last recalculation.</w:t>
             </w:r>
           </w:p>
           <w:p>
@@ -7358,7 +7494,7 @@
                 <w:szCs w:val="24"/>
                 <w:lang w:val="en-GB"/>
               </w:rPr>
-              <w:t xml:space="preserve">5.3.1.2.7. For calculations, index values shall be taken to four decimal places. The calculated change (k) shall be used for further calculations after rounding to one decimal place, and the calculated fee “a</w:t>
+              <w:t xml:space="preserve">5.3.1.2.7. For calculation purposes, index values shall be taken to four decimal places. The calculated change (k) shall be rounded to one decimal place for further calculations, and the calculated rate “a</w:t>
             </w:r>
             <w:r>
               <w:rPr>
@@ -7399,7 +7535,7 @@
                 <w:shd w:val="clear" w:color="auto" w:fill="FFFFFF"/>
                 <w:lang w:val="en-GB"/>
               </w:rPr>
-              <w:t xml:space="preserve">5.3.1.2.8. The Party seeking a review of the Contract Price/fees must contact the other Party in writing and in the request provide all the necessary information: the Contract name, number, date, list of undelivered and unpaid Services with quantities, index values with references to public sources on the State Data Agency’s Official Statistics Portal, any other relevant information. In the request, the Party shall not be entitled to indicate a different index or to request a recalculation according to a different index than the one indicated in this procedure.</w:t>
+              <w:t xml:space="preserve">5.3.1.2.8. The Party seeking a review of the Contract Price/rates shall submit a written request to the other Party and provide all necessary information in the request: the Contract title, number and date, a list of Services not handed over and not paid for with quantities, index values with references to public sources on the Official Statistics Portal of the State Data Agency, and other relevant information. The requesting Party shall not be entitled to indicate a different index or request recalculation based on an index other than that specified in this procedure.</w:t>
             </w:r>
           </w:p>
           <w:p>
@@ -7419,7 +7555,7 @@
                 <w:shd w:val="clear" w:color="auto" w:fill="FFFFFF"/>
                 <w:lang w:val="en-GB"/>
               </w:rPr>
-              <w:t xml:space="preserve">5.3.1.2.9. The Agreement shall be concluded within 30 (thirty) days from the date of receipt of a valid request for recalculation of the Contract Price/fees by a Party. If the Services are provided after the request has been submitted, but the agreement has not yet been concluded, the prices/rates of the provided Services shall be subject to the revised prices/rates.</w:t>
+              <w:t xml:space="preserve">5.3.1.2.9. The Agreement shall be concluded within 30 (thirty) days from the date of receipt of a valid request by a Party to recalculate the Contract Price/rates. Where Services are provided after the request has been submitted but before the Agreement has been concluded, the revised prices/rates shall apply to the Services provided.</w:t>
             </w:r>
           </w:p>
           <w:p>
@@ -7440,7 +7576,7 @@
                 <w:shd w:val="clear" w:color="auto" w:fill="FFFFFF"/>
                 <w:lang w:val="en-GB"/>
               </w:rPr>
-              <w:t xml:space="preserve">5.3.1.2.10. The contract price/rates are not recalculated if the Contract pricing is a variable rate or reimbursement of costs.</w:t>
+              <w:t xml:space="preserve">5.3.1.2.10. The Contract Price/rates shall not be recalculated where variable-rate pricing or cost-reimbursement pricing applies to the Contract.</w:t>
             </w:r>
           </w:p>
           <w:p>
@@ -7460,7 +7596,7 @@
                 <w:bdr w:val="none" w:sz="0" w:space="0" w:color="auto" w:frame="1"/>
                 <w:lang w:val="en-GB"/>
               </w:rPr>
-              <w:t xml:space="preserve">5.3.1.2.11. By the agreement, the Parties do not have the right to change the procedure specified in the procurement process or other provisions of the Contract, except when the change is made in accordance with the provisions of the LPP / LP.</w:t>
+              <w:t xml:space="preserve">5.3.1.2.11. The Parties shall not be entitled to amend, by the Agreement, the procedure set out herein or any other provisions of the Contract, unless the amendment is made in accordance with the provisions of the LPP / LP.</w:t>
             </w:r>
           </w:p>
         </w:tc>
@@ -7531,28 +7667,7 @@
                 <w:szCs w:val="24"/>
                 <w:lang w:val="en-GB"/>
               </w:rPr>
-              <w:t xml:space="preserve">5.4. Calculation of the Contract Price/fees by applying the rules for </w:t>
-            </w:r>
-            <w:r>
-              <w:rPr>
-                <w:b/>
-                <w:bCs/>
-                <w:kern w:val="2"/>
-                <w:szCs w:val="24"/>
-                <w:u w:val="single"/>
-                <w:lang w:val="en-GB"/>
-              </w:rPr>
-              <w:t xml:space="preserve">quantity (volume)</w:t>
-            </w:r>
-            <w:r>
-              <w:rPr>
-                <w:b/>
-                <w:bCs/>
-                <w:kern w:val="2"/>
-                <w:szCs w:val="24"/>
-                <w:lang w:val="en-GB"/>
-              </w:rPr>
-              <w:t xml:space="preserve"> changes</w:t>
+              <w:t xml:space="preserve">5.4. Calculation of the Contract Price/rates by applying the rules for changes in quantity (volume)</w:t>
             </w:r>
           </w:p>
         </w:tc>
@@ -7858,23 +7973,23 @@
                 <w:szCs w:val="24"/>
                 <w:lang w:val="en-GB"/>
               </w:rPr>
-              <w:t xml:space="preserve">5.4.1. The Buyer shall have the option to purchase Services not listed in the Contract but related to the subject matter of the procurement (hereinafter referred to as the Unforeseen Services) up to a maximum of ten (10) per cent of the Initial Contract Value (without any increase).</w:t>
-            </w:r>
-          </w:p>
-          <w:p>
-            <w:pPr>
-              <w:jc w:val="both"/>
-              <w:rPr>
-                <w:szCs w:val="24"/>
-              </w:rPr>
-            </w:pPr>
-            <w:r>
-              <w:rPr>
-                <w:kern w:val="2"/>
-                <w:szCs w:val="24"/>
-                <w:lang w:val="en-GB"/>
-              </w:rPr>
-              <w:t xml:space="preserve">5.4.2. Unforeseen Services shall be paid for at prices not exceeding the valid prices for such services as stated on the Supplier’s premises, in its catalogue or on its website on the date of the Order, or, if such prices are not published, at competitive prices proposed by the Supplier that are in line with market conditions. The price of Unforeseen Services must be agreed with the Buyer in advance. Upon receipt of the prices for Unforeseen Services (commercial offer) submitted by the Supplier, the Buyer shall carry out a market price survey (by telephone and/or in writing, and/or via an online search, etc.), thereby assessing whether the prices for Unforeseen Services submitted by the Supplier are in line with market prices. If it is established that the prices for Unforeseen Services proposed by the Supplier are higher than market prices, the Buyer shall request the Supplier to reduce them. Should the Supplier refuse to reduce the prices for Unforeseen Services to market prices, the Buyer reserves the right to procure the Unforeseen Services through a separate procurement procedure.</w:t>
+              <w:t xml:space="preserve">5.4.1. The Buyer provides for the possibility to purchase Services which are not included in the list of Services to be purchased under the Contract but are related to the subject-matter of the procurement (hereinafter referred to as the “Unforeseen Services”) up to 10 (ten) per cent of the Initial Contract Value (without increasing it).</w:t>
+            </w:r>
+          </w:p>
+          <w:p>
+            <w:pPr>
+              <w:jc w:val="both"/>
+              <w:rPr>
+                <w:szCs w:val="24"/>
+              </w:rPr>
+            </w:pPr>
+            <w:r>
+              <w:rPr>
+                <w:kern w:val="2"/>
+                <w:szCs w:val="24"/>
+                <w:lang w:val="en-GB"/>
+              </w:rPr>
+              <w:t xml:space="preserve">5.4.2. The Unforeseen Services shall be paid for at prices not exceeding the prices of such services in force on the date of the Order at the Supplier’s point of sale, in its catalogue or on its website or, where such prices are not published, at competitive prices offered by the Supplier which are in line with market prices. The price of the Unforeseen Services shall be agreed with the Buyer in advance. Upon receipt of the prices of the Unforeseen Services (commercial offer) submitted by the Supplier, the Buyer shall carry out a market price survey (by telephone and/or in writing and/or by searching online, etc.) to assess whether the prices of the Unforeseen Services submitted by the Supplier are in line with market prices. If the prices of the Unforeseen Services offered by the Supplier are found to be higher than market prices, the Buyer shall request the Supplier to reduce them. If the Supplier does not agree to reduce the price of the Unforeseen Services to the market price, the Buyer reserves the right to purchase the Unforeseen Services by means of a separate procurement.</w:t>
             </w:r>
           </w:p>
         </w:tc>
@@ -7922,7 +8037,7 @@
                 <w:szCs w:val="24"/>
                 <w:lang w:val="en-GB"/>
               </w:rPr>
-              <w:t xml:space="preserve">5.5. Deadlines and procedure for payment to the Supplier</w:t>
+              <w:t xml:space="preserve">5.5. Payment terms and procedure</w:t>
             </w:r>
           </w:p>
         </w:tc>
@@ -8049,7 +8164,7 @@
                 <w:szCs w:val="24"/>
                 <w:lang w:val="en-GB"/>
               </w:rPr>
-              <w:t xml:space="preserve">5.5.1. The Buyer shall settle with the Supplier no later than 30 (thirty) days from the date of receipt of the Invoice.</w:t>
+              <w:t xml:space="preserve">5.5.1. The Buyer shall pay the Supplier no later than 30 (thirty) days from the date of receipt of the Invoice.</w:t>
             </w:r>
           </w:p>
           <w:p>
@@ -8080,9 +8195,9 @@
                 <w:showingPlcHdr/>
                 <w:dropDownList>
                   <w:listItem w:value="Choose an item."/>
-                  <w:listItem w:displayText="upon fulfilment of all contractual obligations, the full Contract Price is paid." w:value="upon fulfilment of all contractual obligations, the full Contract Price is paid."/>
-                  <w:listItem w:displayText="payment for a specific quantity/volume upon fulfilment of an order, according to the rates set." w:value="payment for a specific quantity/volume upon fulfilment of an order, according to the rates set."/>
-                  <w:listItem w:displayText="payment no more than once per calendar month." w:value="payment no more than once per calendar month."/>
+                  <w:listItem w:displayText="upon performance of all contractual obligations, the full Contract Price shall be paid." w:value="upon performance of all contractual obligations, the full Contract Price shall be paid."/>
+                  <w:listItem w:displayText="upon fulfilment of an Order, payment shall be made for the specific quantity / volume at the established rates." w:value="upon fulfilment of an Order, payment shall be made for the specific quantity / volume at the established rates."/>
+                  <w:listItem w:displayText="payment shall be made no more than once per calendar month." w:value="payment shall be made no more than once per calendar month."/>
                 </w:dropDownList>
               </w:sdtPr>
               <w:sdtContent>
@@ -8096,15 +8211,6 @@
                 </w:r>
               </w:sdtContent>
             </w:sdt>
-            <w:r>
-              <w:rPr>
-                <w:color w:val="000000"/>
-                <w:kern w:val="2"/>
-                <w:szCs w:val="24"/>
-                <w:lang w:val="en-GB"/>
-              </w:rPr>
-              <w:t xml:space="preserve"> </w:t>
-            </w:r>
           </w:p>
         </w:tc>
       </w:tr>
@@ -8349,7 +8455,7 @@
                 <w:shd w:val="clear" w:color="auto" w:fill="FFFFFF"/>
                 <w:lang w:val="en-GB"/>
               </w:rPr>
-              <w:t xml:space="preserve">The amount of the advance payment payable to the Supplier (specify the amount of the advance payment as a percentage of the Initial Contract Value specified in clause 5.2 of the Special Terms and Conditions, or the amount in euros), the deadlines and procedure for payment of the advance, and the procedure for deduction). The Buyer shall pay the advance to the Supplier in accordance with the Supplier’s request and the advance payment invoice no later than within (specify the period) from the date of receipt of the Supplier’s request and the advance payment invoice and (if applicable) the date of receipt of the advance payment guarantee.</w:t>
+              <w:t xml:space="preserve">The amount of the advance payment payable to the Supplier (specify the amount of the advance payment as a percentage of the Initial Contract Value specified in paragraph 5.2 of the Special Terms and Conditions, or the amount in EUR), the time limits and procedure for payment of the advance payment, and the procedure for its deduction). The Buyer shall pay the advance payment to the Supplier on the basis of the Supplier’s request and the advance payment invoice no later than within (specify the time limit) from the date of receipt of the Supplier’s request and the advance payment invoice and (where applicable) of the Advance Payment Security.</w:t>
             </w:r>
           </w:p>
           <w:p>
@@ -8406,7 +8512,7 @@
                 <w:szCs w:val="24"/>
                 <w:lang w:val="en-GB"/>
               </w:rPr>
-              <w:t xml:space="preserve">5.7. Securing the Advance Payment</w:t>
+              <w:t xml:space="preserve">5.7. Advance Payment Security</w:t>
             </w:r>
           </w:p>
         </w:tc>
@@ -8598,23 +8704,23 @@
                 <w:szCs w:val="24"/>
                 <w:lang w:val="en-GB"/>
               </w:rPr>
-              <w:t xml:space="preserve">Amount of the advance payment guarantee (please specify the amount of the advance payment guarantee as set out in clause 5.6 of the Special Terms and Conditions).</w:t>
-            </w:r>
-          </w:p>
-          <w:p>
-            <w:pPr>
-              <w:rPr>
-                <w:kern w:val="2"/>
-                <w:szCs w:val="24"/>
-              </w:rPr>
-            </w:pPr>
-            <w:r>
-              <w:rPr>
-                <w:kern w:val="2"/>
-                <w:szCs w:val="24"/>
-                <w:lang w:val="en-GB"/>
-              </w:rPr>
-              <w:t xml:space="preserve">The requirements for the advance payment guarantee are set out in Section 12.1 of the General Terms and Conditions.</w:t>
+              <w:t xml:space="preserve">Amount of the Advance Payment Security (specify the amount of the Advance Payment Security referred to in paragraph 5.6 of the Special Terms and Conditions).</w:t>
+            </w:r>
+          </w:p>
+          <w:p>
+            <w:pPr>
+              <w:rPr>
+                <w:kern w:val="2"/>
+                <w:szCs w:val="24"/>
+              </w:rPr>
+            </w:pPr>
+            <w:r>
+              <w:rPr>
+                <w:kern w:val="2"/>
+                <w:szCs w:val="24"/>
+                <w:lang w:val="en-GB"/>
+              </w:rPr>
+              <w:t xml:space="preserve">The requirements for the Advance Payment Security are set out in Subsection 12.1 of the General Terms and Conditions.</w:t>
             </w:r>
           </w:p>
           <w:p>
@@ -8993,33 +9099,33 @@
                 <w:szCs w:val="24"/>
                 <w:lang w:val="en-GB"/>
               </w:rPr>
-              <w:t xml:space="preserve"> are subject to the warranty period established by law / proposed by the Supplier / set out in the Technical Specification (delete as appropriate or insert your own condition), which is (insert the period in months / years). The warranty period shall be calculated from the date of signing the Service Handover Certificate or the Invoice (where no Service Handover Certificate is signed).</w:t>
-            </w:r>
-          </w:p>
-          <w:p>
-            <w:pPr>
-              <w:jc w:val="both"/>
-              <w:rPr>
-                <w:kern w:val="2"/>
-                <w:szCs w:val="24"/>
-              </w:rPr>
-            </w:pPr>
-          </w:p>
-          <w:p>
-            <w:pPr>
-              <w:jc w:val="both"/>
-              <w:rPr>
-                <w:kern w:val="2"/>
-                <w:szCs w:val="24"/>
-              </w:rPr>
-            </w:pPr>
-            <w:r>
-              <w:rPr>
-                <w:kern w:val="2"/>
-                <w:szCs w:val="24"/>
-                <w:lang w:val="en-GB"/>
-              </w:rPr>
-              <w:t xml:space="preserve">and (select ‘and’ if the warranty period applies to both the Services and goods related to the Services) / or</w:t>
+              <w:t xml:space="preserve"> shall be subject to the warranty period established by legislation / offered by the Supplier / set out in the Technical Specification (delete as appropriate or insert your own condition), which shall be (insert the period in months / years). The warranty period shall be calculated from the date of signing of the Service Handover and Acceptance Certificate or of the Invoice (where the Service Handover and Acceptance Certificate is not signed).</w:t>
+            </w:r>
+          </w:p>
+          <w:p>
+            <w:pPr>
+              <w:jc w:val="both"/>
+              <w:rPr>
+                <w:kern w:val="2"/>
+                <w:szCs w:val="24"/>
+              </w:rPr>
+            </w:pPr>
+          </w:p>
+          <w:p>
+            <w:pPr>
+              <w:jc w:val="both"/>
+              <w:rPr>
+                <w:kern w:val="2"/>
+                <w:szCs w:val="24"/>
+              </w:rPr>
+            </w:pPr>
+            <w:r>
+              <w:rPr>
+                <w:kern w:val="2"/>
+                <w:szCs w:val="24"/>
+                <w:lang w:val="en-GB"/>
+              </w:rPr>
+              <w:t xml:space="preserve">and (select “and” where the warranty period applies to both the Services and the goods related to the Services) / or</w:t>
             </w:r>
           </w:p>
           <w:p>
@@ -9047,15 +9153,15 @@
                 <w:szCs w:val="24"/>
                 <w:lang w:val="en-GB"/>
               </w:rPr>
-              <w:t xml:space="preserve">For goods related to the Services</w:t>
-            </w:r>
-            <w:r>
-              <w:rPr>
-                <w:kern w:val="2"/>
-                <w:szCs w:val="24"/>
-                <w:lang w:val="en-GB"/>
-              </w:rPr>
-              <w:t xml:space="preserve">, a warranty period shall be established as set out in legislation / applied by the manufacturer of the goods / offered by the Supplier / set out in the Technical Specification (delete as appropriate or insert your own condition), which is (insert the period in months / years). The warranty period shall be calculated from the date of signing the Services Handover-Acceptance Certificate or the Invoice (where no Services Handover-Acceptance Certificate is signed).</w:t>
+              <w:t xml:space="preserve">The goods related to the Services</w:t>
+            </w:r>
+            <w:r>
+              <w:rPr>
+                <w:kern w:val="2"/>
+                <w:szCs w:val="24"/>
+                <w:lang w:val="en-GB"/>
+              </w:rPr>
+              <w:t xml:space="preserve"> shall be subject to the warranty period established by legislation / applied by the manufacturer of the goods / offered by the Supplier / set out in the Technical Specification (delete as appropriate or insert your own condition), which shall be (insert the period in months / years). The warranty period shall be calculated from the date of signing of the Service Handover and Acceptance Certificate or of the Invoice (where the Service Handover and Acceptance Certificate is not signed).</w:t>
             </w:r>
           </w:p>
           <w:p>
@@ -9118,7 +9224,7 @@
                 <w:szCs w:val="24"/>
                 <w:lang w:val="en-GB"/>
               </w:rPr>
-              <w:t xml:space="preserve">6.2. Time limit for rectifying Service defects</w:t>
+              <w:t xml:space="preserve">6.2. Time limit for remedying defects in the Services</w:t>
             </w:r>
           </w:p>
         </w:tc>
@@ -9375,7 +9481,7 @@
                 <w:szCs w:val="24"/>
                 <w:lang w:val="en-GB"/>
               </w:rPr>
-              <w:t xml:space="preserve">If defects in the Services are identified during the warranty period specified in the Contract, the Supplier must rectify the defects in the Services </w:t>
+              <w:t xml:space="preserve">If defects in the Services are identified during the warranty period specified in the Contract, the Supplier shall remedy the defects in the Services </w:t>
             </w:r>
             <w:r>
               <w:rPr>
@@ -9393,7 +9499,7 @@
                 <w:szCs w:val="24"/>
                 <w:lang w:val="en-GB"/>
               </w:rPr>
-              <w:t xml:space="preserve"> within (specify the period in days / months) from the date of receipt of a written complaint.</w:t>
+              <w:t xml:space="preserve"> (insert the period in days / months) from the date of receipt of the written complaint.</w:t>
             </w:r>
           </w:p>
           <w:p>
@@ -9519,7 +9625,7 @@
                 <w:szCs w:val="24"/>
                 <w:lang w:val="en-GB"/>
               </w:rPr>
-              <w:t xml:space="preserve">6.3. Procedure for the implementation and verification of quality criteria</w:t>
+              <w:t xml:space="preserve">6.3. Procedure for the implementation and verification of the Quality Criteria</w:t>
             </w:r>
           </w:p>
         </w:tc>
@@ -9644,7 +9750,7 @@
                 <w:szCs w:val="24"/>
                 <w:lang w:val="en-GB"/>
               </w:rPr>
-              <w:t xml:space="preserve">Not applicable (in the event that quality criteria were not specified in the procurement documents or the successful Supplier did not meet or did not offer certain quality criteria)</w:t>
+              <w:t xml:space="preserve">Not applicable (where the Quality Criteria were not established in the procurement documents or the successful Supplier did not meet or offer certain Quality Criteria)</w:t>
             </w:r>
           </w:p>
           <w:p>
@@ -9696,7 +9802,7 @@
                 <w:szCs w:val="24"/>
                 <w:lang w:val="en-GB"/>
               </w:rPr>
-              <w:t xml:space="preserve">(specify the procedure for the implementation and verification of the Quality Criteria, for example, how often compliance with the quality criteria will be verified, what documents the Supplier will be required to submit to the Buyer, the timeframe within which the Supplier must submit the documents requested by the Buyer to substantiate compliance with the quality criteria, etc.)</w:t>
+              <w:t xml:space="preserve">(specify the procedure for the implementation and verification of the Quality Criteria, for example, how often compliance with the Quality Criteria will be verified, which documents the Supplier must submit to the Buyer, the time limit within which the Supplier must submit the documents requested by the Buyer substantiating compliance with the Quality Criteria, etc.).</w:t>
             </w:r>
           </w:p>
           <w:p>
@@ -9812,7 +9918,7 @@
                 <w:szCs w:val="24"/>
                 <w:lang w:val="en-GB"/>
               </w:rPr>
-              <w:t xml:space="preserve">7.1. Subcontractors and/or specialists used for the performance of the Contract</w:t>
+              <w:t xml:space="preserve">7.1. Subcontractors and/or specialists engaged for the performance of the Contract</w:t>
             </w:r>
           </w:p>
         </w:tc>
@@ -9885,8 +9991,8 @@
                 <w:showingPlcHdr/>
                 <w:dropDownList>
                   <w:listItem w:value="Choose an item."/>
-                  <w:listItem w:displayText="No subcontractors and/or specialists shall be used for the performance of the Contract." w:value="No subcontractors and/or specialists shall be used for the performance of the Contract."/>
-                  <w:listItem w:displayText="The subcontractors and/or specialists to be used for the performance of the Contract are listed in Annex No 3 “Tender”." w:value="The subcontractors and/or specialists to be used for the performance of the Contract are listed in Annex No 3 “Tender”."/>
+                  <w:listItem w:displayText="No subcontractors and/or specialists shall be engaged for the performance of the Contract." w:value="No subcontractors and/or specialists shall be engaged for the performance of the Contract."/>
+                  <w:listItem w:displayText="The subcontractors and/or specialists engaged for the performance of the Contract are listed in Annex 3 “Tender” to the Contract." w:value="The subcontractors and/or specialists engaged for the performance of the Contract are listed in Annex 3 “Tender” to the Contract."/>
                 </w:dropDownList>
               </w:sdtPr>
               <w:sdtContent>
@@ -9948,7 +10054,7 @@
                 <w:szCs w:val="24"/>
                 <w:lang w:val="en-GB"/>
               </w:rPr>
-              <w:t xml:space="preserve">8. GUARANTEEING FULFILMENT OF OBLIGATIONS UNDER THE CONTRACT</w:t>
+              <w:t xml:space="preserve">8. SECURITY FOR THE PERFORMANCE OF OBLIGATIONS UNDER THE CONTRACT</w:t>
             </w:r>
           </w:p>
         </w:tc>
@@ -9995,7 +10101,7 @@
                 <w:szCs w:val="24"/>
                 <w:lang w:val="en-GB"/>
               </w:rPr>
-              <w:t xml:space="preserve">8.1. Security for performance of obligations under the Contract</w:t>
+              <w:t xml:space="preserve">8.1. Security for the performance of obligations under the Contract</w:t>
             </w:r>
           </w:p>
         </w:tc>
@@ -10054,7 +10160,7 @@
                 <w:kern w:val="2"/>
                 <w:lang w:val="en-GB"/>
               </w:rPr>
-              <w:t xml:space="preserve">Performance of obligations under the Contract is guaranteed: </w:t>
+              <w:t xml:space="preserve">The performance of obligations under the Contract shall be secured by: </w:t>
             </w:r>
             <w:sdt>
               <w:sdtPr>
@@ -10066,8 +10172,8 @@
                 <w:showingPlcHdr/>
                 <w:dropDownList>
                   <w:listItem w:value="Choose an item."/>
-                  <w:listItem w:displayText="penalties." w:value="penalties."/>
-                  <w:listItem w:displayText="penalties; first-demand bank guarantee or surety insurance of an insurance company." w:value="penalties; first-demand bank guarantee or surety insurance of an insurance company."/>
+                  <w:listItem w:displayText="liquidated damages." w:value="liquidated damages."/>
+                  <w:listItem w:displayText="liquidated damages; a first-demand bank guarantee or surety insurance issued by an insurance company." w:value="liquidated damages; a first-demand bank guarantee or surety insurance issued by an insurance company."/>
                 </w:dropDownList>
               </w:sdtPr>
               <w:sdtContent>
@@ -10127,7 +10233,7 @@
                 <w:szCs w:val="24"/>
                 <w:lang w:val="en-GB"/>
               </w:rPr>
-              <w:t xml:space="preserve">8.2. Validity period of the contract Performance Security</w:t>
+              <w:t xml:space="preserve">8.2. Validity period of the Contract Performance Security</w:t>
             </w:r>
           </w:p>
         </w:tc>
@@ -10361,7 +10467,7 @@
                 <w:szCs w:val="24"/>
                 <w:lang w:val="en-GB"/>
               </w:rPr>
-              <w:t xml:space="preserve">The term of validity of the contract performance guarantee must be no shorter than the term of the Contract.</w:t>
+              <w:t xml:space="preserve">The validity period of the Contract Performance Security shall not be shorter than the term of the Contract.</w:t>
             </w:r>
           </w:p>
           <w:p>
@@ -10413,7 +10519,7 @@
                 <w:szCs w:val="24"/>
                 <w:lang w:val="en-GB"/>
               </w:rPr>
-              <w:t xml:space="preserve">The validity period of the Contract performance security shall not be shorter than the period for performance of the Supplier’s obligations.</w:t>
+              <w:t xml:space="preserve">The validity period of the Contract Performance Security shall not be shorter than the period for performance of the Supplier’s obligations.</w:t>
             </w:r>
           </w:p>
           <w:p>
@@ -10707,7 +10813,7 @@
                 <w:shd w:val="clear" w:color="auto" w:fill="FFFFFF"/>
                 <w:lang w:val="en-GB"/>
               </w:rPr>
-              <w:t xml:space="preserve">8.3.1. The Contract Performance Security must be provided to the Buyer before signing the Contract. The Supplier must provide the Buyer with a first-demand bank guarantee of </w:t>
+              <w:t xml:space="preserve">8.3.1. The Contract Performance Security shall be provided to the Buyer before the Contract is signed. The Supplier shall provide the Buyer with a first-demand bank guarantee or a surety insurance certificate issued by an insurance company for </w:t>
             </w:r>
             <w:r>
               <w:rPr>
@@ -10726,23 +10832,23 @@
                 <w:shd w:val="clear" w:color="auto" w:fill="FFFFFF"/>
                 <w:lang w:val="en-GB"/>
               </w:rPr>
-              <w:t xml:space="preserve"> percent of the Initial Contract Value excluding VAT specified in Clause 5.2 of the Special Terms and Conditions or a surety bond of an insurance company that meets the requirements of Section 10 of the General Terms and Conditions.</w:t>
-            </w:r>
-          </w:p>
-          <w:p>
-            <w:pPr>
-              <w:jc w:val="both"/>
-              <w:rPr>
-                <w:szCs w:val="24"/>
-              </w:rPr>
-            </w:pPr>
-            <w:r>
-              <w:rPr>
-                <w:kern w:val="2"/>
-                <w:szCs w:val="24"/>
-                <w:lang w:val="en-GB"/>
-              </w:rPr>
-              <w:t xml:space="preserve">8.3.2. In addition to the requirements set out in the General Terms and Conditions, the Buyer has the right to: if the Buyer does not receive a document confirming the extension of the Contract Performance Security at least ten (10) days before the expiry of the current security, the Buyer shall have the right to demand payment of the full outstanding amount under the Contract Performance Security document. The Buyer may retain this amount as security for the Supplier’s contractual obligations (a deposit) and use it if the Supplier fails to properly fulfill its contractual obligations.</w:t>
+              <w:t xml:space="preserve"> per cent of the Initial Contract Value excluding VAT specified in paragraph 5.2 of the Special Terms and Conditions, complying with the requirements of Section 10 of the General Terms and Conditions.</w:t>
+            </w:r>
+          </w:p>
+          <w:p>
+            <w:pPr>
+              <w:jc w:val="both"/>
+              <w:rPr>
+                <w:szCs w:val="24"/>
+              </w:rPr>
+            </w:pPr>
+            <w:r>
+              <w:rPr>
+                <w:kern w:val="2"/>
+                <w:szCs w:val="24"/>
+                <w:lang w:val="en-GB"/>
+              </w:rPr>
+              <w:t xml:space="preserve">8.3.2. In addition to the requirements laid down in the General Terms and Conditions, the Buyer shall have the right, if the Buyer does not receive a document confirming the extension of the document securing the performance of the Contract 10 (ten) days before its expiry, to demand payment of the full outstanding amount of the document securing the performance of the Contract, which the Buyer may retain as security (deposit) for the performance of the Supplier’s contractual obligations and use if the Supplier fails to perform its contractual obligations properly.</w:t>
             </w:r>
           </w:p>
         </w:tc>
@@ -10894,7 +11000,7 @@
                 <w:szCs w:val="24"/>
                 <w:lang w:val="en-GB"/>
               </w:rPr>
-              <w:t xml:space="preserve">If the Buyer, having received a duly submitted and completed Invoice, delays the payment for the quality Services duly provided by the Supplier within the period specified in the Contract, the Supplier shall charge the Buyer a default interest of 0.02 (two hundredths) per cent of the unpaid amount, excluding VAT, from the day following the due date for each day the delay. </w:t>
+              <w:t xml:space="preserve">If the Buyer, having received a duly submitted and completed Invoice, delays payment for the quality Services duly provided by the Supplier within the time limit specified in the Contract, the Supplier shall, from the day following the expiry of the time limit, charge the Buyer default interest of 0.02 (two hundredths) per cent of the unpaid amount excluding VAT for each day of delay.</w:t>
             </w:r>
           </w:p>
         </w:tc>
@@ -10974,7 +11080,7 @@
                 <w:szCs w:val="24"/>
                 <w:lang w:val="en-GB"/>
               </w:rPr>
-              <w:t xml:space="preserve">9.2. Liquidated damages payable by the Supplier for delay in fulfilling the order, providing the Services or correcting defects</w:t>
+              <w:t xml:space="preserve">9.2. Liquidated damages imposed on the Supplier for delay in fulfilling an Order, providing the Services or remedying defects</w:t>
             </w:r>
           </w:p>
         </w:tc>
@@ -11151,7 +11257,7 @@
                 <w:szCs w:val="24"/>
                 <w:lang w:val="en-GB"/>
               </w:rPr>
-              <w:t xml:space="preserve">9.2.1. If the Supplier delays the provision of Services, the execution of an order, or the correction of defects, the Buyer shall charge the Supplier a penalty of 0.02% (two hundredths of a percent) for each delayed day, starting from the day following the set deadline, calculated from the price (excluding VAT) of the delayed Services, the order, or the Services with defects.</w:t>
+              <w:t xml:space="preserve">9.2.1. If the Supplier is late in providing the Services, fulfilling an Order or remedying defects, the Buyer shall, from the day following the expiry of the time limit, charge the Supplier default interest of 0.02 (two hundredths) per cent of the price, excluding VAT, of the Services not provided on time, of the Order or of the defective Services for each day of delay.</w:t>
             </w:r>
           </w:p>
           <w:p>
@@ -11180,7 +11286,7 @@
                 <w:szCs w:val="24"/>
                 <w:lang w:val="en-GB"/>
               </w:rPr>
-              <w:t xml:space="preserve">9.2.2. The Supplier must pay the penalties to the Buyer within five (5) working days from the Buyer’s request, unless the penalty amount is deducted from the amount payable to the Supplier.</w:t>
+              <w:t xml:space="preserve">9.2.2. The Supplier shall pay the liquidated damages to the Buyer within 5 (five) working days from the Buyer’s demand, where the amount of the liquidated damages is not set off against the amount payable to the Supplier.</w:t>
             </w:r>
           </w:p>
         </w:tc>
@@ -11236,7 +11342,7 @@
                 <w:szCs w:val="24"/>
                 <w:lang w:val="en-GB"/>
               </w:rPr>
-              <w:t xml:space="preserve">9.3. A penalty imposed on the Supplier if the Contract is terminated due to a material breach of the Contract by the Supplier or if the Supplier unjustifiably discontinues the performance of the Contract in a manner not provided for in the Contract</w:t>
+              <w:t xml:space="preserve">9.3. Penalty imposed on the Supplier in the event of termination of the Contract for a material breach of the Contract or unjustified termination of the performance of the Contract otherwise than in accordance with the procedure set out in the Contract</w:t>
             </w:r>
           </w:p>
         </w:tc>
@@ -11290,24 +11396,7 @@
                 <w:szCs w:val="24"/>
                 <w:lang w:val="en-GB"/>
               </w:rPr>
-              <w:t xml:space="preserve">If the Contract is terminated through the fault of the Supplier, the Buyer shall have the right to demand the payment of a penalty equal to 5 (five) percent of the </w:t>
-            </w:r>
-            <w:r>
-              <w:rPr>
-                <w:kern w:val="2"/>
-                <w:szCs w:val="24"/>
-                <w:highlight w:val="yellow"/>
-                <w:lang w:val="en-GB"/>
-              </w:rPr>
-              <w:t xml:space="preserve">Initial Contract Value</w:t>
-            </w:r>
-            <w:r>
-              <w:rPr>
-                <w:kern w:val="2"/>
-                <w:szCs w:val="24"/>
-                <w:lang w:val="en-GB"/>
-              </w:rPr>
-              <w:t xml:space="preserve">, but not less than EUR 3000 (three thousand).</w:t>
+              <w:t xml:space="preserve">If the Contract is terminated due to the fault of the Supplier, the Buyer shall have the right to demand payment of a penalty equal to 5 (five) per cent of the Initial Contract Value, but not less than EUR 3,000 (three thousand).</w:t>
             </w:r>
           </w:p>
         </w:tc>
@@ -11355,7 +11444,7 @@
                 <w:szCs w:val="24"/>
                 <w:lang w:val="en-GB"/>
               </w:rPr>
-              <w:t xml:space="preserve">9.4. Penalty applied to the Supplier for replacing existing subcontractors or specialists / using new subcontractors without complying with the procedure for replacing subcontractors and/or specialists set out in the General Terms and Conditions</w:t>
+              <w:t xml:space="preserve">9.4. Penalty imposed on the Supplier for the replacement of existing subcontractors or specialists / engagement of new subcontractors without complying with the procedure for the replacement of subcontractors and/or specialists set out in the General Terms and Conditions</w:t>
             </w:r>
           </w:p>
         </w:tc>
@@ -11410,7 +11499,7 @@
                 <w:szCs w:val="24"/>
                 <w:lang w:val="en-GB"/>
               </w:rPr>
-              <w:t xml:space="preserve">EUR 1000 (one thousand) for each case of violation.</w:t>
+              <w:t xml:space="preserve">EUR 1,000 (one thousand) for each instance of breach.</w:t>
             </w:r>
           </w:p>
           <w:p>
@@ -11497,7 +11586,7 @@
                 <w:szCs w:val="24"/>
                 <w:lang w:val="en-GB"/>
               </w:rPr>
-              <w:t xml:space="preserve">9.5. Penalties applicable to the Supplier for non-compliance with environmental, employee-safety, health safety, fire safety, and/or social criteria</w:t>
+              <w:t xml:space="preserve">9.5. Penalties imposed on the Supplier for non-compliance with environmental, occupational safety, health protection, fire safety and/or social criteria</w:t>
             </w:r>
           </w:p>
         </w:tc>
@@ -11710,7 +11799,7 @@
                 <w:szCs w:val="24"/>
                 <w:lang w:val="en-GB"/>
               </w:rPr>
-              <w:t xml:space="preserve">9.5.1. EUR 100 (one hundred) for each case of violation.</w:t>
+              <w:t xml:space="preserve">9.5.1. EUR 100 (one hundred) for each instance of breach.</w:t>
             </w:r>
           </w:p>
           <w:p>
@@ -11729,83 +11818,26 @@
                 <w:szCs w:val="24"/>
                 <w:lang w:val="en-GB"/>
               </w:rPr>
-              <w:t xml:space="preserve">9.5.2. The Supplier undertakes to immediately, but in any case no later than within 2 (two) working days, notify the Buyer (and relevant authorities, when required) of all incidents that violate environmental or </w:t>
-            </w:r>
+              <w:t xml:space="preserve">9.5.2. The Supplier undertakes to notify the Buyer (and the competent authorities, where required) immediately, and in any event no later than within 2 (two) working days, of any incidents in breach of environmental protection or human safety requirements which occur during the provision of the Services and the delivery of the related goods. If the Supplier fails to notify the Buyer and/or the competent authorities of an incident within 2 (two) working days, the Supplier shall additionally pay the Buyer a penalty of EUR 100 for each separate instance and compensate the Buyer for all direct losses incurred as a result of the failure to report the incident, to the extent not covered by the penalty. This paragraph shall apply to all incidents occurring during the provision of the Services and/or the delivery of the related goods, irrespective of whether they caused harm to persons or the environment.</w:t>
+            </w:r>
+          </w:p>
+          <w:p>
+            <w:pPr>
+              <w:jc w:val="both"/>
+              <w:rPr>
+                <w:color w:val="4472C4"/>
+                <w:kern w:val="2"/>
+                <w:szCs w:val="24"/>
+              </w:rPr>
+            </w:pPr>
             <w:r>
               <w:rPr>
                 <w:color w:val="000000"/>
                 <w:kern w:val="2"/>
                 <w:szCs w:val="24"/>
-                <w:highlight w:val="yellow"/>
-                <w:lang w:val="en-GB"/>
-              </w:rPr>
-              <w:t xml:space="preserve">human</w:t>
-            </w:r>
-            <w:r>
-              <w:rPr>
-                <w:color w:val="000000"/>
-                <w:kern w:val="2"/>
-                <w:szCs w:val="24"/>
-                <w:lang w:val="en-GB"/>
-              </w:rPr>
-              <w:t xml:space="preserve"> safety requirements that occurred during the provision of the Services and during the delivery of related goods. If the Supplier does not report the incident to the Buyer and/or the relevant authorities within 2 (two) working days, it shall </w:t>
-            </w:r>
-            <w:r>
-              <w:rPr>
-                <w:color w:val="000000"/>
-                <w:kern w:val="2"/>
-                <w:szCs w:val="24"/>
-                <w:highlight w:val="yellow"/>
-                <w:lang w:val="en-GB"/>
-              </w:rPr>
-              <w:t xml:space="preserve">additionally</w:t>
-            </w:r>
-            <w:r>
-              <w:rPr>
-                <w:color w:val="000000"/>
-                <w:kern w:val="2"/>
-                <w:szCs w:val="24"/>
-                <w:lang w:val="en-GB"/>
-              </w:rPr>
-              <w:t xml:space="preserve"> pay the Buyer a fine equal to EUR 100 for each individual case and compensate the Buyer for all </w:t>
-            </w:r>
-            <w:r>
-              <w:rPr>
-                <w:color w:val="000000"/>
-                <w:kern w:val="2"/>
-                <w:szCs w:val="24"/>
-                <w:highlight w:val="yellow"/>
-                <w:lang w:val="en-GB"/>
-              </w:rPr>
-              <w:t xml:space="preserve">direct</w:t>
-            </w:r>
-            <w:r>
-              <w:rPr>
-                <w:color w:val="000000"/>
-                <w:kern w:val="2"/>
-                <w:szCs w:val="24"/>
-                <w:lang w:val="en-GB"/>
-              </w:rPr>
-              <w:t xml:space="preserve"> losses incurred due to failure to report the incident, which are not covered by the fine. This clause shall be applied to all incidents that occurred during the provision of the Services and/or during the delivery of related goods, regardless of whether they caused damage to people or the environment.</w:t>
-            </w:r>
-          </w:p>
-          <w:p>
-            <w:pPr>
-              <w:jc w:val="both"/>
-              <w:rPr>
-                <w:color w:val="4472C4"/>
-                <w:kern w:val="2"/>
-                <w:szCs w:val="24"/>
-              </w:rPr>
-            </w:pPr>
-            <w:r>
-              <w:rPr>
-                <w:color w:val="000000"/>
-                <w:kern w:val="2"/>
-                <w:szCs w:val="24"/>
-                <w:lang w:val="en-GB"/>
-              </w:rPr>
-              <w:t xml:space="preserve">9.5.3. EUR 500 (five hundred) for each case of violation if occupational safety and health requirements are violated, and it results in the occurrence of accident.</w:t>
+                <w:lang w:val="en-GB"/>
+              </w:rPr>
+              <w:t xml:space="preserve">9.5.3. EUR 500 (five hundred) for each instance of breach where occupational safety and health requirements are breached and an accident occurs as a result.</w:t>
             </w:r>
           </w:p>
         </w:tc>
@@ -11899,41 +11931,7 @@
                 <w:szCs w:val="24"/>
                 <w:lang w:val="en-GB"/>
               </w:rPr>
-              <w:t xml:space="preserve">EUR 3,000 (three thousand) shall be imposed for each instance of breach, and </w:t>
-            </w:r>
-            <w:r>
-              <w:rPr>
-                <w:kern w:val="2"/>
-                <w:szCs w:val="24"/>
-                <w:highlight w:val="yellow"/>
-                <w:lang w:val="en-GB"/>
-              </w:rPr>
-              <w:t xml:space="preserve">the Party in breach</w:t>
-            </w:r>
-            <w:r>
-              <w:rPr>
-                <w:kern w:val="2"/>
-                <w:szCs w:val="24"/>
-                <w:lang w:val="en-GB"/>
-              </w:rPr>
-              <w:t xml:space="preserve"> shall also compensate </w:t>
-            </w:r>
-            <w:r>
-              <w:rPr>
-                <w:kern w:val="2"/>
-                <w:szCs w:val="24"/>
-                <w:highlight w:val="yellow"/>
-                <w:lang w:val="en-GB"/>
-              </w:rPr>
-              <w:t xml:space="preserve">the other Party</w:t>
-            </w:r>
-            <w:r>
-              <w:rPr>
-                <w:kern w:val="2"/>
-                <w:szCs w:val="24"/>
-                <w:lang w:val="en-GB"/>
-              </w:rPr>
-              <w:t xml:space="preserve"> for any direct damages incurred or suffered as a result, to the extent that such damages are not covered by the penalty.</w:t>
+              <w:t xml:space="preserve">EUR 3,000 (three thousand) for each instance of breach, and the Party in breach shall compensate the other Party for any direct losses suffered or incurred as a result, to the extent not covered by the penalty.</w:t>
             </w:r>
           </w:p>
         </w:tc>
@@ -11980,7 +11978,7 @@
                 <w:szCs w:val="24"/>
                 <w:lang w:val="en-GB"/>
               </w:rPr>
-              <w:t xml:space="preserve">9.7. Liquidated damages imposed on the Supplier for failure to meet the Quality criteria set out in the Contract documents during the performance of the Contract</w:t>
+              <w:t xml:space="preserve">9.7. Liquidated damages imposed on the Supplier for failure to meet the Quality Criteria set out in the procurement documents during the performance of the Contract</w:t>
             </w:r>
           </w:p>
         </w:tc>
@@ -12054,7 +12052,7 @@
                 <w:dropDownList>
                   <w:listItem w:value="Choose an item."/>
                   <w:listItem w:displayText="The clause does not apply." w:value="The clause does not apply."/>
-                  <w:listItem w:displayText="1000 (one thousand) EUR for each case of violation." w:value="1000 (one thousand) EUR for each case of violation."/>
+                  <w:listItem w:displayText="EUR 1,000 (one thousand) for each instance of breach." w:value="EUR 1,000 (one thousand) for each instance of breach."/>
                 </w:dropDownList>
               </w:sdtPr>
               <w:sdtContent>
@@ -12122,7 +12120,7 @@
                 <w:szCs w:val="24"/>
                 <w:lang w:val="en-GB"/>
               </w:rPr>
-              <w:t xml:space="preserve">9.8. Liquidated damages for non-renewal of the Contract Performance Security applicable to the Supplier</w:t>
+              <w:t xml:space="preserve">9.8. Liquidated damages imposed on the Supplier for failure to extend the Contract Performance Security</w:t>
             </w:r>
           </w:p>
         </w:tc>
@@ -12169,7 +12167,7 @@
                 <w:szCs w:val="24"/>
                 <w:lang w:val="en-GB"/>
               </w:rPr>
-              <w:t xml:space="preserve">The Clause does not apply, the conditions set out in Clause 8.3.2 shall be applied.</w:t>
+              <w:t xml:space="preserve">The clause does not apply; the conditions set out in paragraph 8.3.2 shall apply.</w:t>
             </w:r>
           </w:p>
         </w:tc>
@@ -12227,7 +12225,7 @@
                 <w:szCs w:val="24"/>
                 <w:lang w:val="en-GB"/>
               </w:rPr>
-              <w:t xml:space="preserve">9.9. A penalty applicable to the Supplier for non-compliance with the requirements regarding the use of the Buyer’s symbols, name, and logo in advertising or marketing, as well as for failure to comply with the prohibition on using intellectual property created by the Buyer.</w:t>
+              <w:t xml:space="preserve">9.9. Penalty imposed on the Supplier for non-compliance with the requirements regarding the use of the Buyer’s symbols, name and logo in advertising or marketing and with the prohibition on using intellectual outputs created by the Buyer</w:t>
             </w:r>
           </w:p>
         </w:tc>
@@ -12342,7 +12340,7 @@
               <w:dropDownList>
                 <w:listItem w:value="Choose an item."/>
                 <w:listItem w:displayText="Not applicable." w:value="Not applicable."/>
-                <w:listItem w:displayText="{...} EUR for each case of violation." w:value="{...} EUR for each case of violation."/>
+                <w:listItem w:displayText="EUR {...} for each instance of breach." w:value="EUR {...} for each instance of breach."/>
               </w:dropDownList>
             </w:sdtPr>
             <w:sdtContent>
@@ -12493,7 +12491,7 @@
                 <w:szCs w:val="24"/>
                 <w:lang w:val="en-GB"/>
               </w:rPr>
-              <w:t xml:space="preserve">9.10. A penalty applicable to the Supplier for failure to obtain consent to perform work within operating electricity transmission network facilities and/or their protection zones.</w:t>
+              <w:t xml:space="preserve">9.10. Penalty imposed on the Supplier for the absence of consent to work at operating electricity transmission network facilities (installations) and/or in their protection zones</w:t>
             </w:r>
           </w:p>
         </w:tc>
@@ -12568,7 +12566,7 @@
               <w:dropDownList>
                 <w:listItem w:value="Choose an item."/>
                 <w:listItem w:displayText="The clause does not apply." w:value="The clause does not apply."/>
-                <w:listItem w:displayText="100 (one hundred) EUR for each case of violation." w:value="100 (one hundred) EUR for each case of violation."/>
+                <w:listItem w:displayText="EUR 100 (one hundred) for each instance of breach." w:value="EUR 100 (one hundred) for each instance of breach."/>
               </w:dropDownList>
             </w:sdtPr>
             <w:sdtContent>
@@ -12757,28 +12755,7 @@
                 <w:szCs w:val="24"/>
                 <w:lang w:val="en-GB"/>
               </w:rPr>
-              <w:t xml:space="preserve">9.11. A penalty applicable to the Supplier if the </w:t>
-            </w:r>
-            <w:r>
-              <w:rPr>
-                <w:b/>
-                <w:bCs/>
-                <w:kern w:val="2"/>
-                <w:szCs w:val="24"/>
-                <w:highlight w:val="yellow"/>
-                <w:lang w:val="en-GB"/>
-              </w:rPr>
-              <w:t xml:space="preserve">persons</w:t>
-            </w:r>
-            <w:r>
-              <w:rPr>
-                <w:b/>
-                <w:bCs/>
-                <w:kern w:val="2"/>
-                <w:szCs w:val="24"/>
-                <w:lang w:val="en-GB"/>
-              </w:rPr>
-              <w:t xml:space="preserve"> providing the Services or delivering related goods are intoxicated or under the influence of psychoactive substances.</w:t>
+              <w:t xml:space="preserve">9.11. Penalty imposed on the Supplier where the persons providing the Services or delivering the related goods are under the influence of alcohol or psychoactive substances.</w:t>
             </w:r>
           </w:p>
         </w:tc>
@@ -12827,7 +12804,7 @@
                 <w:szCs w:val="24"/>
                 <w:lang w:val="en-GB"/>
               </w:rPr>
-              <w:t xml:space="preserve">EUR 300 (three hundred) for each case of violation.</w:t>
+              <w:t xml:space="preserve">EUR 300 (three hundred) for each instance of breach.</w:t>
             </w:r>
           </w:p>
         </w:tc>
@@ -12896,7 +12873,7 @@
                 <w:szCs w:val="24"/>
                 <w:lang w:val="en-GB"/>
               </w:rPr>
-              <w:t xml:space="preserve">9.12. Penalty applicable to the Supplier if the Supplier does not comply with national security interests (where applicable) and/or origin requirements</w:t>
+              <w:t xml:space="preserve">9.12. Penalty imposed on the Supplier where the Supplier fails to comply with the requirements relating to national security interests (where applicable) and/or origin</w:t>
             </w:r>
           </w:p>
         </w:tc>
@@ -12944,7 +12921,7 @@
                 <w:kern w:val="2"/>
                 <w:lang w:val="en-GB"/>
               </w:rPr>
-              <w:t xml:space="preserve">In cases where the Supplier violates the requirements set out in the Contract related to national security interests and/or origin, but the Contract is not terminated due to such violations, the Supplier must rectify the breach (to the extent that it is possible and proportionate) and, upon the Buyer’s request, pay a penalty of EUR 10,000 (ten thousand) for each separate instance of violation.</w:t>
+              <w:t xml:space="preserve">Where the Supplier breaches the requirements relating to national security interests and/or origin set out in the Contract but the Contract is not terminated as a result of such breaches, the Supplier shall remedy the breach (if and to the extent possible/proportionate) and, at the Buyer’s request, pay a penalty of EUR 10,000 (ten thousand) for each separate instance of breach.</w:t>
             </w:r>
           </w:p>
         </w:tc>
@@ -13015,7 +12992,7 @@
                 <w:szCs w:val="24"/>
                 <w:lang w:val="en-GB"/>
               </w:rPr>
-              <w:t xml:space="preserve">9.13. Fine imposed on the Supplier for a serious breach of the Partners’ Code of Ethics</w:t>
+              <w:t xml:space="preserve">9.13. Penalty imposed on the Supplier for a gross breach of the Partners’ Code of Ethics</w:t>
             </w:r>
           </w:p>
         </w:tc>
@@ -13067,7 +13044,7 @@
                 <w:szCs w:val="24"/>
                 <w:lang w:val="en-GB"/>
               </w:rPr>
-              <w:t xml:space="preserve">In the event that the Supplier commits a serious breach of the Partners’ Code of Ethics, but the Contract is not terminated as a result of such breach, the Supplier shall remedy the breach and, upon the Buyer’s request, pay a fine of 1000 (one thousand) EUR for each separate breach.</w:t>
+              <w:t xml:space="preserve">Where the Supplier commits a gross breach of the Partners’ Code of Ethics but the Contract is not terminated as a result of such breach, the Supplier shall remedy the breach and, at the Buyer’s request, pay a penalty of EUR 1,000 (one thousand) for each separate instance of breach.</w:t>
             </w:r>
           </w:p>
         </w:tc>
@@ -13137,7 +13114,7 @@
                 <w:szCs w:val="24"/>
                 <w:lang w:val="en-GB"/>
               </w:rPr>
-              <w:t xml:space="preserve">9.14. General information</w:t>
+              <w:t xml:space="preserve">9.14. General provisions</w:t>
             </w:r>
           </w:p>
         </w:tc>
@@ -13378,92 +13355,75 @@
                 <w:szCs w:val="24"/>
                 <w:lang w:val="en-GB"/>
               </w:rPr>
-              <w:t xml:space="preserve">9.14.1. Payment of the defaults specified in this section does not release the Supplier from the obligation to perform all actions necessary to fulfil the contractual obligations.</w:t>
-            </w:r>
-          </w:p>
-          <w:p>
-            <w:pPr>
-              <w:jc w:val="both"/>
-              <w:rPr>
-                <w:kern w:val="2"/>
-                <w:szCs w:val="24"/>
-              </w:rPr>
-            </w:pPr>
-            <w:r>
-              <w:rPr>
-                <w:kern w:val="2"/>
-                <w:szCs w:val="24"/>
-                <w:lang w:val="en-GB"/>
-              </w:rPr>
-              <w:t xml:space="preserve">9.14.2. The penalties provided for in this section apply to the Supplier even if the violations are committed by his sub-supplier, specialists, employees or other third parties whom he used to execute the Contract.</w:t>
-            </w:r>
-          </w:p>
-          <w:p>
-            <w:pPr>
-              <w:jc w:val="both"/>
-              <w:rPr>
-                <w:kern w:val="2"/>
-                <w:szCs w:val="24"/>
-              </w:rPr>
-            </w:pPr>
-            <w:r>
-              <w:rPr>
-                <w:kern w:val="2"/>
-                <w:szCs w:val="24"/>
-                <w:lang w:val="en-GB"/>
-              </w:rPr>
-              <w:t xml:space="preserve">9.14.3. When settling accounts, the amount of accrued penalties (fines and late fees) and damages will be reduced from the payable amount indicated on the invoice submitted by the Supplier. The Buyer has the right at any time to unilaterally offset their financial claims from any amounts payable to the Supplier, including compensation for damages payable under this Contract and other contracts concluded between the Parties, as well as other amounts. The Buyer may reduce the amounts payable to the Supplier accordingly, by providing written notice to the Supplier.</w:t>
-            </w:r>
-          </w:p>
-          <w:p>
-            <w:pPr>
-              <w:jc w:val="both"/>
-              <w:rPr>
-                <w:kern w:val="2"/>
-                <w:szCs w:val="24"/>
-              </w:rPr>
-            </w:pPr>
-            <w:r>
-              <w:rPr>
-                <w:kern w:val="2"/>
-                <w:szCs w:val="24"/>
-                <w:lang w:val="en-GB"/>
-              </w:rPr>
-              <w:t xml:space="preserve">9.14.4. If there are no amounts available for offsetting financial claims, the Supplier must pay the penalties to the Buyer within 5 (five) </w:t>
-            </w:r>
-            <w:r>
-              <w:rPr>
-                <w:kern w:val="2"/>
-                <w:szCs w:val="24"/>
-                <w:highlight w:val="yellow"/>
-                <w:lang w:val="en-GB"/>
-              </w:rPr>
-              <w:t xml:space="preserve">working</w:t>
-            </w:r>
-            <w:r>
-              <w:rPr>
-                <w:kern w:val="2"/>
-                <w:szCs w:val="24"/>
-                <w:lang w:val="en-GB"/>
-              </w:rPr>
-              <w:t xml:space="preserve"> days from the Buyer's demand.</w:t>
-            </w:r>
-          </w:p>
-          <w:p>
-            <w:pPr>
-              <w:jc w:val="both"/>
-              <w:rPr>
-                <w:kern w:val="2"/>
-                <w:szCs w:val="24"/>
-              </w:rPr>
-            </w:pPr>
-            <w:r>
-              <w:rPr>
-                <w:kern w:val="2"/>
-                <w:szCs w:val="24"/>
-                <w:lang w:val="en-GB"/>
-              </w:rPr>
-              <w:t xml:space="preserve">9.14.5. The Parties shall compensate each other only for direct damages, which are limited to the amount of the Contract Price, but not less than EUR 3,000 (three thousand) (if the Contract Price does not exceed EUR 3,000 (three thousand)).</w:t>
+              <w:t xml:space="preserve">9.14.1. Payment of the liquidated damages specified in this Section shall not release the Supplier from the obligation to take all actions necessary to perform its contractual obligations.</w:t>
+            </w:r>
+          </w:p>
+          <w:p>
+            <w:pPr>
+              <w:jc w:val="both"/>
+              <w:rPr>
+                <w:kern w:val="2"/>
+                <w:szCs w:val="24"/>
+              </w:rPr>
+            </w:pPr>
+            <w:r>
+              <w:rPr>
+                <w:kern w:val="2"/>
+                <w:szCs w:val="24"/>
+                <w:lang w:val="en-GB"/>
+              </w:rPr>
+              <w:t xml:space="preserve">9.14.2. The liquidated damages provided for in this Section shall also apply to the Supplier where the breaches are committed by its subcontractors, specialists, employees or other third parties engaged by it to perform the Contract.</w:t>
+            </w:r>
+          </w:p>
+          <w:p>
+            <w:pPr>
+              <w:jc w:val="both"/>
+              <w:rPr>
+                <w:kern w:val="2"/>
+                <w:szCs w:val="24"/>
+              </w:rPr>
+            </w:pPr>
+            <w:r>
+              <w:rPr>
+                <w:kern w:val="2"/>
+                <w:szCs w:val="24"/>
+                <w:lang w:val="en-GB"/>
+              </w:rPr>
+              <w:t xml:space="preserve">9.14.3. On settlement, the amount payable indicated in the invoice submitted by the Supplier shall be reduced by the amount of the accrued liquidated damages (penalties and default interest) and losses. The Buyer shall have the right at any time to unilaterally set off its monetary claims against any amounts payable to the Supplier, including under this Contract and other contracts concluded between the Parties, compensation for losses payable and other amounts, and to reduce the amounts payable by the Buyer to the Supplier accordingly, by notifying the Supplier thereof in writing.</w:t>
+            </w:r>
+          </w:p>
+          <w:p>
+            <w:pPr>
+              <w:jc w:val="both"/>
+              <w:rPr>
+                <w:kern w:val="2"/>
+                <w:szCs w:val="24"/>
+              </w:rPr>
+            </w:pPr>
+            <w:r>
+              <w:rPr>
+                <w:kern w:val="2"/>
+                <w:szCs w:val="24"/>
+                <w:lang w:val="en-GB"/>
+              </w:rPr>
+              <w:t xml:space="preserve">9.14.4. Where there are no amounts against which the monetary claims can be set off, the Supplier shall pay the liquidated damages to the Buyer within 5 (five) working days from the Buyer’s demand.</w:t>
+            </w:r>
+          </w:p>
+          <w:p>
+            <w:pPr>
+              <w:jc w:val="both"/>
+              <w:rPr>
+                <w:kern w:val="2"/>
+                <w:szCs w:val="24"/>
+              </w:rPr>
+            </w:pPr>
+            <w:r>
+              <w:rPr>
+                <w:kern w:val="2"/>
+                <w:szCs w:val="24"/>
+                <w:lang w:val="en-GB"/>
+              </w:rPr>
+              <w:t xml:space="preserve">9.14.5. The Parties shall compensate each other only for direct losses, which shall be limited to the amount of the Contract Price, but not less than EUR 3,000 (three thousand) (where the Contract Price does not exceed EUR 3,000 (three thousand)).</w:t>
             </w:r>
           </w:p>
           <w:p>
@@ -13481,24 +13441,7 @@
                 <w:szCs w:val="24"/>
                 <w:lang w:val="en-GB"/>
               </w:rPr>
-              <w:t xml:space="preserve">9.14.6. The total amount of penalties applied to the Party under the Contract is limited to 20 (twenty) percent of the </w:t>
-            </w:r>
-            <w:r>
-              <w:rPr>
-                <w:kern w:val="2"/>
-                <w:szCs w:val="24"/>
-                <w:highlight w:val="yellow"/>
-                <w:lang w:val="en-GB"/>
-              </w:rPr>
-              <w:t xml:space="preserve">Initial Contract Value</w:t>
-            </w:r>
-            <w:r>
-              <w:rPr>
-                <w:kern w:val="2"/>
-                <w:szCs w:val="24"/>
-                <w:lang w:val="en-GB"/>
-              </w:rPr>
-              <w:t xml:space="preserve">; if the Contract Price does not exceed the amount of EUR 3000 (three thousand) - the amount not exceeding EUR 1500 (one thousand five hundred).</w:t>
+              <w:t xml:space="preserve">9.14.6. The total amount of liquidated damages applied to a Party under the Contract shall be limited to 20 (twenty) per cent of the Initial Contract Value; where the Contract Price does not exceed EUR 3,000 (three thousand), it shall not exceed EUR 1,500 (one thousand five hundred).</w:t>
             </w:r>
           </w:p>
         </w:tc>
@@ -13587,7 +13530,7 @@
                 <w:szCs w:val="24"/>
                 <w:lang w:val="en-GB"/>
               </w:rPr>
-              <w:t xml:space="preserve">10. MATERIAL TERMS OF THE CONTRACT </w:t>
+              <w:t xml:space="preserve">10. ESSENTIAL TERMS OF THE CONTRACT </w:t>
             </w:r>
             <w:r>
               <w:rPr>
@@ -13602,7 +13545,6 @@
                 <w:color w:val="0070C0"/>
                 <w:kern w:val="2"/>
                 <w:szCs w:val="24"/>
-                <w:highlight w:val="yellow"/>
                 <w:lang w:val="en-GB"/>
               </w:rPr>
               <w:t xml:space="preserve">applicable if completed)</w:t>
@@ -13662,7 +13604,7 @@
                 <w:szCs w:val="24"/>
                 <w:lang w:val="en-GB"/>
               </w:rPr>
-              <w:t xml:space="preserve">10.1. Material Terms of the Contract</w:t>
+              <w:t xml:space="preserve">10.1. Essential terms of the Contract</w:t>
             </w:r>
           </w:p>
         </w:tc>
@@ -13875,7 +13817,7 @@
                 <w:szCs w:val="24"/>
                 <w:lang w:val="en-GB"/>
               </w:rPr>
-              <w:t xml:space="preserve">(specify the terms of the Contract which are considered to be essential terms of the Contract. When specifying the essential terms of the Contract, account shall be taken of the subject matter, specific features and nature of the Contract, as well as the Buyer’s needs in the specific case)</w:t>
+              <w:t xml:space="preserve">(specify the contractual terms that are considered essential terms of the Contract. When indicating essential terms of the Contract, due regard shall be given to the object, specificity and nature of the Contract, as well as to the Buyer’s needs in the specific case).</w:t>
             </w:r>
           </w:p>
         </w:tc>
@@ -13922,7 +13864,7 @@
                 <w:szCs w:val="24"/>
                 <w:lang w:val="en-GB"/>
               </w:rPr>
-              <w:t xml:space="preserve">10.2. Serious or persistent deficiencies in the performance of a material Contract term</w:t>
+              <w:t xml:space="preserve">10.2. Serious or repeated deficiencies in the performance of an essential term of the Contract</w:t>
             </w:r>
           </w:p>
         </w:tc>
@@ -14136,7 +14078,7 @@
                 <w:szCs w:val="24"/>
                 <w:lang w:val="en-GB"/>
               </w:rPr>
-              <w:t xml:space="preserve">(specify the cases in which the performance of the essential term(s) of the Contract is deemed to be subject to significant or persistent breaches. When specifying the cases that will be regarded as significant or persistent deficiencies in the performance of essential terms of the Contract, account shall be taken of the nature of the specified essential terms of the Contract, the subject matter and specific characteristics of the Contract, and the Buyer’s needs in each specific case, for example: 1. where compliance with environmental and/or social obligations is established as an essential term, at least two or three instances of non-compliance with these obligations shall be regarded as a significant or persistent failure to fulfil this condition, regardless of whether and within what timeframe these failures were rectified; 2. Where the term for the provision of services is established as an essential condition, a delay on the part of the supplier lasting more than 2/5 hours on 2/5 working days in providing the services within the timeframe set out in the Schedule, or similar, shall be deemed a significant or persistent failure to fulfil an essential condition of the Contract.</w:t>
+              <w:t xml:space="preserve">(specify the cases in which an essential term or terms of the Contract shall be deemed to be performed with serious or repeated deficiencies. When specifying the cases that will be considered serious or repeated deficiencies in the performance of essential terms of the Contract, due regard shall be given to the nature of the specified essential terms of the Contract, the subject-matter and specificity of the Contract, and the Buyer’s needs in each specific case, for example: 1. where compliance with environmental and/or social obligations is established as an essential term, at least two / three instances of non-compliance with such obligations shall be considered a serious or repeated deficiency in the performance of that term, regardless of whether and within what period such deficiencies were remedied; 2. where the time limit for the provision of the Services is established as an essential term, a delay by the Supplier of more than 2 / 5 hours / 2 / 5 working days in providing the Services within the time limit set out in the Schedule shall be considered a serious or repeated deficiency in the performance of an essential term of the Contract, etc.).</w:t>
             </w:r>
           </w:p>
         </w:tc>
@@ -14408,9 +14350,9 @@
                 <w:showingPlcHdr/>
                 <w:dropDownList>
                   <w:listItem w:value="Choose an item."/>
-                  <w:listItem w:displayText="The Contract shall be deemed to have been concluded and shall enter into force on the date of signature of the Contract (the date of signature by the second Party)." w:value="The Contract shall be deemed to have been concluded and shall enter into force on the date of signature of the Contract (the date of signature by the second Party)."/>
-                  <w:listItem w:displayText="The Contract shall be deemed to be concluded when (first) it is signed by both Parties and (second) the Contract Performance Security is provided." w:value="The Contract shall be deemed to be concluded when (first) it is signed by both Parties and (second) the Contract Performance Security is provided."/>
-                  <w:listItem w:displayText="The Contract shall be deemed to be concluded when (first) it is signed by both Parties, and (second) if the contract for the administration and financing of the project co-financed from European Union funds is signed and entered into force." w:value="The Contract shall be deemed to be concluded when (first) it is signed by both Parties, and (second) if the contract for the administration and financing of the project co-financed from European Union funds is signed and entered into force."/>
+                  <w:listItem w:displayText="The Contract shall be deemed to have been concluded and shall enter into force on the date of its signature (the date of signature by the second Party)." w:value="The Contract shall be deemed to have been concluded and shall enter into force on the date of its signature (the date of signature by the second Party)."/>
+                  <w:listItem w:displayText="The Contract shall be deemed to have been concluded when (first) it has been signed by both Parties and (second) the Contract Performance Security has been provided." w:value="The Contract shall be deemed to have been concluded when (first) it has been signed by both Parties and (second) the Contract Performance Security has been provided."/>
+                  <w:listItem w:displayText="The Contract shall be deemed to have been concluded when (first) it has been signed by both Parties and (second) the administration and financing agreement for the project co-financed from European Union funds has been signed and has entered into force." w:value="The Contract shall be deemed to have been concluded when (first) it has been signed by both Parties and (second) the administration and financing agreement for the project co-financed from European Union funds has been signed and has entered into force."/>
                   <w:listItem w:displayText="The Contract shall enter into force and the provision of the Services shall commence on [...]." w:value="The Contract shall enter into force and the provision of the Services shall commence on [...]."/>
                 </w:dropDownList>
               </w:sdtPr>
@@ -14439,7 +14381,7 @@
                 <w:kern w:val="2"/>
                 <w:lang w:val="en-GB"/>
               </w:rPr>
-              <w:t xml:space="preserve">11.1.2. The Contract is valid until the full fulfilment of the obligations (until the Initial Contract Value has been exhausted, but the term of provision of the Services shall not exceed </w:t>
+              <w:t xml:space="preserve">11.1.2. The Contract shall remain in force until the obligations have been performed in full (until the Initial Contract Value has been exhausted, but the period for the provision of the Services may not exceed </w:t>
             </w:r>
             <w:sdt>
               <w:sdtPr>
@@ -14518,7 +14460,7 @@
                 <w:szCs w:val="24"/>
                 <w:lang w:val="en-GB"/>
               </w:rPr>
-              <w:t xml:space="preserve">11.2. Extension of the Contract</w:t>
+              <w:t xml:space="preserve">11.2. Extension of the term of the Contract</w:t>
             </w:r>
           </w:p>
         </w:tc>
@@ -14649,7 +14591,7 @@
                 <w:kern w:val="2"/>
                 <w:szCs w:val="24"/>
               </w:rPr>
-              <w:t>11.2.3. Teikėjas Pasaugas suteikė nepraleisdamas Paslaugų teikimo terminų / Paslaugų suteikimo terminas buvo praleistas ne daugiau nei 2 dienas;</w:t>
+              <w:t>11.2.3. Tiekėjas Paslaugas suteikė nepraleisdamas Paslaugų teikimo terminų / Paslaugų suteikimo terminas buvo praleistas ne daugiau nei 2 dienas;</w:t>
             </w:r>
           </w:p>
           <w:p>
@@ -14776,103 +14718,103 @@
                 <w:szCs w:val="24"/>
                 <w:lang w:val="en-GB"/>
               </w:rPr>
-              <w:t xml:space="preserve">By mutual written agreement between the Parties, the Contract may be extended on the same terms (including an increase in the Contract Price where the Contract Price has been exhausted, or without increasing the Contract Price) (select as applicable) once for a period of 12 (twelve) months (or specify another period for which the Contract is to be extended), provided that the need remains and subject to the following circumstances (The Buyer may choose from the options provided / delete any that are not required / amend the options provided by entering the terms and conditions relevant to them / specify other circumstances under which the Contract may be extended. When specifying the circumstances under which the Contract may be extended, account shall be taken of the subject matter and specific nature of the Contract, as well as the Buyer’s needs in each specific case):</w:t>
-            </w:r>
-          </w:p>
-          <w:p>
-            <w:pPr>
-              <w:rPr>
-                <w:kern w:val="2"/>
-                <w:szCs w:val="24"/>
-              </w:rPr>
-            </w:pPr>
-            <w:r>
-              <w:rPr>
-                <w:kern w:val="2"/>
-                <w:szCs w:val="24"/>
-                <w:lang w:val="en-GB"/>
-              </w:rPr>
-              <w:t xml:space="preserve">11.2.1. The Buyer has not utilised the Services under the Contract and the Contract Price has not been exhausted;</w:t>
-            </w:r>
-          </w:p>
-          <w:p>
-            <w:pPr>
-              <w:rPr>
-                <w:kern w:val="2"/>
-                <w:szCs w:val="24"/>
-              </w:rPr>
-            </w:pPr>
-            <w:r>
-              <w:rPr>
-                <w:kern w:val="2"/>
-                <w:szCs w:val="24"/>
-                <w:lang w:val="en-GB"/>
-              </w:rPr>
-              <w:t xml:space="preserve">11.2.2. Funding has been allocated for the Services for the current calendar year;</w:t>
-            </w:r>
-          </w:p>
-          <w:p>
-            <w:pPr>
-              <w:rPr>
-                <w:kern w:val="2"/>
-                <w:szCs w:val="24"/>
-              </w:rPr>
-            </w:pPr>
-            <w:r>
-              <w:rPr>
-                <w:kern w:val="2"/>
-                <w:szCs w:val="24"/>
-                <w:lang w:val="en-GB"/>
-              </w:rPr>
-              <w:t xml:space="preserve">11.2.3. The Supplier has provided the Services without missing the deadlines for the provision of the Services / the deadline for the provision of the Services was missed by no more than 2 days;</w:t>
-            </w:r>
-          </w:p>
-          <w:p>
-            <w:pPr>
-              <w:rPr>
-                <w:kern w:val="2"/>
-                <w:szCs w:val="24"/>
-              </w:rPr>
-            </w:pPr>
-            <w:r>
-              <w:rPr>
-                <w:kern w:val="2"/>
-                <w:szCs w:val="24"/>
-                <w:lang w:val="en-GB"/>
-              </w:rPr>
-              <w:t xml:space="preserve">11.2.4. The Services were provided free from defects;</w:t>
-            </w:r>
-          </w:p>
-          <w:p>
-            <w:pPr>
-              <w:rPr>
-                <w:kern w:val="2"/>
-                <w:szCs w:val="24"/>
-              </w:rPr>
-            </w:pPr>
-            <w:r>
-              <w:rPr>
-                <w:kern w:val="2"/>
-                <w:szCs w:val="24"/>
-                <w:lang w:val="en-GB"/>
-              </w:rPr>
-              <w:t xml:space="preserve">11.2.5. Throughout the term of the Contract, the Supplier complied with the obligations regarding quality criteria set out in the Supplier’s tender;</w:t>
-            </w:r>
-          </w:p>
-          <w:p>
-            <w:pPr>
-              <w:rPr>
-                <w:kern w:val="2"/>
-                <w:szCs w:val="24"/>
-              </w:rPr>
-            </w:pPr>
-            <w:r>
-              <w:rPr>
-                <w:kern w:val="2"/>
-                <w:szCs w:val="24"/>
-                <w:lang w:val="en-GB"/>
-              </w:rPr>
-              <w:t xml:space="preserve">11.2.6. Throughout the term of the Contract, the Supplier complied with the obligations set out in the Supplier’s tender regarding the application of quality management system and/or environmental management system standards.</w:t>
+              <w:t xml:space="preserve">By mutual written Agreement of the Parties, the Contract may be extended on the same terms and conditions (including an increase of the Contract Price where the Contract Price has been exhausted, or without increasing the Contract Price) (select as applicable) once for a period of 12 (twelve) months (or specify another extension period), provided that the need remains and subject to the following circumstance(s) (the Buyer may select from the options provided / delete those not needed / adjust the options by inserting the relevant time limits / conditions / specify other circumstances under which the Contract may be extended. When specifying the circumstances under which the Contract may be extended, due regard shall be given to the subject-matter and specificity of the Contract and the Buyer’s needs in each specific case):</w:t>
+            </w:r>
+          </w:p>
+          <w:p>
+            <w:pPr>
+              <w:rPr>
+                <w:kern w:val="2"/>
+                <w:szCs w:val="24"/>
+              </w:rPr>
+            </w:pPr>
+            <w:r>
+              <w:rPr>
+                <w:kern w:val="2"/>
+                <w:szCs w:val="24"/>
+                <w:lang w:val="en-GB"/>
+              </w:rPr>
+              <w:t xml:space="preserve">11.2.1. the Buyer has not purchased the Services under the Contract and the Contract Price has not been exhausted;</w:t>
+            </w:r>
+          </w:p>
+          <w:p>
+            <w:pPr>
+              <w:rPr>
+                <w:kern w:val="2"/>
+                <w:szCs w:val="24"/>
+              </w:rPr>
+            </w:pPr>
+            <w:r>
+              <w:rPr>
+                <w:kern w:val="2"/>
+                <w:szCs w:val="24"/>
+                <w:lang w:val="en-GB"/>
+              </w:rPr>
+              <w:t xml:space="preserve">11.2.2. funding for the Services has been allocated for the current calendar year;</w:t>
+            </w:r>
+          </w:p>
+          <w:p>
+            <w:pPr>
+              <w:rPr>
+                <w:kern w:val="2"/>
+                <w:szCs w:val="24"/>
+              </w:rPr>
+            </w:pPr>
+            <w:r>
+              <w:rPr>
+                <w:kern w:val="2"/>
+                <w:szCs w:val="24"/>
+                <w:lang w:val="en-GB"/>
+              </w:rPr>
+              <w:t xml:space="preserve">11.2.3. the Supplier provided the Services without missing the time limits for the provision of the Services / the time limit for the provision of the Services was exceeded by no more than 2 days;</w:t>
+            </w:r>
+          </w:p>
+          <w:p>
+            <w:pPr>
+              <w:rPr>
+                <w:kern w:val="2"/>
+                <w:szCs w:val="24"/>
+              </w:rPr>
+            </w:pPr>
+            <w:r>
+              <w:rPr>
+                <w:kern w:val="2"/>
+                <w:szCs w:val="24"/>
+                <w:lang w:val="en-GB"/>
+              </w:rPr>
+              <w:t xml:space="preserve">11.2.4. the Services were provided without defects;</w:t>
+            </w:r>
+          </w:p>
+          <w:p>
+            <w:pPr>
+              <w:rPr>
+                <w:kern w:val="2"/>
+                <w:szCs w:val="24"/>
+              </w:rPr>
+            </w:pPr>
+            <w:r>
+              <w:rPr>
+                <w:kern w:val="2"/>
+                <w:szCs w:val="24"/>
+                <w:lang w:val="en-GB"/>
+              </w:rPr>
+              <w:t xml:space="preserve">11.2.5. throughout the entire term of performance of the Contract, the Supplier complied with the commitments regarding the Quality Criteria specified in the Supplier’s tender;</w:t>
+            </w:r>
+          </w:p>
+          <w:p>
+            <w:pPr>
+              <w:rPr>
+                <w:kern w:val="2"/>
+                <w:szCs w:val="24"/>
+              </w:rPr>
+            </w:pPr>
+            <w:r>
+              <w:rPr>
+                <w:kern w:val="2"/>
+                <w:szCs w:val="24"/>
+                <w:lang w:val="en-GB"/>
+              </w:rPr>
+              <w:t xml:space="preserve">11.2.6. throughout the entire term of performance of the Contract, the Supplier complied with the commitments specified in the Supplier’s tender regarding the application of quality management system and/or environmental management system standards.</w:t>
             </w:r>
           </w:p>
           <w:p>
@@ -14977,7 +14919,7 @@
                 <w:szCs w:val="24"/>
                 <w:lang w:val="en-GB"/>
               </w:rPr>
-              <w:t xml:space="preserve">12.1. Basis for termination</w:t>
+              <w:t xml:space="preserve">12.1. Grounds for termination of the Contract</w:t>
             </w:r>
           </w:p>
         </w:tc>
@@ -15120,46 +15062,46 @@
                 <w:kern w:val="2"/>
                 <w:lang w:val="en-GB"/>
               </w:rPr>
-              <w:t xml:space="preserve">12.1.1. The Contract may be terminated by written agreement of the Parties or unilaterally, in the cases and under the procedure specified in the General Terms and Conditions and these Special Terms and Conditions:</w:t>
-            </w:r>
-          </w:p>
-          <w:p>
-            <w:pPr>
-              <w:jc w:val="both"/>
-              <w:rPr>
-                <w:kern w:val="2"/>
-              </w:rPr>
-            </w:pPr>
-          </w:p>
-          <w:p>
-            <w:pPr>
-              <w:jc w:val="both"/>
-              <w:rPr>
-                <w:kern w:val="2"/>
-              </w:rPr>
-            </w:pPr>
-            <w:r>
-              <w:rPr>
-                <w:kern w:val="2"/>
-                <w:lang w:val="en-GB"/>
-              </w:rPr>
-              <w:t xml:space="preserve">12.1.1.1. The Buyer shall have the right to unilaterally terminate the Contract by giving the Supplier at least ten (10) days’ written notice if it becomes apparent that other transactions concluded or intended to be concluded with the Supplier do not comply with national security interests.</w:t>
-            </w:r>
-          </w:p>
-          <w:p>
-            <w:pPr>
-              <w:jc w:val="both"/>
-              <w:rPr>
-                <w:kern w:val="2"/>
-                <w:szCs w:val="24"/>
-              </w:rPr>
-            </w:pPr>
-            <w:r>
-              <w:rPr>
-                <w:kern w:val="2"/>
-                <w:lang w:val="en-GB"/>
-              </w:rPr>
-              <w:t xml:space="preserve">12.1.1.2. The Buyer shall have the right to unilaterally terminate the Contract by giving the Supplier 10 (ten) days’ prior notice if serious breaches of the Partners’ Code of Ethics are identified, or to exercise the right to claim a fine provided for in Clause 9.13 of the Special Terms and Conditions.</w:t>
+              <w:t xml:space="preserve">12.1.1. The Contract may be terminated by written agreement of the Parties or unilaterally in the cases and in accordance with the procedure set out in the General Terms and Conditions and in these Special Terms and Conditions:</w:t>
+            </w:r>
+          </w:p>
+          <w:p>
+            <w:pPr>
+              <w:jc w:val="both"/>
+              <w:rPr>
+                <w:kern w:val="2"/>
+              </w:rPr>
+            </w:pPr>
+          </w:p>
+          <w:p>
+            <w:pPr>
+              <w:jc w:val="both"/>
+              <w:rPr>
+                <w:kern w:val="2"/>
+              </w:rPr>
+            </w:pPr>
+            <w:r>
+              <w:rPr>
+                <w:kern w:val="2"/>
+                <w:lang w:val="en-GB"/>
+              </w:rPr>
+              <w:t xml:space="preserve">12.1.1.1. The Buyer shall have the right to terminate the Contract unilaterally by giving the Supplier at least 10 (ten) days’ written notice if it becomes apparent that other transactions concluded or intended to be concluded with the Supplier do not comply with national security interests.</w:t>
+            </w:r>
+          </w:p>
+          <w:p>
+            <w:pPr>
+              <w:jc w:val="both"/>
+              <w:rPr>
+                <w:kern w:val="2"/>
+                <w:szCs w:val="24"/>
+              </w:rPr>
+            </w:pPr>
+            <w:r>
+              <w:rPr>
+                <w:kern w:val="2"/>
+                <w:lang w:val="en-GB"/>
+              </w:rPr>
+              <w:t xml:space="preserve">12.1.1.2. The Buyer shall have the right to terminate the Contract unilaterally by giving the Supplier 10 (ten) days’ notice if gross breaches of the Partners’ Code of Ethics are identified, or to exercise the right to claim the penalty provided for in paragraph 9.13 of the Special Terms and Conditions.</w:t>
             </w:r>
           </w:p>
           <w:p>
@@ -15805,37 +15747,37 @@
                 <w:szCs w:val="24"/>
                 <w:lang w:val="en-GB"/>
               </w:rPr>
-              <w:t xml:space="preserve">12.2.1. If the Supplier fails to fulfill the assumed obligations in respect of the Contract Price/fees specified in the Contract;</w:t>
-            </w:r>
-          </w:p>
-          <w:p>
-            <w:pPr>
-              <w:rPr>
-                <w:szCs w:val="24"/>
-              </w:rPr>
-            </w:pPr>
-            <w:r>
-              <w:rPr>
-                <w:szCs w:val="24"/>
-                <w:lang w:val="en-GB"/>
-              </w:rPr>
-              <w:t xml:space="preserve">12.2.2. If the Supplier fails to provide an extension of the validity of the Contract performance security for more than 30 (thirty) days after the expiry of the current performance security for the Contract, in accordance with the procedure set out in the General Terms and Conditions (excluding the initial performance security for the Contract);</w:t>
-            </w:r>
-          </w:p>
-          <w:p>
-            <w:pPr>
-              <w:rPr>
-                <w:kern w:val="2"/>
-                <w:szCs w:val="24"/>
-              </w:rPr>
-            </w:pPr>
-            <w:r>
-              <w:rPr>
-                <w:kern w:val="2"/>
-                <w:szCs w:val="24"/>
-                <w:lang w:val="en-GB"/>
-              </w:rPr>
-              <w:t xml:space="preserve">12.2.3. If it becomes evident that the Supplier does not fulfil the obligations that during the evaluation of the tenders were defined as the criteria for the tender evaluation in the procurement documents and for which the Supplier received scores when the tender was evaluated according to the price/cost and quality ratio, and the Supplier does not rectify the deficiencies within the time limit set by the Buyer;</w:t>
+              <w:t xml:space="preserve">12.2.1. if the Supplier fails to perform its obligations at the Contract Price/rates set out in the Contract;</w:t>
+            </w:r>
+          </w:p>
+          <w:p>
+            <w:pPr>
+              <w:rPr>
+                <w:szCs w:val="24"/>
+              </w:rPr>
+            </w:pPr>
+            <w:r>
+              <w:rPr>
+                <w:szCs w:val="24"/>
+                <w:lang w:val="en-GB"/>
+              </w:rPr>
+              <w:t xml:space="preserve">12.2.2. if the Supplier fails to provide an extension of the Contract Performance Security for more than 30 (thirty) days after the expiry of the valid Contract Performance Security in accordance with the procedure set out in the General Terms and Conditions (except for the initial Contract Performance Security);</w:t>
+            </w:r>
+          </w:p>
+          <w:p>
+            <w:pPr>
+              <w:rPr>
+                <w:kern w:val="2"/>
+                <w:szCs w:val="24"/>
+              </w:rPr>
+            </w:pPr>
+            <w:r>
+              <w:rPr>
+                <w:kern w:val="2"/>
+                <w:szCs w:val="24"/>
+                <w:lang w:val="en-GB"/>
+              </w:rPr>
+              <w:t xml:space="preserve">12.2.3. if it becomes apparent that the Supplier fails to perform the obligations which were set out in the procurement documents as tender evaluation criteria and for which the Supplier was awarded scores during the evaluation of tenders, where the tender was evaluated on the basis of the price/cost-quality ratio, and the Supplier fails to remedy the breaches within the time limit set by the Buyer;</w:t>
             </w:r>
           </w:p>
           <w:p>
@@ -15854,7 +15796,7 @@
                 <w:szCs w:val="24"/>
                 <w:lang w:val="en-GB"/>
               </w:rPr>
-              <w:t xml:space="preserve">12.2.4. If the Supplier fails to meet the Service provision deadlines specified in the Contract for 2 (two) consecutive times, or delays Service provision by more than </w:t>
+              <w:t xml:space="preserve">12.2.4. if the Supplier fails to meet the time limits for the provision of the Services set out in the Contract 2 (two) times in a row or is late in providing the Services by more than </w:t>
             </w:r>
             <w:r>
               <w:rPr>
@@ -15873,7 +15815,7 @@
                 <w:szCs w:val="24"/>
                 <w:lang w:val="en-GB"/>
               </w:rPr>
-              <w:t xml:space="preserve"> from the deadline specified in the Contract (this provision applies only if a specific deadline is set);</w:t>
+              <w:t xml:space="preserve"> from the time limit for the provision of the Services set out in the Contract (the latter circumstance applies where a specific period is entered);</w:t>
             </w:r>
           </w:p>
           <w:p>
@@ -15898,7 +15840,7 @@
                 <w:szCs w:val="24"/>
                 <w:lang w:val="en-GB"/>
               </w:rPr>
-              <w:t xml:space="preserve">12.2.5. If the Supplier violates Service provision deadlines and the total amount of delay penalties exceeds 20% (twenty) of the Initial Contract Value;</w:t>
+              <w:t xml:space="preserve">12.2.5. if the Supplier fails to meet the time limits for the provision of the Services and the amount of the liquidated damages accrued for the delay exceeds 20 (twenty) per cent of the Initial Contract Value;</w:t>
             </w:r>
           </w:p>
           <w:p>
@@ -15923,7 +15865,7 @@
                 <w:szCs w:val="24"/>
                 <w:lang w:val="en-GB"/>
               </w:rPr>
-              <w:t xml:space="preserve">12.2.6. If the Supplier breaches the Service provision deadlines and, due to the delay in the provision of the Services, the Services are no longer needed;</w:t>
+              <w:t xml:space="preserve">12.2.6. the Supplier fails to meet the time limits for the provision of the Services and, as a result of the delay in the provision of the Services, the Services are no longer needed;</w:t>
             </w:r>
           </w:p>
           <w:p>
@@ -15948,7 +15890,7 @@
                 <w:szCs w:val="24"/>
                 <w:lang w:val="en-GB"/>
               </w:rPr>
-              <w:t xml:space="preserve">12.2.7. If the Supplier provides non-compliant Services more than two (2) times, failing to meet the requirements set in the Contract and/or applicable laws;</w:t>
+              <w:t xml:space="preserve">12.2.7. the Supplier provides, more than 2 (two) times, Services which do not meet the requirements for the Services set out in the Contract and/or in legislation;</w:t>
             </w:r>
           </w:p>
           <w:p>
@@ -15973,7 +15915,7 @@
                 <w:szCs w:val="24"/>
                 <w:lang w:val="en-GB"/>
               </w:rPr>
-              <w:t xml:space="preserve">12.2.8. If the Supplier’s qualifications no longer meet the requirements necessary for proper Contract execution as defined in the procurement documents, and such deficiencies are not rectified within 14 (fourteen) calendar days from the date the qualifications became non-compliant;</w:t>
+              <w:t xml:space="preserve">12.2.8. the Supplier’s qualifications no longer meet the requirements necessary for the proper performance of the Contract set out in the procurement documents and the non-compliance has not been remedied within 14 (fourteen) calendar days from the date on which the qualifications ceased to comply;</w:t>
             </w:r>
           </w:p>
           <w:p>
@@ -15998,7 +15940,7 @@
                 <w:szCs w:val="24"/>
                 <w:lang w:val="en-GB"/>
               </w:rPr>
-              <w:t xml:space="preserve">12.2.9. If the Supplier violates the provisions of the Contract governing competition, intellectual property, or the handling of confidential information;</w:t>
+              <w:t xml:space="preserve">12.2.9. the Supplier breaches the provisions of this Contract governing competition, intellectual property or the management of confidential information;</w:t>
             </w:r>
           </w:p>
           <w:p>
@@ -16016,7 +15958,7 @@
                 <w:szCs w:val="24"/>
                 <w:lang w:val="en-GB"/>
               </w:rPr>
-              <w:t xml:space="preserve">12.2.10. If the Supplier violates the provisions of the General Terms and Conditions regarding the engaged new subcontractors and/or specialists / existing subcontractors for the performance of the Contract and/or the replacement of specialists;</w:t>
+              <w:t xml:space="preserve">12.2.10. the Supplier breaches the provisions of the General Terms and Conditions on the engagement of new subcontractors and/or specialists / replacement of existing subcontractors and/or specialists for the performance of the Contract;</w:t>
             </w:r>
           </w:p>
           <w:p>
@@ -16034,7 +15976,7 @@
                 <w:szCs w:val="24"/>
                 <w:lang w:val="en-GB"/>
               </w:rPr>
-              <w:t xml:space="preserve">12.2.11. If the Supplier and/or the joint activity partner (if applicable), and/or subcontractor (if applicable), during the provision of services for which environmental management system requirements are established in the Contract, do not hold a valid environmental management system certificate and/or fail to provide proof of its renewal (or do not obtain a new one);</w:t>
+              <w:t xml:space="preserve">12.2.11. the Supplier and/or a joint activity partner (where applicable) and/or a subcontractor (where applicable) does not hold a valid environmental management system certificate during the provision of the services for which environmental management system requirements are set out in the Contract and/or fails to submit an extension of the certificate (does not obtain a new one);</w:t>
             </w:r>
           </w:p>
           <w:p>
@@ -16052,18 +15994,17 @@
                 <w:szCs w:val="24"/>
                 <w:lang w:val="en-GB"/>
               </w:rPr>
-              <w:t xml:space="preserve">12.2.12. If the Supplier breaches a material Contract term twice (2 times) (applicable, if a material term is specified in </w:t>
-            </w:r>
-            <w:r>
+              <w:t xml:space="preserve">12.2.12. the Supplier breaches an essential term of the Contract 2 (two) times (applicable where an essential term of the Contract is set out in Section 10 of the Special Terms and Conditions);</w:t>
+            </w:r>
+          </w:p>
+          <w:p>
+            <w:pPr>
               <w:rPr>
                 <w:rFonts w:eastAsia="Arial"/>
                 <w:kern w:val="2"/>
                 <w:szCs w:val="24"/>
-                <w:highlight w:val="yellow"/>
-                <w:lang w:val="en-GB"/>
-              </w:rPr>
-              <w:t xml:space="preserve">Section</w:t>
-            </w:r>
+              </w:rPr>
+            </w:pPr>
             <w:r>
               <w:rPr>
                 <w:rFonts w:eastAsia="Arial"/>
@@ -16071,7 +16012,7 @@
                 <w:szCs w:val="24"/>
                 <w:lang w:val="en-GB"/>
               </w:rPr>
-              <w:t xml:space="preserve"> 10 of the Special Terms and Conditions);</w:t>
+              <w:t xml:space="preserve">12.2.13. the Supplier has transferred its rights and/or obligations under the Contract to third parties without the Buyer’s written consent;</w:t>
             </w:r>
           </w:p>
           <w:p>
@@ -16089,7 +16030,7 @@
                 <w:szCs w:val="24"/>
                 <w:lang w:val="en-GB"/>
               </w:rPr>
-              <w:t xml:space="preserve">12.2.13. If the Supplier transfers its rights and/or obligations under the Contract to third parties without the prior written consent of the Buyer;</w:t>
+              <w:t xml:space="preserve">12.2.14. the Supplier fails to remedy warranty defects within the additional time limit set by the Buyer;</w:t>
             </w:r>
           </w:p>
           <w:p>
@@ -16107,25 +16048,7 @@
                 <w:szCs w:val="24"/>
                 <w:lang w:val="en-GB"/>
               </w:rPr>
-              <w:t xml:space="preserve">12.2.14. If the Supplier fails to remedy warranty deficiencies within the additional period set by the Buyer;</w:t>
-            </w:r>
-          </w:p>
-          <w:p>
-            <w:pPr>
-              <w:rPr>
-                <w:rFonts w:eastAsia="Arial"/>
-                <w:kern w:val="2"/>
-                <w:szCs w:val="24"/>
-              </w:rPr>
-            </w:pPr>
-            <w:r>
-              <w:rPr>
-                <w:rFonts w:eastAsia="Arial"/>
-                <w:kern w:val="2"/>
-                <w:szCs w:val="24"/>
-                <w:lang w:val="en-GB"/>
-              </w:rPr>
-              <w:t xml:space="preserve">12.2.15. If it becomes apparent that the Contract with the Supplier does not comply with national security interests, or the goods/services (including their components) do not meet origin requirements, and such non-compliance cannot be remedied without violating the Contract and applicable legal provisions; or, if remediation is possible, it would take more than 10 (ten) days. The Parties explicitly agree that any breach of national security interests and/or origin requirements committed intentionally or through fraud by the Supplier shall in all cases be deemed a material breach of the Contract.</w:t>
+              <w:t xml:space="preserve">12.2.15. it becomes apparent that the Contract with the Supplier does not comply with national security interests or that the services / goods (including their components) do not meet the origin requirements, and such non-compliance cannot be remedied without breaching the Contract and the requirements of the legislation applicable to it or, where remedying would be possible, it would take longer than 10 (ten) days. The Parties expressly agree that, where the Supplier intentionally or by deception (fraud) breaches the requirements relating to national security interests and/or origin set out in the Contract, such breach shall in all cases be deemed a material breach of the Contract.</w:t>
             </w:r>
           </w:p>
         </w:tc>
@@ -16252,7 +16175,7 @@
                 <w:szCs w:val="24"/>
                 <w:lang w:val="en-GB"/>
               </w:rPr>
-              <w:t xml:space="preserve">13.1. Environmental criteria relating to the services being procured </w:t>
+              <w:t xml:space="preserve">13.1. Environmental criteria relating to the Services purchased</w:t>
             </w:r>
           </w:p>
         </w:tc>
@@ -16458,7 +16381,7 @@
                 <w:szCs w:val="24"/>
                 <w:lang w:val="en-GB"/>
               </w:rPr>
-              <w:t xml:space="preserve">Environmental criteria for the Services are determined in accordance with sub-clause </w:t>
+              <w:t xml:space="preserve">The environmental criteria for the Services shall be established in accordance with subpoint </w:t>
             </w:r>
             <w:r>
               <w:rPr>
@@ -16476,7 +16399,7 @@
                 <w:szCs w:val="24"/>
                 <w:lang w:val="en-GB"/>
               </w:rPr>
-              <w:t xml:space="preserve"> of the description of the procedure for the application of environmental criteria in green procurement, approved by the Order No D1-508 of the Minister of Environment of the Republic of Lithuania of 28 June 2011 “On the Approval of the Description of the Procedure for the Application of Environmental Criteria in Green Procurement”.</w:t>
+              <w:t xml:space="preserve"> of the Description of the Procedure for the Application of Environmental Criteria in Green Procurement, approved by Order No D1-508 of the Minister of Environment of the Republic of Lithuania of 28 June 2011 “On the Approval of the Description of the Procedure for the Application of Environmental Criteria in Green Procurement”.</w:t>
             </w:r>
           </w:p>
           <w:p>
@@ -16495,7 +16418,7 @@
                 <w:szCs w:val="24"/>
                 <w:lang w:val="en-GB"/>
               </w:rPr>
-              <w:t xml:space="preserve">If the Supplier is found not to comply with the criterion (criteria) set out in this sub-clause, the Supplier shall be liable to a fine of the amount set out in Clause 9.5 of the Special Terms and Conditions.</w:t>
+              <w:t xml:space="preserve">Where the Supplier is found not to comply with the criterion (criteria) set out in this subparagraph, the Supplier shall be subject to the penalty in the amount specified in paragraph 9.5 of the Special Terms and Conditions.</w:t>
             </w:r>
           </w:p>
           <w:p>
@@ -16550,7 +16473,7 @@
                 <w:szCs w:val="24"/>
                 <w:lang w:val="en-GB"/>
               </w:rPr>
-              <w:t xml:space="preserve">13.2. Social criteria relating to the procured Services</w:t>
+              <w:t xml:space="preserve">13.2. Social criteria relating to the Services purchased</w:t>
             </w:r>
           </w:p>
         </w:tc>
@@ -16745,7 +16668,7 @@
                 <w:shd w:val="clear" w:color="auto" w:fill="FFFFFF"/>
                 <w:lang w:val="en-GB"/>
               </w:rPr>
-              <w:t xml:space="preserve">(specify the social criteria relating to the Services being procured that apply to the performance of the Contract. It is recommended that social criteria be established in accordance with the examples provided in the </w:t>
+              <w:t xml:space="preserve">(specify the social criteria relating to the Services purchased that apply to the performance of the Contract. It is recommended that the social criteria be set in accordance with the examples provided in the </w:t>
             </w:r>
             <w:r>
               <w:rPr>
@@ -16755,7 +16678,7 @@
                 <w:shd w:val="clear" w:color="auto" w:fill="FFFFFF"/>
                 <w:lang w:val="en-GB"/>
               </w:rPr>
-              <w:t xml:space="preserve">Guidelines on Socially Responsible Procurement</w:t>
+              <w:t xml:space="preserve">Guidelines for Socially Responsible Procurement</w:t>
             </w:r>
             <w:r>
               <w:rPr>
@@ -16784,7 +16707,7 @@
                 <w:shd w:val="clear" w:color="auto" w:fill="FFFFFF"/>
                 <w:lang w:val="en-GB"/>
               </w:rPr>
-              <w:t xml:space="preserve">If the Supplier is found not to comply with the criterion (criteria) set out in this sub-clause, the Supplier shall be liable to a fine of the amount set out in Clause 9.5 of the Special Terms and Conditions.</w:t>
+              <w:t xml:space="preserve">Where the Supplier is found not to comply with the criterion (criteria) set out in this subparagraph, the Supplier shall be subject to the penalty in the amount specified in paragraph 9.5 of the Special Terms and Conditions.</w:t>
             </w:r>
           </w:p>
         </w:tc>
@@ -17823,7 +17746,7 @@
                 <w:szCs w:val="24"/>
                 <w:lang w:val="en-GB"/>
               </w:rPr>
-              <w:t xml:space="preserve">The Parties agree to change the specified clauses of the General Terms and Conditions of the Contract by rewording them:</w:t>
+              <w:t xml:space="preserve">The Parties agree to amend the following paragraphs of the General Terms and Conditions of the Contract and to set them out as follows:</w:t>
             </w:r>
           </w:p>
           <w:p>
@@ -17859,370 +17782,327 @@
                 <w:szCs w:val="24"/>
                 <w:lang w:val="en-GB"/>
               </w:rPr>
-              <w:t xml:space="preserve">LPP/LP</w:t>
-            </w:r>
-            <w:r>
-              <w:rPr>
-                <w:kern w:val="2"/>
-                <w:szCs w:val="24"/>
-                <w:lang w:val="en-GB"/>
-              </w:rPr>
-              <w:t xml:space="preserve"> means the Republic of Lithuania Law on Public Procurement / the Republic of Lithuania Law on Public Procurement Conducted by the Contracting Entities Operating in the Water, Energy, Transport and Postal Service Sectors.”;</w:t>
-            </w:r>
-          </w:p>
-          <w:p>
-            <w:pPr>
-              <w:jc w:val="both"/>
-              <w:rPr>
-                <w:kern w:val="2"/>
-                <w:szCs w:val="24"/>
-              </w:rPr>
-            </w:pPr>
-          </w:p>
-          <w:p>
-            <w:pPr>
-              <w:jc w:val="both"/>
-              <w:rPr>
-                <w:kern w:val="2"/>
-                <w:szCs w:val="24"/>
-              </w:rPr>
-            </w:pPr>
-            <w:r>
-              <w:rPr>
-                <w:kern w:val="2"/>
-                <w:szCs w:val="24"/>
-                <w:lang w:val="en-GB"/>
-              </w:rPr>
-              <w:t xml:space="preserve">In clauses 1.1.1.9, 1.1.2, 1.2.2, 1.2.6, 3.3.1, 3.3.2, 7.4.1.2, 10.3, 20.1 and 21.4, the term “LPP” shall be replaced with the term “LPP / LP”;</w:t>
-            </w:r>
-          </w:p>
-          <w:p>
-            <w:pPr>
-              <w:jc w:val="both"/>
-              <w:rPr>
-                <w:kern w:val="2"/>
-                <w:szCs w:val="24"/>
-              </w:rPr>
-            </w:pPr>
-          </w:p>
-          <w:p>
-            <w:pPr>
-              <w:jc w:val="both"/>
-              <w:rPr>
-                <w:kern w:val="2"/>
-                <w:szCs w:val="24"/>
-              </w:rPr>
-            </w:pPr>
-            <w:r>
-              <w:rPr>
-                <w:kern w:val="2"/>
-                <w:szCs w:val="24"/>
-                <w:lang w:val="en-GB"/>
-              </w:rPr>
-              <w:t xml:space="preserve">“10.6. The bank/insurance company shall not be entitled to require the Buyer to substantiate its claim. The Buyer shall state in a notice to the bank/insurance company that the amount of the Contract Performance Security is due to it as a result of the Supplier’s failure to perform the Contract in whole or in part and/or its termination through the fault of the Supplier. The Buyer shall not be obliged to prove any actual loss and the Supplier, by signing the Contract and providing the Contract Performance Security, confirms that the amount of the Contract Performance Security shall be deemed to be the Buyer’s minimum losses exempt from proof.”;</w:t>
-            </w:r>
-          </w:p>
-          <w:p>
-            <w:pPr>
-              <w:jc w:val="both"/>
-              <w:rPr>
-                <w:kern w:val="2"/>
-                <w:szCs w:val="24"/>
-              </w:rPr>
-            </w:pPr>
-          </w:p>
-          <w:p>
-            <w:pPr>
-              <w:jc w:val="both"/>
-              <w:rPr>
-                <w:kern w:val="2"/>
-                <w:szCs w:val="24"/>
-              </w:rPr>
-            </w:pPr>
-            <w:r>
-              <w:rPr>
-                <w:kern w:val="2"/>
-                <w:szCs w:val="24"/>
-                <w:lang w:val="en-GB"/>
-              </w:rPr>
-              <w:t xml:space="preserve">“10.16.3. if the Buyer has suffered loss (direct loss, interest and/or penalties (if penalties are provided for in the Contract)) as a result of any act (act or omission) of the Supplier.”;</w:t>
-            </w:r>
-          </w:p>
-          <w:p>
-            <w:pPr>
-              <w:jc w:val="both"/>
-              <w:rPr>
-                <w:kern w:val="2"/>
-                <w:szCs w:val="24"/>
-              </w:rPr>
-            </w:pPr>
-          </w:p>
-          <w:p>
-            <w:pPr>
-              <w:jc w:val="both"/>
-              <w:rPr>
-                <w:kern w:val="2"/>
-                <w:szCs w:val="24"/>
-              </w:rPr>
-            </w:pPr>
-            <w:r>
-              <w:rPr>
-                <w:kern w:val="2"/>
-                <w:szCs w:val="24"/>
-                <w:lang w:val="en-GB"/>
-              </w:rPr>
-              <w:t xml:space="preserve">“16.4. The Supplier undertakes, in the performance of the Contract, to comply with environmental protection, social, and labour law obligations established by European Union and national legislation, collective agreements, and the international conventions listed in Annex 5 of the LPP / Annex 7 of the LP.”;</w:t>
-            </w:r>
-          </w:p>
-          <w:p>
-            <w:pPr>
-              <w:jc w:val="both"/>
-              <w:rPr>
-                <w:kern w:val="2"/>
-                <w:szCs w:val="24"/>
-              </w:rPr>
-            </w:pPr>
-          </w:p>
-          <w:p>
-            <w:pPr>
-              <w:jc w:val="both"/>
-              <w:rPr>
-                <w:kern w:val="2"/>
-                <w:szCs w:val="24"/>
-              </w:rPr>
-            </w:pPr>
-            <w:r>
-              <w:rPr>
-                <w:kern w:val="2"/>
-                <w:szCs w:val="24"/>
-                <w:lang w:val="en-GB"/>
-              </w:rPr>
-              <w:t xml:space="preserve">“17.7. If the Contract is terminated due to a material breach in accordance with sub-clause 22.2.1 of the General Terms and Conditions and/or the Supplier performs a material Contract term, specified in Section 10 of the Special Terms and Conditions, with serious or persistent deficiencies, the Supplier shall be included in the list of unreliable suppliers in accordance with the procedure established in Article 91 of the LPP / Article 99 of the LP. The cases in which the performance of a material Contract term is considered to have serious or persistent deficiencies are specified in Section 10 of the Special Terms and Conditions. The performance of a material Contract term with serious or persistent deficiencies may also be recognized in other cases not listed in the Special Terms and Conditions, taking into account the specific circumstances of the improper performance of the material Contract term.”</w:t>
-            </w:r>
-          </w:p>
-          <w:p>
-            <w:pPr>
-              <w:jc w:val="both"/>
-              <w:rPr>
-                <w:kern w:val="2"/>
-                <w:szCs w:val="24"/>
-              </w:rPr>
-            </w:pPr>
-          </w:p>
-          <w:p>
-            <w:pPr>
-              <w:jc w:val="both"/>
-              <w:rPr>
-                <w:kern w:val="2"/>
-                <w:szCs w:val="24"/>
-              </w:rPr>
-            </w:pPr>
-            <w:r>
-              <w:rPr>
-                <w:kern w:val="2"/>
-                <w:szCs w:val="24"/>
-                <w:lang w:val="en-GB"/>
-              </w:rPr>
-              <w:t xml:space="preserve">“20.4. The Agreements shall enter into force upon their conclusion, unless otherwise specified in the Agreement. The Buyer shall be obliged to make the Agreement public in accordance with the procedure laid down in Articles 33 and 86 of the LPP/46 and 94 of the LP.”;</w:t>
-            </w:r>
-          </w:p>
-          <w:p>
-            <w:pPr>
-              <w:jc w:val="both"/>
-              <w:rPr>
-                <w:kern w:val="2"/>
-                <w:szCs w:val="24"/>
-              </w:rPr>
-            </w:pPr>
-          </w:p>
-          <w:p>
-            <w:pPr>
-              <w:jc w:val="both"/>
-              <w:rPr>
-                <w:kern w:val="2"/>
-                <w:szCs w:val="24"/>
-              </w:rPr>
-            </w:pPr>
-            <w:r>
-              <w:rPr>
-                <w:kern w:val="2"/>
-                <w:szCs w:val="24"/>
-                <w:highlight w:val="yellow"/>
-                <w:lang w:val="en-GB"/>
-              </w:rPr>
-              <w:t xml:space="preserve">First paragraph of Section 22:</w:t>
-            </w:r>
-            <w:r>
-              <w:rPr>
-                <w:kern w:val="2"/>
-                <w:szCs w:val="24"/>
-                <w:lang w:val="en-GB"/>
-              </w:rPr>
-              <w:t xml:space="preserve"> “The Contract may be terminated in the cases provided for in Article 90 of the LPP/Article 98 of the LP and in the Contract, including the possibility to terminate the Contract by agreement of the Parties.”;</w:t>
-            </w:r>
-          </w:p>
-          <w:p>
-            <w:pPr>
-              <w:jc w:val="both"/>
-              <w:rPr>
-                <w:kern w:val="2"/>
-                <w:szCs w:val="24"/>
-              </w:rPr>
-            </w:pPr>
-          </w:p>
-          <w:p>
-            <w:pPr>
-              <w:jc w:val="both"/>
-              <w:rPr>
-                <w:kern w:val="2"/>
-                <w:szCs w:val="24"/>
-              </w:rPr>
-            </w:pPr>
-            <w:r>
-              <w:rPr>
-                <w:kern w:val="2"/>
-                <w:szCs w:val="24"/>
-                <w:lang w:val="en-GB"/>
-              </w:rPr>
-              <w:t xml:space="preserve">“22.2.2.2. The Supplier does not ensure the requirements specified in clause 3.1.1 of the General Terms and Conditions of the contract;”.</w:t>
-            </w:r>
-          </w:p>
-          <w:p>
-            <w:pPr>
-              <w:jc w:val="both"/>
-              <w:rPr>
-                <w:kern w:val="2"/>
-                <w:szCs w:val="24"/>
-              </w:rPr>
-            </w:pPr>
-          </w:p>
-          <w:p>
-            <w:pPr>
-              <w:jc w:val="both"/>
-              <w:rPr>
-                <w:kern w:val="2"/>
-                <w:szCs w:val="24"/>
-              </w:rPr>
-            </w:pPr>
-            <w:r>
-              <w:rPr>
-                <w:kern w:val="2"/>
-                <w:szCs w:val="24"/>
-                <w:lang w:val="en-GB"/>
-              </w:rPr>
-              <w:t xml:space="preserve">“22.2.2.14. Circumstances specified in Article 37(8) and/or Article 47(8) of the LPP / Article 50(8) </w:t>
-            </w:r>
-            <w:r>
-              <w:rPr>
-                <w:kern w:val="2"/>
-                <w:szCs w:val="24"/>
-                <w:highlight w:val="yellow"/>
-                <w:lang w:val="en-GB"/>
-              </w:rPr>
-              <w:t xml:space="preserve">of the LP</w:t>
-            </w:r>
-            <w:r>
-              <w:rPr>
-                <w:kern w:val="2"/>
-                <w:szCs w:val="24"/>
-                <w:lang w:val="en-GB"/>
-              </w:rPr>
-              <w:t xml:space="preserve"> and/or Article 47(8) of the LPP come to light.”;</w:t>
-            </w:r>
-          </w:p>
-          <w:p>
-            <w:pPr>
-              <w:jc w:val="both"/>
-              <w:rPr>
-                <w:kern w:val="2"/>
-                <w:szCs w:val="24"/>
-              </w:rPr>
-            </w:pPr>
-          </w:p>
-          <w:p>
-            <w:pPr>
-              <w:jc w:val="both"/>
-              <w:rPr>
-                <w:kern w:val="2"/>
-                <w:szCs w:val="24"/>
-              </w:rPr>
-            </w:pPr>
-            <w:r>
-              <w:rPr>
-                <w:kern w:val="2"/>
-                <w:szCs w:val="24"/>
-                <w:lang w:val="en-GB"/>
-              </w:rPr>
-              <w:t xml:space="preserve">“23.1.1. If the goods specified in the Supplier’s tender are no longer produced or their supply has been substantially disrupted and the manufacturer’s approval has been obtained, and/or the goods, their manufacturer pose a threat to national security, and/or the supply of the Goods is contrary to mandatory international sanctions implemented in the Republic of Lithuania as defined in the Law on Sanctions, and/or the goods, their components and/or manufacturer do not comply with the provisions of </w:t>
-            </w:r>
-            <w:r>
-              <w:rPr>
-                <w:kern w:val="2"/>
-                <w:szCs w:val="24"/>
-                <w:highlight w:val="yellow"/>
-                <w:lang w:val="en-GB"/>
-              </w:rPr>
-              <w:t xml:space="preserve">Article 45(2¹) of the LPP / Article 58(4¹) of the LP</w:t>
-            </w:r>
-            <w:r>
-              <w:rPr>
-                <w:kern w:val="2"/>
-                <w:szCs w:val="24"/>
-                <w:lang w:val="en-GB"/>
-              </w:rPr>
-              <w:t xml:space="preserve">;”.</w:t>
-            </w:r>
-          </w:p>
-          <w:p>
-            <w:pPr>
-              <w:jc w:val="both"/>
-              <w:rPr>
-                <w:kern w:val="2"/>
-                <w:szCs w:val="24"/>
-              </w:rPr>
-            </w:pPr>
-          </w:p>
-          <w:p>
-            <w:pPr>
-              <w:jc w:val="both"/>
-              <w:rPr>
-                <w:kern w:val="2"/>
-                <w:szCs w:val="24"/>
-              </w:rPr>
-            </w:pPr>
-            <w:r>
-              <w:rPr>
-                <w:kern w:val="2"/>
-                <w:szCs w:val="24"/>
-                <w:lang w:val="en-GB"/>
-              </w:rPr>
-              <w:t xml:space="preserve">Clause 22.2.2 of the General Terms and Conditions of the Contract is supplemented by Sub-Clause 22.2.2.15:</w:t>
-            </w:r>
-          </w:p>
-          <w:p>
-            <w:pPr>
-              <w:jc w:val="both"/>
-              <w:rPr>
-                <w:kern w:val="2"/>
-                <w:szCs w:val="24"/>
-              </w:rPr>
-            </w:pPr>
-          </w:p>
-          <w:p>
-            <w:pPr>
-              <w:jc w:val="both"/>
-              <w:rPr>
-                <w:kern w:val="2"/>
-                <w:szCs w:val="24"/>
-              </w:rPr>
-            </w:pPr>
-            <w:r>
-              <w:rPr>
-                <w:kern w:val="2"/>
-                <w:szCs w:val="24"/>
-                <w:lang w:val="en-GB"/>
-              </w:rPr>
-              <w:t xml:space="preserve">"22.2.2.15. The Supplier violates the provisions of the Contract governing personal data protection, intellectual property, or the management of confidential information.”</w:t>
+              <w:t xml:space="preserve">LPP / LP</w:t>
+            </w:r>
+            <w:r>
+              <w:rPr>
+                <w:kern w:val="2"/>
+                <w:szCs w:val="24"/>
+                <w:lang w:val="en-GB"/>
+              </w:rPr>
+              <w:t xml:space="preserve"> - the Republic of Lithuania Law on Public Procurement / the Republic of Lithuania Law on Procurement by Contracting Entities in the Water, Energy, Transport or Postal Services Sectors.”;</w:t>
+            </w:r>
+          </w:p>
+          <w:p>
+            <w:pPr>
+              <w:jc w:val="both"/>
+              <w:rPr>
+                <w:kern w:val="2"/>
+                <w:szCs w:val="24"/>
+              </w:rPr>
+            </w:pPr>
+          </w:p>
+          <w:p>
+            <w:pPr>
+              <w:jc w:val="both"/>
+              <w:rPr>
+                <w:kern w:val="2"/>
+                <w:szCs w:val="24"/>
+              </w:rPr>
+            </w:pPr>
+            <w:r>
+              <w:rPr>
+                <w:kern w:val="2"/>
+                <w:szCs w:val="24"/>
+                <w:lang w:val="en-GB"/>
+              </w:rPr>
+              <w:t xml:space="preserve">In paragraphs 1.1.1.9, 1.1.2, 1.2.2, 1.2.6, 3.3.1, 3.3.2, 7.4.1.2, 10.3, 20.1 and 21.4, the term “LPP” shall be replaced by the term “LPP / LP”;</w:t>
+            </w:r>
+          </w:p>
+          <w:p>
+            <w:pPr>
+              <w:jc w:val="both"/>
+              <w:rPr>
+                <w:kern w:val="2"/>
+                <w:szCs w:val="24"/>
+              </w:rPr>
+            </w:pPr>
+          </w:p>
+          <w:p>
+            <w:pPr>
+              <w:jc w:val="both"/>
+              <w:rPr>
+                <w:kern w:val="2"/>
+                <w:szCs w:val="24"/>
+              </w:rPr>
+            </w:pPr>
+            <w:r>
+              <w:rPr>
+                <w:kern w:val="2"/>
+                <w:szCs w:val="24"/>
+                <w:lang w:val="en-GB"/>
+              </w:rPr>
+              <w:t xml:space="preserve">“10.6. The bank (insurance company) shall not be entitled to require the Buyer to substantiate its claim. In its notice to the bank (insurance company), the Buyer shall state that the amount of the Contract Performance Security is due to it because the Supplier has failed to perform the Contract in part or in full and/or the Contract has been terminated through the fault of the Supplier. The Buyer shall not be obliged to prove any losses actually incurred, and the Supplier, by signing the Contract and providing the Contract Performance Security, confirms that the amount of the Contract Performance Security shall be deemed to be the Buyer’s minimum losses which do not need to be proved.”;</w:t>
+            </w:r>
+          </w:p>
+          <w:p>
+            <w:pPr>
+              <w:jc w:val="both"/>
+              <w:rPr>
+                <w:kern w:val="2"/>
+                <w:szCs w:val="24"/>
+              </w:rPr>
+            </w:pPr>
+          </w:p>
+          <w:p>
+            <w:pPr>
+              <w:jc w:val="both"/>
+              <w:rPr>
+                <w:kern w:val="2"/>
+                <w:szCs w:val="24"/>
+              </w:rPr>
+            </w:pPr>
+            <w:r>
+              <w:rPr>
+                <w:kern w:val="2"/>
+                <w:szCs w:val="24"/>
+                <w:lang w:val="en-GB"/>
+              </w:rPr>
+              <w:t xml:space="preserve">“10.16.3. if the Buyer has suffered losses (direct losses, default interest and/or penalties (where liquidated damages are provided for in the Contract)) as a result of any action (act or omission) of the Supplier.”;</w:t>
+            </w:r>
+          </w:p>
+          <w:p>
+            <w:pPr>
+              <w:jc w:val="both"/>
+              <w:rPr>
+                <w:kern w:val="2"/>
+                <w:szCs w:val="24"/>
+              </w:rPr>
+            </w:pPr>
+          </w:p>
+          <w:p>
+            <w:pPr>
+              <w:jc w:val="both"/>
+              <w:rPr>
+                <w:kern w:val="2"/>
+                <w:szCs w:val="24"/>
+              </w:rPr>
+            </w:pPr>
+            <w:r>
+              <w:rPr>
+                <w:kern w:val="2"/>
+                <w:szCs w:val="24"/>
+                <w:lang w:val="en-GB"/>
+              </w:rPr>
+              <w:t xml:space="preserve">“16.4. In performing the Contract, the Supplier undertakes to comply with the environmental, social and labour law obligations established by European Union and national law, collective agreements and the international conventions listed in Annex 5 to the LPP / Annex 7 to the LP.”;</w:t>
+            </w:r>
+          </w:p>
+          <w:p>
+            <w:pPr>
+              <w:jc w:val="both"/>
+              <w:rPr>
+                <w:kern w:val="2"/>
+                <w:szCs w:val="24"/>
+              </w:rPr>
+            </w:pPr>
+          </w:p>
+          <w:p>
+            <w:pPr>
+              <w:jc w:val="both"/>
+              <w:rPr>
+                <w:kern w:val="2"/>
+                <w:szCs w:val="24"/>
+              </w:rPr>
+            </w:pPr>
+            <w:r>
+              <w:rPr>
+                <w:kern w:val="2"/>
+                <w:szCs w:val="24"/>
+                <w:lang w:val="en-GB"/>
+              </w:rPr>
+              <w:t xml:space="preserve">“17.7. If the Contract is terminated for a material breach of the Contract under subparagraph 22.2.1 of the General Terms and Conditions and/or the Supplier performs an essential term of the Contract specified in Section 10 of the Special Terms and Conditions with serious or repeated deficiencies, the Supplier shall be included in the list of unreliable suppliers in accordance with the procedure laid down in Article 91 of the LPP / Article 99 of the LP. The cases in which an essential term of the Contract is deemed to be performed with serious or repeated deficiencies are specified in Section 10 of the Special Terms and Conditions. An essential term of the Contract may also be found to be performed with serious or repeated deficiencies in other cases not specified in the Special Terms and Conditions, having regard to the specific circumstances of the improper performance of the essential term of the Contract.”;</w:t>
+            </w:r>
+          </w:p>
+          <w:p>
+            <w:pPr>
+              <w:jc w:val="both"/>
+              <w:rPr>
+                <w:kern w:val="2"/>
+                <w:szCs w:val="24"/>
+              </w:rPr>
+            </w:pPr>
+          </w:p>
+          <w:p>
+            <w:pPr>
+              <w:jc w:val="both"/>
+              <w:rPr>
+                <w:kern w:val="2"/>
+                <w:szCs w:val="24"/>
+              </w:rPr>
+            </w:pPr>
+            <w:r>
+              <w:rPr>
+                <w:kern w:val="2"/>
+                <w:szCs w:val="24"/>
+                <w:lang w:val="en-GB"/>
+              </w:rPr>
+              <w:t xml:space="preserve">“20.4. Agreements shall enter into force upon their conclusion, unless otherwise provided in the Agreement. The Buyer shall make the Agreement public in accordance with the procedure laid down in Articles 33 and 86 of the LPP / Articles 46 and 94 of the LP.”;</w:t>
+            </w:r>
+          </w:p>
+          <w:p>
+            <w:pPr>
+              <w:jc w:val="both"/>
+              <w:rPr>
+                <w:kern w:val="2"/>
+                <w:szCs w:val="24"/>
+              </w:rPr>
+            </w:pPr>
+          </w:p>
+          <w:p>
+            <w:pPr>
+              <w:jc w:val="both"/>
+              <w:rPr>
+                <w:kern w:val="2"/>
+                <w:szCs w:val="24"/>
+              </w:rPr>
+            </w:pPr>
+            <w:r>
+              <w:rPr>
+                <w:kern w:val="2"/>
+                <w:szCs w:val="24"/>
+                <w:lang w:val="en-GB"/>
+              </w:rPr>
+              <w:t xml:space="preserve">The first paragraph of Section 22: “The Contract may be terminated in the cases provided for in Article 90 of the LPP / Article 98 of the LP and in the Contract, including the possibility of terminating the Contract by agreement of the Parties.”;</w:t>
+            </w:r>
+          </w:p>
+          <w:p>
+            <w:pPr>
+              <w:jc w:val="both"/>
+              <w:rPr>
+                <w:kern w:val="2"/>
+                <w:szCs w:val="24"/>
+              </w:rPr>
+            </w:pPr>
+          </w:p>
+          <w:p>
+            <w:pPr>
+              <w:jc w:val="both"/>
+              <w:rPr>
+                <w:kern w:val="2"/>
+                <w:szCs w:val="24"/>
+              </w:rPr>
+            </w:pPr>
+            <w:r>
+              <w:rPr>
+                <w:kern w:val="2"/>
+                <w:szCs w:val="24"/>
+                <w:lang w:val="en-GB"/>
+              </w:rPr>
+              <w:t xml:space="preserve">“22.2.2.2. the Supplier fails to ensure compliance with the requirements set out in paragraph 3.1.1 of the General Terms and Conditions of the Contract;”.</w:t>
+            </w:r>
+          </w:p>
+          <w:p>
+            <w:pPr>
+              <w:jc w:val="both"/>
+              <w:rPr>
+                <w:kern w:val="2"/>
+                <w:szCs w:val="24"/>
+              </w:rPr>
+            </w:pPr>
+          </w:p>
+          <w:p>
+            <w:pPr>
+              <w:jc w:val="both"/>
+              <w:rPr>
+                <w:kern w:val="2"/>
+                <w:szCs w:val="24"/>
+              </w:rPr>
+            </w:pPr>
+            <w:r>
+              <w:rPr>
+                <w:kern w:val="2"/>
+                <w:szCs w:val="24"/>
+                <w:lang w:val="en-GB"/>
+              </w:rPr>
+              <w:t xml:space="preserve">“22.2.2.14. the circumstances referred to in Article 37(8) and/or Article 47(8) of the LPP / Article 50(8) of the LP and/or Article 47(8) of the LPP come to light.”;</w:t>
+            </w:r>
+          </w:p>
+          <w:p>
+            <w:pPr>
+              <w:jc w:val="both"/>
+              <w:rPr>
+                <w:kern w:val="2"/>
+                <w:szCs w:val="24"/>
+              </w:rPr>
+            </w:pPr>
+          </w:p>
+          <w:p>
+            <w:pPr>
+              <w:jc w:val="both"/>
+              <w:rPr>
+                <w:kern w:val="2"/>
+                <w:szCs w:val="24"/>
+              </w:rPr>
+            </w:pPr>
+            <w:r>
+              <w:rPr>
+                <w:kern w:val="2"/>
+                <w:szCs w:val="24"/>
+                <w:lang w:val="en-GB"/>
+              </w:rPr>
+              <w:t xml:space="preserve">“23.1.1. if the goods specified in the Supplier’s tender are no longer manufactured or their supply has been substantially disrupted and confirmation from the manufacturer has been obtained, and/or the goods or their manufacturer pose a threat to national security, and/or the supply of the Goods is contrary to the mandatory international sanctions implemented in the Republic of Lithuania as defined in the Law on Sanctions, and/or the goods, their components and/or the manufacturer do not comply with Article 45(2¹) of the LPP / Article 58(4¹) of the LP;”.</w:t>
+            </w:r>
+          </w:p>
+          <w:p>
+            <w:pPr>
+              <w:jc w:val="both"/>
+              <w:rPr>
+                <w:kern w:val="2"/>
+                <w:szCs w:val="24"/>
+              </w:rPr>
+            </w:pPr>
+          </w:p>
+          <w:p>
+            <w:pPr>
+              <w:jc w:val="both"/>
+              <w:rPr>
+                <w:kern w:val="2"/>
+                <w:szCs w:val="24"/>
+              </w:rPr>
+            </w:pPr>
+            <w:r>
+              <w:rPr>
+                <w:kern w:val="2"/>
+                <w:szCs w:val="24"/>
+                <w:lang w:val="en-GB"/>
+              </w:rPr>
+              <w:t xml:space="preserve">Paragraph 22.2.2 of the General Terms and Conditions of the Contract is supplemented by subparagraph 22.2.2.15:</w:t>
+            </w:r>
+          </w:p>
+          <w:p>
+            <w:pPr>
+              <w:jc w:val="both"/>
+              <w:rPr>
+                <w:kern w:val="2"/>
+                <w:szCs w:val="24"/>
+              </w:rPr>
+            </w:pPr>
+          </w:p>
+          <w:p>
+            <w:pPr>
+              <w:jc w:val="both"/>
+              <w:rPr>
+                <w:kern w:val="2"/>
+                <w:szCs w:val="24"/>
+              </w:rPr>
+            </w:pPr>
+            <w:r>
+              <w:rPr>
+                <w:kern w:val="2"/>
+                <w:szCs w:val="24"/>
+                <w:lang w:val="en-GB"/>
+              </w:rPr>
+              <w:t xml:space="preserve">“22.2.2.15. the Supplier breaches the provisions of the Contract governing personal data protection, intellectual property or the management of confidential information.”</w:t>
             </w:r>
           </w:p>
           <w:p>
@@ -18319,7 +18199,7 @@
                 <w:szCs w:val="24"/>
                 <w:lang w:val="en-GB"/>
               </w:rPr>
-              <w:t xml:space="preserve">14.2. Supplement to the contract regarding compliance with Partners’ Code of Ethics</w:t>
+              <w:t xml:space="preserve">14.2. Supplement to the terms and conditions of the Contract regarding compliance with the Partners’ Code of Ethics</w:t>
             </w:r>
           </w:p>
         </w:tc>
@@ -18391,7 +18271,7 @@
                 <w:szCs w:val="24"/>
                 <w:lang w:val="en-GB"/>
               </w:rPr>
-              <w:t xml:space="preserve">By signing the Contract, the Supplier declares and guarantees that they are familiar with the provisions of the </w:t>
+              <w:t xml:space="preserve">By signing the Contract, the Supplier represents and warrants that it is familiar with the provisions of the </w:t>
             </w:r>
             <w:hyperlink r:id="rId11" w:history="1">
               <w:r>
@@ -18493,28 +18373,7 @@
                 <w:szCs w:val="24"/>
                 <w:lang w:val="en-GB"/>
               </w:rPr>
-              <w:t xml:space="preserve">14.3. </w:t>
-            </w:r>
-            <w:r>
-              <w:rPr>
-                <w:b/>
-                <w:bCs/>
-                <w:kern w:val="2"/>
-                <w:szCs w:val="24"/>
-                <w:highlight w:val="yellow"/>
-                <w:lang w:val="en-GB"/>
-              </w:rPr>
-              <w:t xml:space="preserve">Supplement to the terms of the Contract regarding</w:t>
-            </w:r>
-            <w:r>
-              <w:rPr>
-                <w:b/>
-                <w:bCs/>
-                <w:kern w:val="2"/>
-                <w:szCs w:val="24"/>
-                <w:lang w:val="en-GB"/>
-              </w:rPr>
-              <w:t xml:space="preserve"> compliance with the Law on the Protection of Objects of Importance to Ensuring National Security</w:t>
+              <w:t xml:space="preserve">14.3. Supplement to the terms and conditions of the Contract regarding compliance with the Law on the Protection of Objects of Importance to Ensuring National Security</w:t>
             </w:r>
           </w:p>
         </w:tc>
@@ -18677,24 +18536,7 @@
                 <w:szCs w:val="24"/>
                 <w:lang w:val="en-GB"/>
               </w:rPr>
-              <w:t xml:space="preserve">The employees of the Supplier and/or subcontractors who will need the right to access, without escort, the facilities or assets managed by the </w:t>
-            </w:r>
-            <w:r>
-              <w:rPr>
-                <w:kern w:val="2"/>
-                <w:szCs w:val="24"/>
-                <w:highlight w:val="yellow"/>
-                <w:lang w:val="en-GB"/>
-              </w:rPr>
-              <w:t xml:space="preserve">Buyer</w:t>
-            </w:r>
-            <w:r>
-              <w:rPr>
-                <w:kern w:val="2"/>
-                <w:szCs w:val="24"/>
-                <w:lang w:val="en-GB"/>
-              </w:rPr>
-              <w:t xml:space="preserve"> that are important for ensuring national security must meet the criteria specified in Article 17, Part 2 of the Law on the Protection of Objects Important for Ensuring National Security. Upon concluding the Contract, the Supplier undertakes to provide the consent of such individuals to be screened, as well as the information and documents confirming that there are no circumstances as indicated in Article 17, Part 2 of the Law on the Protection of Objects Important for Ensuring National Security.</w:t>
+              <w:t xml:space="preserve">Employees of the Supplier and/or subcontractors who will require the right of unescorted access to the facilities or assets of importance to ensuring national security managed by the Buyer shall meet the criteria set out in the points of Article 17(2) of the Law on the Protection of Objects of Importance to Ensuring National Security. Upon conclusion of the Contract, the Supplier undertakes to submit the consents of such persons to be vetted, together with information and documents confirming the absence of the circumstances referred to in the points of Article 17(2) of the Law on the Protection of Objects of Importance to Ensuring National Security.</w:t>
             </w:r>
           </w:p>
         </w:tc>
@@ -18779,10 +18621,9 @@
                 <w:bCs/>
                 <w:kern w:val="2"/>
                 <w:szCs w:val="24"/>
-                <w:highlight w:val="yellow"/>
-                <w:lang w:val="en-GB"/>
-              </w:rPr>
-              <w:t xml:space="preserve">14.4. Supplement to the terms of the Contract regarding the consent to work at operating electricity transmission network facilities (installations) and/or in their protection zone (hereinafter referred to as the Consent)</w:t>
+                <w:lang w:val="en-GB"/>
+              </w:rPr>
+              <w:t xml:space="preserve">14.4. Supplement to the terms and conditions of the Contract regarding consent to work at operating electricity transmission network facilities (installations) and/or in their protection zones (hereinafter referred to as the “Consent”)</w:t>
             </w:r>
           </w:p>
         </w:tc>
@@ -19140,57 +18981,57 @@
                 <w:szCs w:val="24"/>
                 <w:lang w:val="en-GB"/>
               </w:rPr>
-              <w:t xml:space="preserve">14.4.1. Prior to the provision of Services, the Supplier (including subcontractors) must obtain written Consent from the Buyer;</w:t>
-            </w:r>
-          </w:p>
-          <w:p>
-            <w:pPr>
-              <w:jc w:val="both"/>
-              <w:rPr>
-                <w:kern w:val="2"/>
-                <w:szCs w:val="24"/>
-              </w:rPr>
-            </w:pPr>
-            <w:r>
-              <w:rPr>
-                <w:kern w:val="2"/>
-                <w:szCs w:val="24"/>
-                <w:lang w:val="en-GB"/>
-              </w:rPr>
-              <w:t xml:space="preserve">14.4.2. To obtain the Consent, the Supplier undertakes to provide all the necessary documents required for obtaining such Consent;</w:t>
-            </w:r>
-          </w:p>
-          <w:p>
-            <w:pPr>
-              <w:jc w:val="both"/>
-              <w:rPr>
-                <w:kern w:val="2"/>
-                <w:szCs w:val="24"/>
-              </w:rPr>
-            </w:pPr>
-            <w:r>
-              <w:rPr>
-                <w:kern w:val="2"/>
-                <w:szCs w:val="24"/>
-                <w:lang w:val="en-GB"/>
-              </w:rPr>
-              <w:t xml:space="preserve">14.4.3. The Consent issued by the Buyer must remain valid for the entire period during which the Services are provided at the specified sites and/or locations;</w:t>
-            </w:r>
-          </w:p>
-          <w:p>
-            <w:pPr>
-              <w:rPr>
-                <w:kern w:val="2"/>
-                <w:szCs w:val="24"/>
-              </w:rPr>
-            </w:pPr>
-            <w:r>
-              <w:rPr>
-                <w:kern w:val="2"/>
-                <w:szCs w:val="24"/>
-                <w:lang w:val="en-GB"/>
-              </w:rPr>
-              <w:t xml:space="preserve">14.4.4. If the Supplier or a subcontractor provides the Services without the Buyer's written Consent (in cases where the Consent was not obtained, its validity has expired, or the Buyer has revoked or suspended the Consent, etc.), or if the Services were provided by employees not specified in the Consent, the Supplier will be subject to a penalty specified in clause 9.10 of the Special Terms and Conditions.</w:t>
+              <w:t xml:space="preserve">14.4.1. before the start of the provision of the Services, the Supplier (including subcontractors) shall obtain the Buyer’s written Consent;</w:t>
+            </w:r>
+          </w:p>
+          <w:p>
+            <w:pPr>
+              <w:jc w:val="both"/>
+              <w:rPr>
+                <w:kern w:val="2"/>
+                <w:szCs w:val="24"/>
+              </w:rPr>
+            </w:pPr>
+            <w:r>
+              <w:rPr>
+                <w:kern w:val="2"/>
+                <w:szCs w:val="24"/>
+                <w:lang w:val="en-GB"/>
+              </w:rPr>
+              <w:t xml:space="preserve">14.4.2. in order to obtain the Consent, the Supplier undertakes to submit all documents required to obtain such Consent;</w:t>
+            </w:r>
+          </w:p>
+          <w:p>
+            <w:pPr>
+              <w:jc w:val="both"/>
+              <w:rPr>
+                <w:kern w:val="2"/>
+                <w:szCs w:val="24"/>
+              </w:rPr>
+            </w:pPr>
+            <w:r>
+              <w:rPr>
+                <w:kern w:val="2"/>
+                <w:szCs w:val="24"/>
+                <w:lang w:val="en-GB"/>
+              </w:rPr>
+              <w:t xml:space="preserve">14.4.3. the Consent issued by the Buyer shall remain valid for the entire period of the provision of the Services at the specified facilities and/or sites;</w:t>
+            </w:r>
+          </w:p>
+          <w:p>
+            <w:pPr>
+              <w:rPr>
+                <w:kern w:val="2"/>
+                <w:szCs w:val="24"/>
+              </w:rPr>
+            </w:pPr>
+            <w:r>
+              <w:rPr>
+                <w:kern w:val="2"/>
+                <w:szCs w:val="24"/>
+                <w:lang w:val="en-GB"/>
+              </w:rPr>
+              <w:t xml:space="preserve">14.4.4. where the Supplier or a subcontractor provides the Services without the Buyer’s written Consent (where the Consent has not been obtained, has expired, has been revoked or suspended by the Buyer, etc.), as well as where the Services were provided by employees not specified in the Consent, the Supplier shall be subject to the penalty in the amount specified in paragraph 9.10 of the Special Terms and Conditions.</w:t>
             </w:r>
           </w:p>
         </w:tc>
@@ -19288,7 +19129,7 @@
                 <w:szCs w:val="24"/>
                 <w:lang w:val="en-GB"/>
               </w:rPr>
-              <w:t xml:space="preserve">15.1. Annex No. 1</w:t>
+              <w:t xml:space="preserve">15.1. Annex 1</w:t>
             </w:r>
           </w:p>
         </w:tc>
@@ -19382,7 +19223,7 @@
                 <w:szCs w:val="24"/>
                 <w:lang w:val="en-GB"/>
               </w:rPr>
-              <w:t xml:space="preserve">15.2. Annex No. 2</w:t>
+              <w:t xml:space="preserve">15.2. Annex 2</w:t>
             </w:r>
           </w:p>
         </w:tc>
@@ -19476,7 +19317,7 @@
                 <w:szCs w:val="24"/>
                 <w:lang w:val="en-GB"/>
               </w:rPr>
-              <w:t xml:space="preserve">Procurement documents, their amendments and clarifications are published at the following address: </w:t>
+              <w:t xml:space="preserve">Procurement documents and any clarifications and explanations thereof are published at: </w:t>
             </w:r>
             <w:sdt>
               <w:sdtPr>
@@ -19564,7 +19405,7 @@
                 <w:szCs w:val="24"/>
                 <w:lang w:val="en-GB"/>
               </w:rPr>
-              <w:t xml:space="preserve">15.3. Annex No. 3</w:t>
+              <w:t xml:space="preserve">15.3. Annex 3</w:t>
             </w:r>
           </w:p>
         </w:tc>
@@ -19847,7 +19688,7 @@
                 <w:szCs w:val="24"/>
                 <w:lang w:val="en-GB"/>
               </w:rPr>
-              <w:t xml:space="preserve">15.6. Annex No. 6</w:t>
+              <w:t xml:space="preserve">15.6. Annex 6</w:t>
             </w:r>
           </w:p>
         </w:tc>
@@ -20029,7 +19870,7 @@
                 <w:szCs w:val="24"/>
                 <w:lang w:val="en-GB"/>
               </w:rPr>
-              <w:t xml:space="preserve">(name, title and surname of representative)</w:t>
+              <w:t xml:space="preserve">(position, name and surname of the representative)</w:t>
             </w:r>
           </w:p>
         </w:tc>
@@ -20115,7 +19956,7 @@
                 <w:szCs w:val="24"/>
                 <w:lang w:val="en-GB"/>
               </w:rPr>
-              <w:t xml:space="preserve">(name, title and surname of representative)</w:t>
+              <w:t xml:space="preserve">(position, name and surname of the representative)</w:t>
             </w:r>
           </w:p>
         </w:tc>

--- a/PP-salygos/templates/sutartys/PASLAUGOS_LTEN_SS.docx
+++ b/PP-salygos/templates/sutartys/PASLAUGOS_LTEN_SS.docx
@@ -1564,7 +1564,7 @@
                 <w:szCs w:val="24"/>
                 <w:lang w:val="en-GB"/>
               </w:rPr>
-              <w:t xml:space="preserve">1.1.1. Name</w:t>
+              <w:t xml:space="preserve">1.2.1. Name</w:t>
             </w:r>
           </w:p>
           <w:p>
@@ -1682,7 +1682,7 @@
                 <w:szCs w:val="24"/>
                 <w:lang w:val="en-GB"/>
               </w:rPr>
-              <w:t xml:space="preserve">1.1.3. Address</w:t>
+              <w:t xml:space="preserve">1.2.3. Address</w:t>
             </w:r>
           </w:p>
           <w:p>
@@ -1859,7 +1859,7 @@
                 <w:szCs w:val="24"/>
                 <w:lang w:val="en-GB"/>
               </w:rPr>
-              <w:t xml:space="preserve">1.1.6. Bank, bank code</w:t>
+              <w:t xml:space="preserve">1.2.6. Bank, bank code</w:t>
             </w:r>
           </w:p>
           <w:p>
@@ -1918,7 +1918,7 @@
                 <w:szCs w:val="24"/>
                 <w:lang w:val="en-GB"/>
               </w:rPr>
-              <w:t xml:space="preserve">1.1.7. Telephone</w:t>
+              <w:t xml:space="preserve">1.2.7. Telephone</w:t>
             </w:r>
           </w:p>
           <w:p>
@@ -2095,7 +2095,7 @@
                 <w:szCs w:val="24"/>
                 <w:lang w:val="en-GB"/>
               </w:rPr>
-              <w:t xml:space="preserve">1.1.10. Grounds for representation</w:t>
+              <w:t xml:space="preserve">1.2.10. Grounds for representation</w:t>
             </w:r>
           </w:p>
           <w:p>
